--- a/Template_Proposta.docx
+++ b/Template_Proposta.docx
@@ -626,7 +626,7 @@
         <w:rPr>
           <w:spacing w:val="-2"/>
         </w:rPr>
-        <w:t>Comunidade</w:t>
+        <w:t>{{CATEGORIA}}</w:t>
       </w:r>
       <w:r>
         <w:tab/>
@@ -639,19 +639,9 @@
       </w:r>
       <w:r>
         <w:tab/>
-        <w:t>Danielle</w:t>
-      </w:r>
-      <w:r>
-        <w:rPr>
-          <w:spacing w:val="-9"/>
-        </w:rPr>
-        <w:t xml:space="preserve"> </w:t>
-      </w:r>
-      <w:r>
-        <w:rPr>
-          <w:spacing w:val="-4"/>
-        </w:rPr>
-        <w:t>Cruz</w:t>
+      </w:r>
+      <w:r>
+        <w:t>{{CONTATO_FUNCAO}}</w:t>
       </w:r>
     </w:p>
     <w:p>
@@ -2239,12 +2229,8 @@
           <w:sz w:val="18"/>
         </w:rPr>
         <w:sectPr>
-          <w:headerReference w:type="even" r:id="rId7"/>
-          <w:headerReference w:type="default" r:id="rId8"/>
-          <w:footerReference w:type="even" r:id="rId9"/>
-          <w:footerReference w:type="default" r:id="rId10"/>
-          <w:headerReference w:type="first" r:id="rId11"/>
-          <w:footerReference w:type="first" r:id="rId12"/>
+          <w:headerReference w:type="default" r:id="rId7"/>
+          <w:footerReference w:type="default" r:id="rId8"/>
           <w:type w:val="continuous"/>
           <w:pgSz w:w="11910" w:h="16840"/>
           <w:pgMar w:top="2460" w:right="566" w:bottom="2060" w:left="566" w:header="565" w:footer="1874" w:gutter="0"/>
@@ -14340,7 +14326,7 @@
         </w:rPr>
         <w:t xml:space="preserve">tais como corrupção, extorsão, suborno ou lavagem de dinheiro, no desempenho de suas atividades, sendo assim, os CONTRATANTES declaram estar cientes e respeitar o CÓDIGO DE CONDUTA ÉTICA e a POLÍTICA ANTICORRUPÇÃO da instituição, disponível em </w:t>
       </w:r>
-      <w:hyperlink r:id="rId13">
+      <w:hyperlink r:id="rId9">
         <w:r>
           <w:rPr>
             <w:sz w:val="20"/>
@@ -21925,16 +21911,6 @@
 </file>
 
 <file path=word/footer1.xml><?xml version="1.0" encoding="utf-8"?>
-<w:ftr xmlns:wpc="http://schemas.microsoft.com/office/word/2010/wordprocessingCanvas" xmlns:cx="http://schemas.microsoft.com/office/drawing/2014/chartex" xmlns:cx1="http://schemas.microsoft.com/office/drawing/2015/9/8/chartex" xmlns:cx2="http://schemas.microsoft.com/office/drawing/2015/10/21/chartex" xmlns:cx3="http://schemas.microsoft.com/office/drawing/2016/5/9/chartex" xmlns:cx4="http://schemas.microsoft.com/office/drawing/2016/5/10/chartex" xmlns:cx5="http://schemas.microsoft.com/office/drawing/2016/5/11/chartex" xmlns:cx6="http://schemas.microsoft.com/office/drawing/2016/5/12/chartex" xmlns:cx7="http://schemas.microsoft.com/office/drawing/2016/5/13/chartex" xmlns:cx8="http://schemas.microsoft.com/office/drawing/2016/5/14/chartex" xmlns:mc="http://schemas.openxmlformats.org/markup-compatibility/2006" xmlns:aink="http://schemas.microsoft.com/office/drawing/2016/ink" xmlns:am3d="http://schemas.microsoft.com/office/drawing/2017/model3d" xmlns:o="urn:schemas-microsoft-com:office:office" xmlns:oel="http://schemas.microsoft.com/office/2019/extlst" xmlns:r="http://schemas.openxmlformats.org/officeDocument/2006/relationships" xmlns:m="http://schemas.openxmlformats.org/officeDocument/2006/math" xmlns:v="urn:schemas-microsoft-com:vml" xmlns:wp14="http://schemas.microsoft.com/office/word/2010/wordprocessingDrawing" xmlns:wp="http://schemas.openxmlformats.org/drawingml/2006/wordprocessingDrawing" xmlns:w10="urn:schemas-microsoft-com:office:word" xmlns:w="http://schemas.openxmlformats.org/wordprocessingml/2006/main" xmlns:w14="http://schemas.microsoft.com/office/word/2010/wordml" xmlns:w15="http://schemas.microsoft.com/office/word/2012/wordml" xmlns:w16cex="http://schemas.microsoft.com/office/word/2018/wordml/cex" xmlns:w16cid="http://schemas.microsoft.com/office/word/2016/wordml/cid" xmlns:w16="http://schemas.microsoft.com/office/word/2018/wordml" xmlns:w16du="http://schemas.microsoft.com/office/word/2023/wordml/word16du" xmlns:w16sdtdh="http://schemas.microsoft.com/office/word/2020/wordml/sdtdatahash" xmlns:w16sdtfl="http://schemas.microsoft.com/office/word/2024/wordml/sdtformatlock" xmlns:w16se="http://schemas.microsoft.com/office/word/2015/wordml/symex" xmlns:wpg="http://schemas.microsoft.com/office/word/2010/wordprocessingGroup" xmlns:wpi="http://schemas.microsoft.com/office/word/2010/wordprocessingInk" xmlns:wne="http://schemas.microsoft.com/office/word/2006/wordml" xmlns:wps="http://schemas.microsoft.com/office/word/2010/wordprocessingShape" mc:Ignorable="w14 w15 w16se w16cid w16 w16cex w16sdtdh w16sdtfl w16du wp14">
-  <w:p>
-    <w:pPr>
-      <w:pStyle w:val="Rodap"/>
-    </w:pPr>
-  </w:p>
-</w:ftr>
-</file>
-
-<file path=word/footer2.xml><?xml version="1.0" encoding="utf-8"?>
 <w:ftr xmlns:wpc="http://schemas.microsoft.com/office/word/2010/wordprocessingCanvas" xmlns:cx="http://schemas.microsoft.com/office/drawing/2014/chartex" xmlns:cx1="http://schemas.microsoft.com/office/drawing/2015/9/8/chartex" xmlns:cx2="http://schemas.microsoft.com/office/drawing/2015/10/21/chartex" xmlns:cx3="http://schemas.microsoft.com/office/drawing/2016/5/9/chartex" xmlns:cx4="http://schemas.microsoft.com/office/drawing/2016/5/10/chartex" xmlns:cx5="http://schemas.microsoft.com/office/drawing/2016/5/11/chartex" xmlns:cx6="http://schemas.microsoft.com/office/drawing/2016/5/12/chartex" xmlns:cx7="http://schemas.microsoft.com/office/drawing/2016/5/13/chartex" xmlns:cx8="http://schemas.microsoft.com/office/drawing/2016/5/14/chartex" xmlns:mc="http://schemas.openxmlformats.org/markup-compatibility/2006" xmlns:aink="http://schemas.microsoft.com/office/drawing/2016/ink" xmlns:am3d="http://schemas.microsoft.com/office/drawing/2017/model3d" xmlns:o="urn:schemas-microsoft-com:office:office" xmlns:oel="http://schemas.microsoft.com/office/2019/extlst" xmlns:r="http://schemas.openxmlformats.org/officeDocument/2006/relationships" xmlns:m="http://schemas.openxmlformats.org/officeDocument/2006/math" xmlns:v="urn:schemas-microsoft-com:vml" xmlns:wp14="http://schemas.microsoft.com/office/word/2010/wordprocessingDrawing" xmlns:wp="http://schemas.openxmlformats.org/drawingml/2006/wordprocessingDrawing" xmlns:w10="urn:schemas-microsoft-com:office:word" xmlns:w="http://schemas.openxmlformats.org/wordprocessingml/2006/main" xmlns:w14="http://schemas.microsoft.com/office/word/2010/wordml" xmlns:w15="http://schemas.microsoft.com/office/word/2012/wordml" xmlns:w16cex="http://schemas.microsoft.com/office/word/2018/wordml/cex" xmlns:w16cid="http://schemas.microsoft.com/office/word/2016/wordml/cid" xmlns:w16="http://schemas.microsoft.com/office/word/2018/wordml" xmlns:w16du="http://schemas.microsoft.com/office/word/2023/wordml/word16du" xmlns:w16sdtdh="http://schemas.microsoft.com/office/word/2020/wordml/sdtdatahash" xmlns:w16sdtfl="http://schemas.microsoft.com/office/word/2024/wordml/sdtformatlock" xmlns:w16se="http://schemas.microsoft.com/office/word/2015/wordml/symex" xmlns:wpg="http://schemas.microsoft.com/office/word/2010/wordprocessingGroup" xmlns:wpi="http://schemas.microsoft.com/office/word/2010/wordprocessingInk" xmlns:wne="http://schemas.microsoft.com/office/word/2006/wordml" xmlns:wps="http://schemas.microsoft.com/office/word/2010/wordprocessingShape" mc:Ignorable="w14 w15 w16se w16cid w16 w16cex w16sdtdh w16sdtfl w16du wp14">
   <w:p>
     <w:pPr>
@@ -22305,16 +22281,6 @@
 </w:ftr>
 </file>
 
-<file path=word/footer3.xml><?xml version="1.0" encoding="utf-8"?>
-<w:ftr xmlns:wpc="http://schemas.microsoft.com/office/word/2010/wordprocessingCanvas" xmlns:cx="http://schemas.microsoft.com/office/drawing/2014/chartex" xmlns:cx1="http://schemas.microsoft.com/office/drawing/2015/9/8/chartex" xmlns:cx2="http://schemas.microsoft.com/office/drawing/2015/10/21/chartex" xmlns:cx3="http://schemas.microsoft.com/office/drawing/2016/5/9/chartex" xmlns:cx4="http://schemas.microsoft.com/office/drawing/2016/5/10/chartex" xmlns:cx5="http://schemas.microsoft.com/office/drawing/2016/5/11/chartex" xmlns:cx6="http://schemas.microsoft.com/office/drawing/2016/5/12/chartex" xmlns:cx7="http://schemas.microsoft.com/office/drawing/2016/5/13/chartex" xmlns:cx8="http://schemas.microsoft.com/office/drawing/2016/5/14/chartex" xmlns:mc="http://schemas.openxmlformats.org/markup-compatibility/2006" xmlns:aink="http://schemas.microsoft.com/office/drawing/2016/ink" xmlns:am3d="http://schemas.microsoft.com/office/drawing/2017/model3d" xmlns:o="urn:schemas-microsoft-com:office:office" xmlns:oel="http://schemas.microsoft.com/office/2019/extlst" xmlns:r="http://schemas.openxmlformats.org/officeDocument/2006/relationships" xmlns:m="http://schemas.openxmlformats.org/officeDocument/2006/math" xmlns:v="urn:schemas-microsoft-com:vml" xmlns:wp14="http://schemas.microsoft.com/office/word/2010/wordprocessingDrawing" xmlns:wp="http://schemas.openxmlformats.org/drawingml/2006/wordprocessingDrawing" xmlns:w10="urn:schemas-microsoft-com:office:word" xmlns:w="http://schemas.openxmlformats.org/wordprocessingml/2006/main" xmlns:w14="http://schemas.microsoft.com/office/word/2010/wordml" xmlns:w15="http://schemas.microsoft.com/office/word/2012/wordml" xmlns:w16cex="http://schemas.microsoft.com/office/word/2018/wordml/cex" xmlns:w16cid="http://schemas.microsoft.com/office/word/2016/wordml/cid" xmlns:w16="http://schemas.microsoft.com/office/word/2018/wordml" xmlns:w16du="http://schemas.microsoft.com/office/word/2023/wordml/word16du" xmlns:w16sdtdh="http://schemas.microsoft.com/office/word/2020/wordml/sdtdatahash" xmlns:w16sdtfl="http://schemas.microsoft.com/office/word/2024/wordml/sdtformatlock" xmlns:w16se="http://schemas.microsoft.com/office/word/2015/wordml/symex" xmlns:wpg="http://schemas.microsoft.com/office/word/2010/wordprocessingGroup" xmlns:wpi="http://schemas.microsoft.com/office/word/2010/wordprocessingInk" xmlns:wne="http://schemas.microsoft.com/office/word/2006/wordml" xmlns:wps="http://schemas.microsoft.com/office/word/2010/wordprocessingShape" mc:Ignorable="w14 w15 w16se w16cid w16 w16cex w16sdtdh w16sdtfl w16du wp14">
-  <w:p>
-    <w:pPr>
-      <w:pStyle w:val="Rodap"/>
-    </w:pPr>
-  </w:p>
-</w:ftr>
-</file>
-
 <file path=word/footnotes.xml><?xml version="1.0" encoding="utf-8"?>
 <w:footnotes xmlns:wpc="http://schemas.microsoft.com/office/word/2010/wordprocessingCanvas" xmlns:cx="http://schemas.microsoft.com/office/drawing/2014/chartex" xmlns:cx1="http://schemas.microsoft.com/office/drawing/2015/9/8/chartex" xmlns:cx2="http://schemas.microsoft.com/office/drawing/2015/10/21/chartex" xmlns:cx3="http://schemas.microsoft.com/office/drawing/2016/5/9/chartex" xmlns:cx4="http://schemas.microsoft.com/office/drawing/2016/5/10/chartex" xmlns:cx5="http://schemas.microsoft.com/office/drawing/2016/5/11/chartex" xmlns:cx6="http://schemas.microsoft.com/office/drawing/2016/5/12/chartex" xmlns:cx7="http://schemas.microsoft.com/office/drawing/2016/5/13/chartex" xmlns:cx8="http://schemas.microsoft.com/office/drawing/2016/5/14/chartex" xmlns:mc="http://schemas.openxmlformats.org/markup-compatibility/2006" xmlns:aink="http://schemas.microsoft.com/office/drawing/2016/ink" xmlns:am3d="http://schemas.microsoft.com/office/drawing/2017/model3d" xmlns:o="urn:schemas-microsoft-com:office:office" xmlns:oel="http://schemas.microsoft.com/office/2019/extlst" xmlns:r="http://schemas.openxmlformats.org/officeDocument/2006/relationships" xmlns:m="http://schemas.openxmlformats.org/officeDocument/2006/math" xmlns:v="urn:schemas-microsoft-com:vml" xmlns:wp14="http://schemas.microsoft.com/office/word/2010/wordprocessingDrawing" xmlns:wp="http://schemas.openxmlformats.org/drawingml/2006/wordprocessingDrawing" xmlns:w10="urn:schemas-microsoft-com:office:word" xmlns:w="http://schemas.openxmlformats.org/wordprocessingml/2006/main" xmlns:w14="http://schemas.microsoft.com/office/word/2010/wordml" xmlns:w15="http://schemas.microsoft.com/office/word/2012/wordml" xmlns:w16cex="http://schemas.microsoft.com/office/word/2018/wordml/cex" xmlns:w16cid="http://schemas.microsoft.com/office/word/2016/wordml/cid" xmlns:w16="http://schemas.microsoft.com/office/word/2018/wordml" xmlns:w16du="http://schemas.microsoft.com/office/word/2023/wordml/word16du" xmlns:w16sdtdh="http://schemas.microsoft.com/office/word/2020/wordml/sdtdatahash" xmlns:w16sdtfl="http://schemas.microsoft.com/office/word/2024/wordml/sdtformatlock" xmlns:w16se="http://schemas.microsoft.com/office/word/2015/wordml/symex" xmlns:wpg="http://schemas.microsoft.com/office/word/2010/wordprocessingGroup" xmlns:wpi="http://schemas.microsoft.com/office/word/2010/wordprocessingInk" xmlns:wne="http://schemas.microsoft.com/office/word/2006/wordml" xmlns:wps="http://schemas.microsoft.com/office/word/2010/wordprocessingShape" mc:Ignorable="w14 w15 w16se w16cid w16 w16cex w16sdtdh w16sdtfl w16du wp14">
   <w:footnote w:type="separator" w:id="-1">
@@ -22335,16 +22301,6 @@
 </file>
 
 <file path=word/header1.xml><?xml version="1.0" encoding="utf-8"?>
-<w:hdr xmlns:wpc="http://schemas.microsoft.com/office/word/2010/wordprocessingCanvas" xmlns:cx="http://schemas.microsoft.com/office/drawing/2014/chartex" xmlns:cx1="http://schemas.microsoft.com/office/drawing/2015/9/8/chartex" xmlns:cx2="http://schemas.microsoft.com/office/drawing/2015/10/21/chartex" xmlns:cx3="http://schemas.microsoft.com/office/drawing/2016/5/9/chartex" xmlns:cx4="http://schemas.microsoft.com/office/drawing/2016/5/10/chartex" xmlns:cx5="http://schemas.microsoft.com/office/drawing/2016/5/11/chartex" xmlns:cx6="http://schemas.microsoft.com/office/drawing/2016/5/12/chartex" xmlns:cx7="http://schemas.microsoft.com/office/drawing/2016/5/13/chartex" xmlns:cx8="http://schemas.microsoft.com/office/drawing/2016/5/14/chartex" xmlns:mc="http://schemas.openxmlformats.org/markup-compatibility/2006" xmlns:aink="http://schemas.microsoft.com/office/drawing/2016/ink" xmlns:am3d="http://schemas.microsoft.com/office/drawing/2017/model3d" xmlns:o="urn:schemas-microsoft-com:office:office" xmlns:oel="http://schemas.microsoft.com/office/2019/extlst" xmlns:r="http://schemas.openxmlformats.org/officeDocument/2006/relationships" xmlns:m="http://schemas.openxmlformats.org/officeDocument/2006/math" xmlns:v="urn:schemas-microsoft-com:vml" xmlns:wp14="http://schemas.microsoft.com/office/word/2010/wordprocessingDrawing" xmlns:wp="http://schemas.openxmlformats.org/drawingml/2006/wordprocessingDrawing" xmlns:w10="urn:schemas-microsoft-com:office:word" xmlns:w="http://schemas.openxmlformats.org/wordprocessingml/2006/main" xmlns:w14="http://schemas.microsoft.com/office/word/2010/wordml" xmlns:w15="http://schemas.microsoft.com/office/word/2012/wordml" xmlns:w16cex="http://schemas.microsoft.com/office/word/2018/wordml/cex" xmlns:w16cid="http://schemas.microsoft.com/office/word/2016/wordml/cid" xmlns:w16="http://schemas.microsoft.com/office/word/2018/wordml" xmlns:w16du="http://schemas.microsoft.com/office/word/2023/wordml/word16du" xmlns:w16sdtdh="http://schemas.microsoft.com/office/word/2020/wordml/sdtdatahash" xmlns:w16sdtfl="http://schemas.microsoft.com/office/word/2024/wordml/sdtformatlock" xmlns:w16se="http://schemas.microsoft.com/office/word/2015/wordml/symex" xmlns:wpg="http://schemas.microsoft.com/office/word/2010/wordprocessingGroup" xmlns:wpi="http://schemas.microsoft.com/office/word/2010/wordprocessingInk" xmlns:wne="http://schemas.microsoft.com/office/word/2006/wordml" xmlns:wps="http://schemas.microsoft.com/office/word/2010/wordprocessingShape" mc:Ignorable="w14 w15 w16se w16cid w16 w16cex w16sdtdh w16sdtfl w16du wp14">
-  <w:p>
-    <w:pPr>
-      <w:pStyle w:val="Cabealho"/>
-    </w:pPr>
-  </w:p>
-</w:hdr>
-</file>
-
-<file path=word/header2.xml><?xml version="1.0" encoding="utf-8"?>
 <w:hdr xmlns:wpc="http://schemas.microsoft.com/office/word/2010/wordprocessingCanvas" xmlns:cx="http://schemas.microsoft.com/office/drawing/2014/chartex" xmlns:cx1="http://schemas.microsoft.com/office/drawing/2015/9/8/chartex" xmlns:cx2="http://schemas.microsoft.com/office/drawing/2015/10/21/chartex" xmlns:cx3="http://schemas.microsoft.com/office/drawing/2016/5/9/chartex" xmlns:cx4="http://schemas.microsoft.com/office/drawing/2016/5/10/chartex" xmlns:cx5="http://schemas.microsoft.com/office/drawing/2016/5/11/chartex" xmlns:cx6="http://schemas.microsoft.com/office/drawing/2016/5/12/chartex" xmlns:cx7="http://schemas.microsoft.com/office/drawing/2016/5/13/chartex" xmlns:cx8="http://schemas.microsoft.com/office/drawing/2016/5/14/chartex" xmlns:mc="http://schemas.openxmlformats.org/markup-compatibility/2006" xmlns:aink="http://schemas.microsoft.com/office/drawing/2016/ink" xmlns:am3d="http://schemas.microsoft.com/office/drawing/2017/model3d" xmlns:o="urn:schemas-microsoft-com:office:office" xmlns:oel="http://schemas.microsoft.com/office/2019/extlst" xmlns:r="http://schemas.openxmlformats.org/officeDocument/2006/relationships" xmlns:m="http://schemas.openxmlformats.org/officeDocument/2006/math" xmlns:v="urn:schemas-microsoft-com:vml" xmlns:wp14="http://schemas.microsoft.com/office/word/2010/wordprocessingDrawing" xmlns:wp="http://schemas.openxmlformats.org/drawingml/2006/wordprocessingDrawing" xmlns:w10="urn:schemas-microsoft-com:office:word" xmlns:w="http://schemas.openxmlformats.org/wordprocessingml/2006/main" xmlns:w14="http://schemas.microsoft.com/office/word/2010/wordml" xmlns:w15="http://schemas.microsoft.com/office/word/2012/wordml" xmlns:w16cex="http://schemas.microsoft.com/office/word/2018/wordml/cex" xmlns:w16cid="http://schemas.microsoft.com/office/word/2016/wordml/cid" xmlns:w16="http://schemas.microsoft.com/office/word/2018/wordml" xmlns:w16du="http://schemas.microsoft.com/office/word/2023/wordml/word16du" xmlns:w16sdtdh="http://schemas.microsoft.com/office/word/2020/wordml/sdtdatahash" xmlns:w16sdtfl="http://schemas.microsoft.com/office/word/2024/wordml/sdtformatlock" xmlns:w16se="http://schemas.microsoft.com/office/word/2015/wordml/symex" xmlns:wpg="http://schemas.microsoft.com/office/word/2010/wordprocessingGroup" xmlns:wpi="http://schemas.microsoft.com/office/word/2010/wordprocessingInk" xmlns:wne="http://schemas.microsoft.com/office/word/2006/wordml" xmlns:wps="http://schemas.microsoft.com/office/word/2010/wordprocessingShape" mc:Ignorable="w14 w15 w16se w16cid w16 w16cex w16sdtdh w16sdtfl w16du wp14">
   <w:p>
     <w:pPr>
@@ -22457,15 +22413,6 @@
                             </w:rPr>
                             <w:t xml:space="preserve"> </w:t>
                           </w:r>
-                          <w:r>
-                            <w:rPr>
-                              <w:b/>
-                              <w:i/>
-                              <w:color w:val="696969"/>
-                              <w:spacing w:val="-2"/>
-                            </w:rPr>
-                            <w:t>{{NUMERO_DA_PROPOSTA}}</w:t>
-                          </w:r>
                         </w:p>
                         <w:p>
                           <w:pPr>
@@ -22500,29 +22447,7 @@
                               <w:szCs w:val="21"/>
                               <w:lang w:val="pt-BR" w:eastAsia="pt-BR"/>
                             </w:rPr>
-                            <w:t>{{</w:t>
-                          </w:r>
-                          <w:proofErr w:type="gramStart"/>
-                          <w:r>
-                            <w:rPr>
-                              <w:rFonts w:ascii="Consolas" w:eastAsia="Times New Roman" w:hAnsi="Consolas" w:cs="Times New Roman"/>
-                              <w:color w:val="FF7B72"/>
-                              <w:sz w:val="21"/>
-                              <w:szCs w:val="21"/>
-                              <w:lang w:val="pt-BR" w:eastAsia="pt-BR"/>
-                            </w:rPr>
-                            <w:t>NUMERO</w:t>
-                          </w:r>
-                          <w:proofErr w:type="gramEnd"/>
-                          <w:r>
-                            <w:rPr>
-                              <w:rFonts w:ascii="Consolas" w:eastAsia="Times New Roman" w:hAnsi="Consolas" w:cs="Times New Roman"/>
-                              <w:color w:val="FF7B72"/>
-                              <w:sz w:val="21"/>
-                              <w:szCs w:val="21"/>
-                              <w:lang w:val="pt-BR" w:eastAsia="pt-BR"/>
-                            </w:rPr>
-                            <w:t>_DA_PROPOSTA}}</w:t>
+                            <w:t>{{NUMERO_DA_PROPOSTA}}</w:t>
                           </w:r>
                         </w:p>
                         <w:p>
@@ -22545,29 +22470,7 @@
                               <w:szCs w:val="21"/>
                               <w:lang w:val="pt-BR" w:eastAsia="pt-BR"/>
                             </w:rPr>
-                            <w:t>{{</w:t>
-                          </w:r>
-                          <w:proofErr w:type="gramStart"/>
-                          <w:r>
-                            <w:rPr>
-                              <w:rFonts w:ascii="Consolas" w:eastAsia="Times New Roman" w:hAnsi="Consolas" w:cs="Times New Roman"/>
-                              <w:color w:val="FF7B72"/>
-                              <w:sz w:val="21"/>
-                              <w:szCs w:val="21"/>
-                              <w:lang w:val="pt-BR" w:eastAsia="pt-BR"/>
-                            </w:rPr>
-                            <w:t>NUMERO</w:t>
-                          </w:r>
-                          <w:proofErr w:type="gramEnd"/>
-                          <w:r>
-                            <w:rPr>
-                              <w:rFonts w:ascii="Consolas" w:eastAsia="Times New Roman" w:hAnsi="Consolas" w:cs="Times New Roman"/>
-                              <w:color w:val="FF7B72"/>
-                              <w:sz w:val="21"/>
-                              <w:szCs w:val="21"/>
-                              <w:lang w:val="pt-BR" w:eastAsia="pt-BR"/>
-                            </w:rPr>
-                            <w:t>_DA_PROPOSTA}}</w:t>
+                            <w:t>{{NUMERO_DA_PROPOSTA}}</w:t>
                           </w:r>
                         </w:p>
                         <w:p>
@@ -22590,29 +22493,7 @@
                               <w:spacing w:val="-2"/>
                               <w:lang w:val="pt-BR"/>
                             </w:rPr>
-                            <w:t>{{</w:t>
-                          </w:r>
-                          <w:proofErr w:type="gramStart"/>
-                          <w:r>
-                            <w:rPr>
-                              <w:b/>
-                              <w:i/>
-                              <w:color w:val="696969"/>
-                              <w:spacing w:val="-2"/>
-                              <w:lang w:val="pt-BR"/>
-                            </w:rPr>
-                            <w:t>NUMERO</w:t>
-                          </w:r>
-                          <w:proofErr w:type="gramEnd"/>
-                          <w:r>
-                            <w:rPr>
-                              <w:b/>
-                              <w:i/>
-                              <w:color w:val="696969"/>
-                              <w:spacing w:val="-2"/>
-                              <w:lang w:val="pt-BR"/>
-                            </w:rPr>
-                            <w:t>_DA_PROPOSTA}}</w:t>
+                            <w:t>{{NUMERO_DA_PROPOSTA}}</w:t>
                           </w:r>
                         </w:p>
                         <w:p>
@@ -22717,15 +22598,6 @@
                       </w:rPr>
                       <w:t xml:space="preserve"> </w:t>
                     </w:r>
-                    <w:r>
-                      <w:rPr>
-                        <w:b/>
-                        <w:i/>
-                        <w:color w:val="696969"/>
-                        <w:spacing w:val="-2"/>
-                      </w:rPr>
-                      <w:t>{{NUMERO_DA_PROPOSTA}}</w:t>
-                    </w:r>
                   </w:p>
                   <w:p>
                     <w:pPr>
@@ -22760,29 +22632,7 @@
                         <w:szCs w:val="21"/>
                         <w:lang w:val="pt-BR" w:eastAsia="pt-BR"/>
                       </w:rPr>
-                      <w:t>{{</w:t>
-                    </w:r>
-                    <w:proofErr w:type="gramStart"/>
-                    <w:r>
-                      <w:rPr>
-                        <w:rFonts w:ascii="Consolas" w:eastAsia="Times New Roman" w:hAnsi="Consolas" w:cs="Times New Roman"/>
-                        <w:color w:val="FF7B72"/>
-                        <w:sz w:val="21"/>
-                        <w:szCs w:val="21"/>
-                        <w:lang w:val="pt-BR" w:eastAsia="pt-BR"/>
-                      </w:rPr>
-                      <w:t>NUMERO</w:t>
-                    </w:r>
-                    <w:proofErr w:type="gramEnd"/>
-                    <w:r>
-                      <w:rPr>
-                        <w:rFonts w:ascii="Consolas" w:eastAsia="Times New Roman" w:hAnsi="Consolas" w:cs="Times New Roman"/>
-                        <w:color w:val="FF7B72"/>
-                        <w:sz w:val="21"/>
-                        <w:szCs w:val="21"/>
-                        <w:lang w:val="pt-BR" w:eastAsia="pt-BR"/>
-                      </w:rPr>
-                      <w:t>_DA_PROPOSTA}}</w:t>
+                      <w:t>{{NUMERO_DA_PROPOSTA}}</w:t>
                     </w:r>
                   </w:p>
                   <w:p>
@@ -22805,29 +22655,7 @@
                         <w:szCs w:val="21"/>
                         <w:lang w:val="pt-BR" w:eastAsia="pt-BR"/>
                       </w:rPr>
-                      <w:t>{{</w:t>
-                    </w:r>
-                    <w:proofErr w:type="gramStart"/>
-                    <w:r>
-                      <w:rPr>
-                        <w:rFonts w:ascii="Consolas" w:eastAsia="Times New Roman" w:hAnsi="Consolas" w:cs="Times New Roman"/>
-                        <w:color w:val="FF7B72"/>
-                        <w:sz w:val="21"/>
-                        <w:szCs w:val="21"/>
-                        <w:lang w:val="pt-BR" w:eastAsia="pt-BR"/>
-                      </w:rPr>
-                      <w:t>NUMERO</w:t>
-                    </w:r>
-                    <w:proofErr w:type="gramEnd"/>
-                    <w:r>
-                      <w:rPr>
-                        <w:rFonts w:ascii="Consolas" w:eastAsia="Times New Roman" w:hAnsi="Consolas" w:cs="Times New Roman"/>
-                        <w:color w:val="FF7B72"/>
-                        <w:sz w:val="21"/>
-                        <w:szCs w:val="21"/>
-                        <w:lang w:val="pt-BR" w:eastAsia="pt-BR"/>
-                      </w:rPr>
-                      <w:t>_DA_PROPOSTA}}</w:t>
+                      <w:t>{{NUMERO_DA_PROPOSTA}}</w:t>
                     </w:r>
                   </w:p>
                   <w:p>
@@ -22850,29 +22678,7 @@
                         <w:spacing w:val="-2"/>
                         <w:lang w:val="pt-BR"/>
                       </w:rPr>
-                      <w:t>{{</w:t>
-                    </w:r>
-                    <w:proofErr w:type="gramStart"/>
-                    <w:r>
-                      <w:rPr>
-                        <w:b/>
-                        <w:i/>
-                        <w:color w:val="696969"/>
-                        <w:spacing w:val="-2"/>
-                        <w:lang w:val="pt-BR"/>
-                      </w:rPr>
-                      <w:t>NUMERO</w:t>
-                    </w:r>
-                    <w:proofErr w:type="gramEnd"/>
-                    <w:r>
-                      <w:rPr>
-                        <w:b/>
-                        <w:i/>
-                        <w:color w:val="696969"/>
-                        <w:spacing w:val="-2"/>
-                        <w:lang w:val="pt-BR"/>
-                      </w:rPr>
-                      <w:t>_DA_PROPOSTA}}</w:t>
+                      <w:t>{{NUMERO_DA_PROPOSTA}}</w:t>
                     </w:r>
                   </w:p>
                   <w:p>
@@ -22941,16 +22747,6 @@
         </wp:anchor>
       </w:drawing>
     </w:r>
-  </w:p>
-</w:hdr>
-</file>
-
-<file path=word/header3.xml><?xml version="1.0" encoding="utf-8"?>
-<w:hdr xmlns:wpc="http://schemas.microsoft.com/office/word/2010/wordprocessingCanvas" xmlns:cx="http://schemas.microsoft.com/office/drawing/2014/chartex" xmlns:cx1="http://schemas.microsoft.com/office/drawing/2015/9/8/chartex" xmlns:cx2="http://schemas.microsoft.com/office/drawing/2015/10/21/chartex" xmlns:cx3="http://schemas.microsoft.com/office/drawing/2016/5/9/chartex" xmlns:cx4="http://schemas.microsoft.com/office/drawing/2016/5/10/chartex" xmlns:cx5="http://schemas.microsoft.com/office/drawing/2016/5/11/chartex" xmlns:cx6="http://schemas.microsoft.com/office/drawing/2016/5/12/chartex" xmlns:cx7="http://schemas.microsoft.com/office/drawing/2016/5/13/chartex" xmlns:cx8="http://schemas.microsoft.com/office/drawing/2016/5/14/chartex" xmlns:mc="http://schemas.openxmlformats.org/markup-compatibility/2006" xmlns:aink="http://schemas.microsoft.com/office/drawing/2016/ink" xmlns:am3d="http://schemas.microsoft.com/office/drawing/2017/model3d" xmlns:o="urn:schemas-microsoft-com:office:office" xmlns:oel="http://schemas.microsoft.com/office/2019/extlst" xmlns:r="http://schemas.openxmlformats.org/officeDocument/2006/relationships" xmlns:m="http://schemas.openxmlformats.org/officeDocument/2006/math" xmlns:v="urn:schemas-microsoft-com:vml" xmlns:wp14="http://schemas.microsoft.com/office/word/2010/wordprocessingDrawing" xmlns:wp="http://schemas.openxmlformats.org/drawingml/2006/wordprocessingDrawing" xmlns:w10="urn:schemas-microsoft-com:office:word" xmlns:w="http://schemas.openxmlformats.org/wordprocessingml/2006/main" xmlns:w14="http://schemas.microsoft.com/office/word/2010/wordml" xmlns:w15="http://schemas.microsoft.com/office/word/2012/wordml" xmlns:w16cex="http://schemas.microsoft.com/office/word/2018/wordml/cex" xmlns:w16cid="http://schemas.microsoft.com/office/word/2016/wordml/cid" xmlns:w16="http://schemas.microsoft.com/office/word/2018/wordml" xmlns:w16du="http://schemas.microsoft.com/office/word/2023/wordml/word16du" xmlns:w16sdtdh="http://schemas.microsoft.com/office/word/2020/wordml/sdtdatahash" xmlns:w16sdtfl="http://schemas.microsoft.com/office/word/2024/wordml/sdtformatlock" xmlns:w16se="http://schemas.microsoft.com/office/word/2015/wordml/symex" xmlns:wpg="http://schemas.microsoft.com/office/word/2010/wordprocessingGroup" xmlns:wpi="http://schemas.microsoft.com/office/word/2010/wordprocessingInk" xmlns:wne="http://schemas.microsoft.com/office/word/2006/wordml" xmlns:wps="http://schemas.microsoft.com/office/word/2010/wordprocessingShape" mc:Ignorable="w14 w15 w16se w16cid w16 w16cex w16sdtdh w16sdtfl w16du wp14">
-  <w:p>
-    <w:pPr>
-      <w:pStyle w:val="Cabealho"/>
-    </w:pPr>
   </w:p>
 </w:hdr>
 </file>

--- a/Template_Proposta.docx
+++ b/Template_Proposta.docx
@@ -1229,8 +1229,8 @@
         <w:gridCol w:w="2872"/>
         <w:gridCol w:w="1719"/>
         <w:gridCol w:w="1321"/>
-        <w:gridCol w:w="1254"/>
-        <w:gridCol w:w="1312"/>
+        <w:gridCol w:w="1020"/>
+        <w:gridCol w:w="1546"/>
       </w:tblGrid>
       <w:tr>
         <w:trPr>
@@ -1256,7 +1256,19 @@
               <w:rPr>
                 <w:sz w:val="20"/>
               </w:rPr>
-              <w:t>{{SERVICO}}</w:t>
+              <w:t>{{SERVICO</w:t>
+            </w:r>
+            <w:r>
+              <w:rPr>
+                <w:sz w:val="20"/>
+              </w:rPr>
+              <w:t>_1</w:t>
+            </w:r>
+            <w:r>
+              <w:rPr>
+                <w:sz w:val="20"/>
+              </w:rPr>
+              <w:t>}}</w:t>
             </w:r>
           </w:p>
         </w:tc>
@@ -1277,7 +1289,19 @@
               <w:rPr>
                 <w:sz w:val="20"/>
               </w:rPr>
-              <w:t>{{DESCRICAO}}</w:t>
+              <w:t>{{DESCRICAO</w:t>
+            </w:r>
+            <w:r>
+              <w:rPr>
+                <w:sz w:val="20"/>
+              </w:rPr>
+              <w:t>_1</w:t>
+            </w:r>
+            <w:r>
+              <w:rPr>
+                <w:sz w:val="20"/>
+              </w:rPr>
+              <w:t>}}</w:t>
             </w:r>
           </w:p>
         </w:tc>
@@ -1297,7 +1321,19 @@
               <w:rPr>
                 <w:sz w:val="20"/>
               </w:rPr>
-              <w:t>{{UNIDADE}}</w:t>
+              <w:t>{{UNIDADE</w:t>
+            </w:r>
+            <w:r>
+              <w:rPr>
+                <w:sz w:val="20"/>
+              </w:rPr>
+              <w:t>_1</w:t>
+            </w:r>
+            <w:r>
+              <w:rPr>
+                <w:sz w:val="20"/>
+              </w:rPr>
+              <w:t>}}</w:t>
             </w:r>
           </w:p>
         </w:tc>
@@ -1324,13 +1360,27 @@
                 <w:spacing w:val="-2"/>
                 <w:sz w:val="20"/>
               </w:rPr>
-              <w:t>{{VALOR_UN}}</w:t>
+              <w:t>{{VALOR_UN</w:t>
+            </w:r>
+            <w:r>
+              <w:rPr>
+                <w:spacing w:val="-2"/>
+                <w:sz w:val="20"/>
+              </w:rPr>
+              <w:t>_1</w:t>
+            </w:r>
+            <w:r>
+              <w:rPr>
+                <w:spacing w:val="-2"/>
+                <w:sz w:val="20"/>
+              </w:rPr>
+              <w:t>}}</w:t>
             </w:r>
           </w:p>
         </w:tc>
         <w:tc>
           <w:tcPr>
-            <w:tcW w:w="1254" w:type="dxa"/>
+            <w:tcW w:w="1020" w:type="dxa"/>
           </w:tcPr>
           <w:p>
             <w:pPr>
@@ -1346,13 +1396,27 @@
                 <w:spacing w:val="-5"/>
                 <w:sz w:val="20"/>
               </w:rPr>
-              <w:t>{{QTD}}</w:t>
+              <w:t>{{QTD</w:t>
+            </w:r>
+            <w:r>
+              <w:rPr>
+                <w:spacing w:val="-5"/>
+                <w:sz w:val="20"/>
+              </w:rPr>
+              <w:t>_1</w:t>
+            </w:r>
+            <w:r>
+              <w:rPr>
+                <w:spacing w:val="-5"/>
+                <w:sz w:val="20"/>
+              </w:rPr>
+              <w:t>}}</w:t>
             </w:r>
           </w:p>
         </w:tc>
         <w:tc>
           <w:tcPr>
-            <w:tcW w:w="1312" w:type="dxa"/>
+            <w:tcW w:w="1546" w:type="dxa"/>
             <w:tcBorders>
               <w:right w:val="nil"/>
             </w:tcBorders>
@@ -1376,7 +1440,2120 @@
                 <w:spacing w:val="-2"/>
                 <w:sz w:val="20"/>
               </w:rPr>
-              <w:t>{{VALOR_TOTAL}}</w:t>
+              <w:t>{{VALOR_TOTAL</w:t>
+            </w:r>
+            <w:r>
+              <w:rPr>
+                <w:spacing w:val="-2"/>
+                <w:sz w:val="20"/>
+              </w:rPr>
+              <w:t>_1</w:t>
+            </w:r>
+            <w:r>
+              <w:rPr>
+                <w:spacing w:val="-2"/>
+                <w:sz w:val="20"/>
+              </w:rPr>
+              <w:t>}}</w:t>
+            </w:r>
+          </w:p>
+        </w:tc>
+      </w:tr>
+      <w:tr>
+        <w:trPr>
+          <w:trHeight w:val="1747"/>
+        </w:trPr>
+        <w:tc>
+          <w:tcPr>
+            <w:tcW w:w="1983" w:type="dxa"/>
+            <w:tcBorders>
+              <w:left w:val="nil"/>
+            </w:tcBorders>
+          </w:tcPr>
+          <w:p>
+            <w:pPr>
+              <w:pStyle w:val="TableParagraph"/>
+              <w:ind w:left="196" w:right="224" w:hanging="4"/>
+              <w:jc w:val="center"/>
+              <w:rPr>
+                <w:sz w:val="20"/>
+              </w:rPr>
+            </w:pPr>
+            <w:r>
+              <w:rPr>
+                <w:sz w:val="20"/>
+              </w:rPr>
+              <w:t>{{SERVICO</w:t>
+            </w:r>
+            <w:r>
+              <w:rPr>
+                <w:sz w:val="20"/>
+              </w:rPr>
+              <w:t>_2</w:t>
+            </w:r>
+            <w:r>
+              <w:rPr>
+                <w:sz w:val="20"/>
+              </w:rPr>
+              <w:t>}}</w:t>
+            </w:r>
+          </w:p>
+        </w:tc>
+        <w:tc>
+          <w:tcPr>
+            <w:tcW w:w="2872" w:type="dxa"/>
+          </w:tcPr>
+          <w:p>
+            <w:pPr>
+              <w:pStyle w:val="TableParagraph"/>
+              <w:spacing w:before="0" w:line="227" w:lineRule="exact"/>
+              <w:ind w:left="33"/>
+              <w:rPr>
+                <w:sz w:val="20"/>
+              </w:rPr>
+            </w:pPr>
+            <w:r>
+              <w:rPr>
+                <w:sz w:val="20"/>
+              </w:rPr>
+              <w:t>{{DESCRICAO</w:t>
+            </w:r>
+            <w:r>
+              <w:rPr>
+                <w:sz w:val="20"/>
+              </w:rPr>
+              <w:t>_2</w:t>
+            </w:r>
+            <w:r>
+              <w:rPr>
+                <w:sz w:val="20"/>
+              </w:rPr>
+              <w:t>}}</w:t>
+            </w:r>
+          </w:p>
+        </w:tc>
+        <w:tc>
+          <w:tcPr>
+            <w:tcW w:w="1719" w:type="dxa"/>
+          </w:tcPr>
+          <w:p>
+            <w:pPr>
+              <w:pStyle w:val="TableParagraph"/>
+              <w:ind w:left="340" w:right="324" w:hanging="77"/>
+              <w:rPr>
+                <w:sz w:val="20"/>
+              </w:rPr>
+            </w:pPr>
+            <w:r>
+              <w:rPr>
+                <w:sz w:val="20"/>
+              </w:rPr>
+              <w:t>{{UNIDADE</w:t>
+            </w:r>
+            <w:r>
+              <w:rPr>
+                <w:sz w:val="20"/>
+              </w:rPr>
+              <w:t>_2</w:t>
+            </w:r>
+            <w:r>
+              <w:rPr>
+                <w:sz w:val="20"/>
+              </w:rPr>
+              <w:t>}}</w:t>
+            </w:r>
+          </w:p>
+        </w:tc>
+        <w:tc>
+          <w:tcPr>
+            <w:tcW w:w="1321" w:type="dxa"/>
+          </w:tcPr>
+          <w:p>
+            <w:pPr>
+              <w:pStyle w:val="TableParagraph"/>
+              <w:rPr>
+                <w:spacing w:val="-3"/>
+                <w:sz w:val="20"/>
+              </w:rPr>
+            </w:pPr>
+            <w:r>
+              <w:rPr>
+                <w:spacing w:val="-3"/>
+                <w:sz w:val="20"/>
+              </w:rPr>
+              <w:t xml:space="preserve"> </w:t>
+            </w:r>
+            <w:r>
+              <w:rPr>
+                <w:spacing w:val="-2"/>
+                <w:sz w:val="20"/>
+              </w:rPr>
+              <w:t>{{VALOR_UN</w:t>
+            </w:r>
+            <w:r>
+              <w:rPr>
+                <w:spacing w:val="-2"/>
+                <w:sz w:val="20"/>
+              </w:rPr>
+              <w:t>_2</w:t>
+            </w:r>
+            <w:r>
+              <w:rPr>
+                <w:spacing w:val="-2"/>
+                <w:sz w:val="20"/>
+              </w:rPr>
+              <w:t>}}</w:t>
+            </w:r>
+          </w:p>
+        </w:tc>
+        <w:tc>
+          <w:tcPr>
+            <w:tcW w:w="1020" w:type="dxa"/>
+          </w:tcPr>
+          <w:p>
+            <w:pPr>
+              <w:pStyle w:val="TableParagraph"/>
+              <w:ind w:left="41"/>
+              <w:jc w:val="center"/>
+              <w:rPr>
+                <w:spacing w:val="-5"/>
+                <w:sz w:val="20"/>
+              </w:rPr>
+            </w:pPr>
+            <w:r>
+              <w:rPr>
+                <w:spacing w:val="-5"/>
+                <w:sz w:val="20"/>
+              </w:rPr>
+              <w:t>{{QTD</w:t>
+            </w:r>
+            <w:r>
+              <w:rPr>
+                <w:spacing w:val="-5"/>
+                <w:sz w:val="20"/>
+              </w:rPr>
+              <w:t>_2</w:t>
+            </w:r>
+            <w:r>
+              <w:rPr>
+                <w:spacing w:val="-5"/>
+                <w:sz w:val="20"/>
+              </w:rPr>
+              <w:t>}}</w:t>
+            </w:r>
+          </w:p>
+        </w:tc>
+        <w:tc>
+          <w:tcPr>
+            <w:tcW w:w="1546" w:type="dxa"/>
+            <w:tcBorders>
+              <w:right w:val="nil"/>
+            </w:tcBorders>
+          </w:tcPr>
+          <w:p>
+            <w:pPr>
+              <w:pStyle w:val="TableParagraph"/>
+              <w:rPr>
+                <w:spacing w:val="-1"/>
+                <w:sz w:val="20"/>
+              </w:rPr>
+            </w:pPr>
+            <w:r>
+              <w:rPr>
+                <w:spacing w:val="-1"/>
+                <w:sz w:val="20"/>
+              </w:rPr>
+              <w:t xml:space="preserve"> </w:t>
+            </w:r>
+            <w:r>
+              <w:rPr>
+                <w:spacing w:val="-2"/>
+                <w:sz w:val="20"/>
+              </w:rPr>
+              <w:t>{{VALOR_TOTAL</w:t>
+            </w:r>
+            <w:r>
+              <w:rPr>
+                <w:spacing w:val="-2"/>
+                <w:sz w:val="20"/>
+              </w:rPr>
+              <w:t>_2</w:t>
+            </w:r>
+            <w:r>
+              <w:rPr>
+                <w:spacing w:val="-2"/>
+                <w:sz w:val="20"/>
+              </w:rPr>
+              <w:t>}}</w:t>
+            </w:r>
+          </w:p>
+        </w:tc>
+      </w:tr>
+      <w:tr>
+        <w:trPr>
+          <w:trHeight w:val="1747"/>
+        </w:trPr>
+        <w:tc>
+          <w:tcPr>
+            <w:tcW w:w="1983" w:type="dxa"/>
+            <w:tcBorders>
+              <w:left w:val="nil"/>
+            </w:tcBorders>
+          </w:tcPr>
+          <w:p>
+            <w:pPr>
+              <w:pStyle w:val="TableParagraph"/>
+              <w:ind w:left="196" w:right="224" w:hanging="4"/>
+              <w:jc w:val="center"/>
+              <w:rPr>
+                <w:sz w:val="20"/>
+              </w:rPr>
+            </w:pPr>
+            <w:r>
+              <w:rPr>
+                <w:sz w:val="20"/>
+              </w:rPr>
+              <w:t>{{SERVICO</w:t>
+            </w:r>
+            <w:r>
+              <w:rPr>
+                <w:sz w:val="20"/>
+              </w:rPr>
+              <w:t>_3</w:t>
+            </w:r>
+            <w:r>
+              <w:rPr>
+                <w:sz w:val="20"/>
+              </w:rPr>
+              <w:t>}}</w:t>
+            </w:r>
+          </w:p>
+        </w:tc>
+        <w:tc>
+          <w:tcPr>
+            <w:tcW w:w="2872" w:type="dxa"/>
+          </w:tcPr>
+          <w:p>
+            <w:pPr>
+              <w:pStyle w:val="TableParagraph"/>
+              <w:spacing w:before="0" w:line="227" w:lineRule="exact"/>
+              <w:ind w:left="33"/>
+              <w:rPr>
+                <w:sz w:val="20"/>
+              </w:rPr>
+            </w:pPr>
+            <w:r>
+              <w:rPr>
+                <w:sz w:val="20"/>
+              </w:rPr>
+              <w:t>{{DESCRICAO</w:t>
+            </w:r>
+            <w:r>
+              <w:rPr>
+                <w:sz w:val="20"/>
+              </w:rPr>
+              <w:t>_3</w:t>
+            </w:r>
+            <w:r>
+              <w:rPr>
+                <w:sz w:val="20"/>
+              </w:rPr>
+              <w:t>}}</w:t>
+            </w:r>
+          </w:p>
+        </w:tc>
+        <w:tc>
+          <w:tcPr>
+            <w:tcW w:w="1719" w:type="dxa"/>
+          </w:tcPr>
+          <w:p>
+            <w:pPr>
+              <w:pStyle w:val="TableParagraph"/>
+              <w:ind w:left="340" w:right="324" w:hanging="77"/>
+              <w:rPr>
+                <w:sz w:val="20"/>
+              </w:rPr>
+            </w:pPr>
+            <w:r>
+              <w:rPr>
+                <w:sz w:val="20"/>
+              </w:rPr>
+              <w:t>{{UNIDADE</w:t>
+            </w:r>
+            <w:r>
+              <w:rPr>
+                <w:sz w:val="20"/>
+              </w:rPr>
+              <w:t>_3</w:t>
+            </w:r>
+            <w:r>
+              <w:rPr>
+                <w:sz w:val="20"/>
+              </w:rPr>
+              <w:t>}}</w:t>
+            </w:r>
+          </w:p>
+        </w:tc>
+        <w:tc>
+          <w:tcPr>
+            <w:tcW w:w="1321" w:type="dxa"/>
+          </w:tcPr>
+          <w:p>
+            <w:pPr>
+              <w:pStyle w:val="TableParagraph"/>
+              <w:rPr>
+                <w:spacing w:val="-3"/>
+                <w:sz w:val="20"/>
+              </w:rPr>
+            </w:pPr>
+            <w:r>
+              <w:rPr>
+                <w:spacing w:val="-3"/>
+                <w:sz w:val="20"/>
+              </w:rPr>
+              <w:t xml:space="preserve"> </w:t>
+            </w:r>
+            <w:r>
+              <w:rPr>
+                <w:spacing w:val="-2"/>
+                <w:sz w:val="20"/>
+              </w:rPr>
+              <w:t>{{VALOR_UN</w:t>
+            </w:r>
+            <w:r>
+              <w:rPr>
+                <w:spacing w:val="-2"/>
+                <w:sz w:val="20"/>
+              </w:rPr>
+              <w:t>_3</w:t>
+            </w:r>
+            <w:r>
+              <w:rPr>
+                <w:spacing w:val="-2"/>
+                <w:sz w:val="20"/>
+              </w:rPr>
+              <w:t>}}</w:t>
+            </w:r>
+          </w:p>
+        </w:tc>
+        <w:tc>
+          <w:tcPr>
+            <w:tcW w:w="1020" w:type="dxa"/>
+          </w:tcPr>
+          <w:p>
+            <w:pPr>
+              <w:pStyle w:val="TableParagraph"/>
+              <w:ind w:left="41"/>
+              <w:jc w:val="center"/>
+              <w:rPr>
+                <w:spacing w:val="-5"/>
+                <w:sz w:val="20"/>
+              </w:rPr>
+            </w:pPr>
+            <w:r>
+              <w:rPr>
+                <w:spacing w:val="-5"/>
+                <w:sz w:val="20"/>
+              </w:rPr>
+              <w:t>{{QTD</w:t>
+            </w:r>
+            <w:r>
+              <w:rPr>
+                <w:spacing w:val="-5"/>
+                <w:sz w:val="20"/>
+              </w:rPr>
+              <w:t>_3</w:t>
+            </w:r>
+            <w:r>
+              <w:rPr>
+                <w:spacing w:val="-5"/>
+                <w:sz w:val="20"/>
+              </w:rPr>
+              <w:t>}}</w:t>
+            </w:r>
+          </w:p>
+        </w:tc>
+        <w:tc>
+          <w:tcPr>
+            <w:tcW w:w="1546" w:type="dxa"/>
+            <w:tcBorders>
+              <w:right w:val="nil"/>
+            </w:tcBorders>
+          </w:tcPr>
+          <w:p>
+            <w:pPr>
+              <w:pStyle w:val="TableParagraph"/>
+              <w:rPr>
+                <w:spacing w:val="-1"/>
+                <w:sz w:val="20"/>
+              </w:rPr>
+            </w:pPr>
+            <w:r>
+              <w:rPr>
+                <w:spacing w:val="-1"/>
+                <w:sz w:val="20"/>
+              </w:rPr>
+              <w:t xml:space="preserve"> </w:t>
+            </w:r>
+            <w:r>
+              <w:rPr>
+                <w:spacing w:val="-2"/>
+                <w:sz w:val="20"/>
+              </w:rPr>
+              <w:t>{{VALOR_TOTAL</w:t>
+            </w:r>
+            <w:r>
+              <w:rPr>
+                <w:spacing w:val="-2"/>
+                <w:sz w:val="20"/>
+              </w:rPr>
+              <w:t>_3</w:t>
+            </w:r>
+            <w:r>
+              <w:rPr>
+                <w:spacing w:val="-2"/>
+                <w:sz w:val="20"/>
+              </w:rPr>
+              <w:t>}}</w:t>
+            </w:r>
+          </w:p>
+        </w:tc>
+      </w:tr>
+      <w:tr>
+        <w:trPr>
+          <w:trHeight w:val="1747"/>
+        </w:trPr>
+        <w:tc>
+          <w:tcPr>
+            <w:tcW w:w="1983" w:type="dxa"/>
+            <w:tcBorders>
+              <w:left w:val="nil"/>
+            </w:tcBorders>
+          </w:tcPr>
+          <w:p>
+            <w:pPr>
+              <w:pStyle w:val="TableParagraph"/>
+              <w:ind w:left="196" w:right="224" w:hanging="4"/>
+              <w:jc w:val="center"/>
+              <w:rPr>
+                <w:sz w:val="20"/>
+              </w:rPr>
+            </w:pPr>
+            <w:r>
+              <w:rPr>
+                <w:sz w:val="20"/>
+              </w:rPr>
+              <w:lastRenderedPageBreak/>
+              <w:t>{{SERVICO</w:t>
+            </w:r>
+            <w:r>
+              <w:rPr>
+                <w:sz w:val="20"/>
+              </w:rPr>
+              <w:t>_4</w:t>
+            </w:r>
+            <w:r>
+              <w:rPr>
+                <w:sz w:val="20"/>
+              </w:rPr>
+              <w:t>}}</w:t>
+            </w:r>
+          </w:p>
+        </w:tc>
+        <w:tc>
+          <w:tcPr>
+            <w:tcW w:w="2872" w:type="dxa"/>
+          </w:tcPr>
+          <w:p>
+            <w:pPr>
+              <w:pStyle w:val="TableParagraph"/>
+              <w:spacing w:before="0" w:line="227" w:lineRule="exact"/>
+              <w:ind w:left="33"/>
+              <w:rPr>
+                <w:sz w:val="20"/>
+              </w:rPr>
+            </w:pPr>
+            <w:r>
+              <w:rPr>
+                <w:sz w:val="20"/>
+              </w:rPr>
+              <w:t>{{DESCRICAO</w:t>
+            </w:r>
+            <w:r>
+              <w:rPr>
+                <w:sz w:val="20"/>
+              </w:rPr>
+              <w:t>_4</w:t>
+            </w:r>
+            <w:r>
+              <w:rPr>
+                <w:sz w:val="20"/>
+              </w:rPr>
+              <w:t>}}</w:t>
+            </w:r>
+          </w:p>
+        </w:tc>
+        <w:tc>
+          <w:tcPr>
+            <w:tcW w:w="1719" w:type="dxa"/>
+          </w:tcPr>
+          <w:p>
+            <w:pPr>
+              <w:pStyle w:val="TableParagraph"/>
+              <w:ind w:left="340" w:right="324" w:hanging="77"/>
+              <w:rPr>
+                <w:sz w:val="20"/>
+              </w:rPr>
+            </w:pPr>
+            <w:r>
+              <w:rPr>
+                <w:sz w:val="20"/>
+              </w:rPr>
+              <w:t>{{UNIDADE</w:t>
+            </w:r>
+            <w:r>
+              <w:rPr>
+                <w:sz w:val="20"/>
+              </w:rPr>
+              <w:t>_4</w:t>
+            </w:r>
+            <w:r>
+              <w:rPr>
+                <w:sz w:val="20"/>
+              </w:rPr>
+              <w:t>}}</w:t>
+            </w:r>
+          </w:p>
+        </w:tc>
+        <w:tc>
+          <w:tcPr>
+            <w:tcW w:w="1321" w:type="dxa"/>
+          </w:tcPr>
+          <w:p>
+            <w:pPr>
+              <w:pStyle w:val="TableParagraph"/>
+              <w:rPr>
+                <w:spacing w:val="-3"/>
+                <w:sz w:val="20"/>
+              </w:rPr>
+            </w:pPr>
+            <w:r>
+              <w:rPr>
+                <w:spacing w:val="-3"/>
+                <w:sz w:val="20"/>
+              </w:rPr>
+              <w:t xml:space="preserve"> </w:t>
+            </w:r>
+            <w:r>
+              <w:rPr>
+                <w:spacing w:val="-2"/>
+                <w:sz w:val="20"/>
+              </w:rPr>
+              <w:t>{{VALOR_UN</w:t>
+            </w:r>
+            <w:r>
+              <w:rPr>
+                <w:spacing w:val="-2"/>
+                <w:sz w:val="20"/>
+              </w:rPr>
+              <w:t>_4</w:t>
+            </w:r>
+            <w:r>
+              <w:rPr>
+                <w:spacing w:val="-2"/>
+                <w:sz w:val="20"/>
+              </w:rPr>
+              <w:t>}}</w:t>
+            </w:r>
+          </w:p>
+        </w:tc>
+        <w:tc>
+          <w:tcPr>
+            <w:tcW w:w="1020" w:type="dxa"/>
+          </w:tcPr>
+          <w:p>
+            <w:pPr>
+              <w:pStyle w:val="TableParagraph"/>
+              <w:ind w:left="41"/>
+              <w:jc w:val="center"/>
+              <w:rPr>
+                <w:spacing w:val="-5"/>
+                <w:sz w:val="20"/>
+              </w:rPr>
+            </w:pPr>
+            <w:r>
+              <w:rPr>
+                <w:spacing w:val="-5"/>
+                <w:sz w:val="20"/>
+              </w:rPr>
+              <w:t>{{QTD</w:t>
+            </w:r>
+            <w:r>
+              <w:rPr>
+                <w:spacing w:val="-5"/>
+                <w:sz w:val="20"/>
+              </w:rPr>
+              <w:t>_4</w:t>
+            </w:r>
+            <w:r>
+              <w:rPr>
+                <w:spacing w:val="-5"/>
+                <w:sz w:val="20"/>
+              </w:rPr>
+              <w:t>}}</w:t>
+            </w:r>
+          </w:p>
+        </w:tc>
+        <w:tc>
+          <w:tcPr>
+            <w:tcW w:w="1546" w:type="dxa"/>
+            <w:tcBorders>
+              <w:right w:val="nil"/>
+            </w:tcBorders>
+          </w:tcPr>
+          <w:p>
+            <w:pPr>
+              <w:pStyle w:val="TableParagraph"/>
+              <w:rPr>
+                <w:spacing w:val="-1"/>
+                <w:sz w:val="20"/>
+              </w:rPr>
+            </w:pPr>
+            <w:r>
+              <w:rPr>
+                <w:spacing w:val="-1"/>
+                <w:sz w:val="20"/>
+              </w:rPr>
+              <w:t xml:space="preserve"> </w:t>
+            </w:r>
+            <w:r>
+              <w:rPr>
+                <w:spacing w:val="-2"/>
+                <w:sz w:val="20"/>
+              </w:rPr>
+              <w:t>{{VALOR_TOTAL</w:t>
+            </w:r>
+            <w:r>
+              <w:rPr>
+                <w:spacing w:val="-2"/>
+                <w:sz w:val="20"/>
+              </w:rPr>
+              <w:t>_4</w:t>
+            </w:r>
+            <w:r>
+              <w:rPr>
+                <w:spacing w:val="-2"/>
+                <w:sz w:val="20"/>
+              </w:rPr>
+              <w:t>}}</w:t>
+            </w:r>
+          </w:p>
+        </w:tc>
+      </w:tr>
+      <w:tr>
+        <w:trPr>
+          <w:trHeight w:val="1747"/>
+        </w:trPr>
+        <w:tc>
+          <w:tcPr>
+            <w:tcW w:w="1983" w:type="dxa"/>
+            <w:tcBorders>
+              <w:left w:val="nil"/>
+            </w:tcBorders>
+          </w:tcPr>
+          <w:p>
+            <w:pPr>
+              <w:pStyle w:val="TableParagraph"/>
+              <w:ind w:left="196" w:right="224" w:hanging="4"/>
+              <w:jc w:val="center"/>
+              <w:rPr>
+                <w:sz w:val="20"/>
+              </w:rPr>
+            </w:pPr>
+            <w:r>
+              <w:rPr>
+                <w:sz w:val="20"/>
+              </w:rPr>
+              <w:t>{{SERVICO</w:t>
+            </w:r>
+            <w:r>
+              <w:rPr>
+                <w:sz w:val="20"/>
+              </w:rPr>
+              <w:t>_5</w:t>
+            </w:r>
+            <w:r>
+              <w:rPr>
+                <w:sz w:val="20"/>
+              </w:rPr>
+              <w:t>}}</w:t>
+            </w:r>
+          </w:p>
+        </w:tc>
+        <w:tc>
+          <w:tcPr>
+            <w:tcW w:w="2872" w:type="dxa"/>
+          </w:tcPr>
+          <w:p>
+            <w:pPr>
+              <w:pStyle w:val="TableParagraph"/>
+              <w:spacing w:before="0" w:line="227" w:lineRule="exact"/>
+              <w:ind w:left="33"/>
+              <w:rPr>
+                <w:sz w:val="20"/>
+              </w:rPr>
+            </w:pPr>
+            <w:r>
+              <w:rPr>
+                <w:sz w:val="20"/>
+              </w:rPr>
+              <w:t>{{DESCRICAO</w:t>
+            </w:r>
+            <w:r>
+              <w:rPr>
+                <w:sz w:val="20"/>
+              </w:rPr>
+              <w:t>_5</w:t>
+            </w:r>
+            <w:r>
+              <w:rPr>
+                <w:sz w:val="20"/>
+              </w:rPr>
+              <w:t>}}</w:t>
+            </w:r>
+          </w:p>
+        </w:tc>
+        <w:tc>
+          <w:tcPr>
+            <w:tcW w:w="1719" w:type="dxa"/>
+          </w:tcPr>
+          <w:p>
+            <w:pPr>
+              <w:pStyle w:val="TableParagraph"/>
+              <w:ind w:left="340" w:right="324" w:hanging="77"/>
+              <w:rPr>
+                <w:sz w:val="20"/>
+              </w:rPr>
+            </w:pPr>
+            <w:r>
+              <w:rPr>
+                <w:sz w:val="20"/>
+              </w:rPr>
+              <w:t>{{UNIDADE</w:t>
+            </w:r>
+            <w:r>
+              <w:rPr>
+                <w:sz w:val="20"/>
+              </w:rPr>
+              <w:t>_5</w:t>
+            </w:r>
+            <w:r>
+              <w:rPr>
+                <w:sz w:val="20"/>
+              </w:rPr>
+              <w:t>}}</w:t>
+            </w:r>
+          </w:p>
+        </w:tc>
+        <w:tc>
+          <w:tcPr>
+            <w:tcW w:w="1321" w:type="dxa"/>
+          </w:tcPr>
+          <w:p>
+            <w:pPr>
+              <w:pStyle w:val="TableParagraph"/>
+              <w:rPr>
+                <w:spacing w:val="-3"/>
+                <w:sz w:val="20"/>
+              </w:rPr>
+            </w:pPr>
+            <w:r>
+              <w:rPr>
+                <w:spacing w:val="-3"/>
+                <w:sz w:val="20"/>
+              </w:rPr>
+              <w:t xml:space="preserve"> </w:t>
+            </w:r>
+            <w:r>
+              <w:rPr>
+                <w:spacing w:val="-2"/>
+                <w:sz w:val="20"/>
+              </w:rPr>
+              <w:t>{{VALOR_UN</w:t>
+            </w:r>
+            <w:r>
+              <w:rPr>
+                <w:spacing w:val="-2"/>
+                <w:sz w:val="20"/>
+              </w:rPr>
+              <w:t>_5</w:t>
+            </w:r>
+            <w:r>
+              <w:rPr>
+                <w:spacing w:val="-2"/>
+                <w:sz w:val="20"/>
+              </w:rPr>
+              <w:t>}}</w:t>
+            </w:r>
+          </w:p>
+        </w:tc>
+        <w:tc>
+          <w:tcPr>
+            <w:tcW w:w="1020" w:type="dxa"/>
+          </w:tcPr>
+          <w:p>
+            <w:pPr>
+              <w:pStyle w:val="TableParagraph"/>
+              <w:ind w:left="41"/>
+              <w:jc w:val="center"/>
+              <w:rPr>
+                <w:spacing w:val="-5"/>
+                <w:sz w:val="20"/>
+              </w:rPr>
+            </w:pPr>
+            <w:r>
+              <w:rPr>
+                <w:spacing w:val="-5"/>
+                <w:sz w:val="20"/>
+              </w:rPr>
+              <w:t>{{QTD</w:t>
+            </w:r>
+            <w:r>
+              <w:rPr>
+                <w:spacing w:val="-5"/>
+                <w:sz w:val="20"/>
+              </w:rPr>
+              <w:t>_5</w:t>
+            </w:r>
+            <w:r>
+              <w:rPr>
+                <w:spacing w:val="-5"/>
+                <w:sz w:val="20"/>
+              </w:rPr>
+              <w:t>}}</w:t>
+            </w:r>
+          </w:p>
+        </w:tc>
+        <w:tc>
+          <w:tcPr>
+            <w:tcW w:w="1546" w:type="dxa"/>
+            <w:tcBorders>
+              <w:right w:val="nil"/>
+            </w:tcBorders>
+          </w:tcPr>
+          <w:p>
+            <w:pPr>
+              <w:pStyle w:val="TableParagraph"/>
+              <w:rPr>
+                <w:spacing w:val="-1"/>
+                <w:sz w:val="20"/>
+              </w:rPr>
+            </w:pPr>
+            <w:r>
+              <w:rPr>
+                <w:spacing w:val="-1"/>
+                <w:sz w:val="20"/>
+              </w:rPr>
+              <w:t xml:space="preserve"> </w:t>
+            </w:r>
+            <w:r>
+              <w:rPr>
+                <w:spacing w:val="-2"/>
+                <w:sz w:val="20"/>
+              </w:rPr>
+              <w:t>{{VALOR_TOTAL</w:t>
+            </w:r>
+            <w:r>
+              <w:rPr>
+                <w:spacing w:val="-2"/>
+                <w:sz w:val="20"/>
+              </w:rPr>
+              <w:t>_5</w:t>
+            </w:r>
+            <w:r>
+              <w:rPr>
+                <w:spacing w:val="-2"/>
+                <w:sz w:val="20"/>
+              </w:rPr>
+              <w:t>}}</w:t>
+            </w:r>
+          </w:p>
+        </w:tc>
+      </w:tr>
+      <w:tr>
+        <w:trPr>
+          <w:trHeight w:val="1747"/>
+        </w:trPr>
+        <w:tc>
+          <w:tcPr>
+            <w:tcW w:w="1983" w:type="dxa"/>
+            <w:tcBorders>
+              <w:left w:val="nil"/>
+            </w:tcBorders>
+          </w:tcPr>
+          <w:p>
+            <w:pPr>
+              <w:pStyle w:val="TableParagraph"/>
+              <w:ind w:left="196" w:right="224" w:hanging="4"/>
+              <w:jc w:val="center"/>
+              <w:rPr>
+                <w:sz w:val="20"/>
+              </w:rPr>
+            </w:pPr>
+            <w:r>
+              <w:rPr>
+                <w:sz w:val="20"/>
+              </w:rPr>
+              <w:t>{{SERVICO</w:t>
+            </w:r>
+            <w:r>
+              <w:rPr>
+                <w:sz w:val="20"/>
+              </w:rPr>
+              <w:t>_6</w:t>
+            </w:r>
+            <w:r>
+              <w:rPr>
+                <w:sz w:val="20"/>
+              </w:rPr>
+              <w:t>}}</w:t>
+            </w:r>
+          </w:p>
+        </w:tc>
+        <w:tc>
+          <w:tcPr>
+            <w:tcW w:w="2872" w:type="dxa"/>
+          </w:tcPr>
+          <w:p>
+            <w:pPr>
+              <w:pStyle w:val="TableParagraph"/>
+              <w:spacing w:before="0" w:line="227" w:lineRule="exact"/>
+              <w:ind w:left="33"/>
+              <w:rPr>
+                <w:sz w:val="20"/>
+              </w:rPr>
+            </w:pPr>
+            <w:r>
+              <w:rPr>
+                <w:sz w:val="20"/>
+              </w:rPr>
+              <w:t>{{DESCRICAO</w:t>
+            </w:r>
+            <w:r>
+              <w:rPr>
+                <w:sz w:val="20"/>
+              </w:rPr>
+              <w:t>_6</w:t>
+            </w:r>
+            <w:r>
+              <w:rPr>
+                <w:sz w:val="20"/>
+              </w:rPr>
+              <w:t>}}</w:t>
+            </w:r>
+          </w:p>
+        </w:tc>
+        <w:tc>
+          <w:tcPr>
+            <w:tcW w:w="1719" w:type="dxa"/>
+          </w:tcPr>
+          <w:p>
+            <w:pPr>
+              <w:pStyle w:val="TableParagraph"/>
+              <w:ind w:left="340" w:right="324" w:hanging="77"/>
+              <w:rPr>
+                <w:sz w:val="20"/>
+              </w:rPr>
+            </w:pPr>
+            <w:r>
+              <w:rPr>
+                <w:sz w:val="20"/>
+              </w:rPr>
+              <w:t>{{UNIDADE</w:t>
+            </w:r>
+            <w:r>
+              <w:rPr>
+                <w:sz w:val="20"/>
+              </w:rPr>
+              <w:t>_6</w:t>
+            </w:r>
+            <w:r>
+              <w:rPr>
+                <w:sz w:val="20"/>
+              </w:rPr>
+              <w:t>}}</w:t>
+            </w:r>
+          </w:p>
+        </w:tc>
+        <w:tc>
+          <w:tcPr>
+            <w:tcW w:w="1321" w:type="dxa"/>
+          </w:tcPr>
+          <w:p>
+            <w:pPr>
+              <w:pStyle w:val="TableParagraph"/>
+              <w:rPr>
+                <w:spacing w:val="-3"/>
+                <w:sz w:val="20"/>
+              </w:rPr>
+            </w:pPr>
+            <w:r>
+              <w:rPr>
+                <w:spacing w:val="-3"/>
+                <w:sz w:val="20"/>
+              </w:rPr>
+              <w:t xml:space="preserve"> </w:t>
+            </w:r>
+            <w:r>
+              <w:rPr>
+                <w:spacing w:val="-2"/>
+                <w:sz w:val="20"/>
+              </w:rPr>
+              <w:t>{{VALOR_UN</w:t>
+            </w:r>
+            <w:r>
+              <w:rPr>
+                <w:spacing w:val="-2"/>
+                <w:sz w:val="20"/>
+              </w:rPr>
+              <w:t>_6</w:t>
+            </w:r>
+            <w:r>
+              <w:rPr>
+                <w:spacing w:val="-2"/>
+                <w:sz w:val="20"/>
+              </w:rPr>
+              <w:t>}}</w:t>
+            </w:r>
+          </w:p>
+        </w:tc>
+        <w:tc>
+          <w:tcPr>
+            <w:tcW w:w="1020" w:type="dxa"/>
+          </w:tcPr>
+          <w:p>
+            <w:pPr>
+              <w:pStyle w:val="TableParagraph"/>
+              <w:ind w:left="41"/>
+              <w:jc w:val="center"/>
+              <w:rPr>
+                <w:spacing w:val="-5"/>
+                <w:sz w:val="20"/>
+              </w:rPr>
+            </w:pPr>
+            <w:r>
+              <w:rPr>
+                <w:spacing w:val="-5"/>
+                <w:sz w:val="20"/>
+              </w:rPr>
+              <w:t>{{QTD</w:t>
+            </w:r>
+            <w:r>
+              <w:rPr>
+                <w:spacing w:val="-5"/>
+                <w:sz w:val="20"/>
+              </w:rPr>
+              <w:t>_6</w:t>
+            </w:r>
+            <w:r>
+              <w:rPr>
+                <w:spacing w:val="-5"/>
+                <w:sz w:val="20"/>
+              </w:rPr>
+              <w:t>}}</w:t>
+            </w:r>
+          </w:p>
+        </w:tc>
+        <w:tc>
+          <w:tcPr>
+            <w:tcW w:w="1546" w:type="dxa"/>
+            <w:tcBorders>
+              <w:right w:val="nil"/>
+            </w:tcBorders>
+          </w:tcPr>
+          <w:p>
+            <w:pPr>
+              <w:pStyle w:val="TableParagraph"/>
+              <w:rPr>
+                <w:spacing w:val="-1"/>
+                <w:sz w:val="20"/>
+              </w:rPr>
+            </w:pPr>
+            <w:r>
+              <w:rPr>
+                <w:spacing w:val="-1"/>
+                <w:sz w:val="20"/>
+              </w:rPr>
+              <w:t xml:space="preserve"> </w:t>
+            </w:r>
+            <w:r>
+              <w:rPr>
+                <w:spacing w:val="-2"/>
+                <w:sz w:val="20"/>
+              </w:rPr>
+              <w:t>{{VALOR_TOTAL</w:t>
+            </w:r>
+            <w:r>
+              <w:rPr>
+                <w:spacing w:val="-2"/>
+                <w:sz w:val="20"/>
+              </w:rPr>
+              <w:t>_6</w:t>
+            </w:r>
+            <w:r>
+              <w:rPr>
+                <w:spacing w:val="-2"/>
+                <w:sz w:val="20"/>
+              </w:rPr>
+              <w:t>}}</w:t>
+            </w:r>
+          </w:p>
+        </w:tc>
+      </w:tr>
+      <w:tr>
+        <w:trPr>
+          <w:trHeight w:val="1747"/>
+        </w:trPr>
+        <w:tc>
+          <w:tcPr>
+            <w:tcW w:w="1983" w:type="dxa"/>
+            <w:tcBorders>
+              <w:left w:val="nil"/>
+            </w:tcBorders>
+          </w:tcPr>
+          <w:p>
+            <w:pPr>
+              <w:pStyle w:val="TableParagraph"/>
+              <w:ind w:left="196" w:right="224" w:hanging="4"/>
+              <w:jc w:val="center"/>
+              <w:rPr>
+                <w:sz w:val="20"/>
+              </w:rPr>
+            </w:pPr>
+            <w:r>
+              <w:rPr>
+                <w:sz w:val="20"/>
+              </w:rPr>
+              <w:t>{{SERVICO</w:t>
+            </w:r>
+            <w:r>
+              <w:rPr>
+                <w:sz w:val="20"/>
+              </w:rPr>
+              <w:t>_7</w:t>
+            </w:r>
+            <w:r>
+              <w:rPr>
+                <w:sz w:val="20"/>
+              </w:rPr>
+              <w:t>}}</w:t>
+            </w:r>
+          </w:p>
+        </w:tc>
+        <w:tc>
+          <w:tcPr>
+            <w:tcW w:w="2872" w:type="dxa"/>
+          </w:tcPr>
+          <w:p>
+            <w:pPr>
+              <w:pStyle w:val="TableParagraph"/>
+              <w:spacing w:before="0" w:line="227" w:lineRule="exact"/>
+              <w:ind w:left="33"/>
+              <w:rPr>
+                <w:sz w:val="20"/>
+              </w:rPr>
+            </w:pPr>
+            <w:r>
+              <w:rPr>
+                <w:sz w:val="20"/>
+              </w:rPr>
+              <w:t>{{DESCRICAO</w:t>
+            </w:r>
+            <w:r>
+              <w:rPr>
+                <w:sz w:val="20"/>
+              </w:rPr>
+              <w:t>_7</w:t>
+            </w:r>
+            <w:r>
+              <w:rPr>
+                <w:sz w:val="20"/>
+              </w:rPr>
+              <w:t>}}</w:t>
+            </w:r>
+          </w:p>
+        </w:tc>
+        <w:tc>
+          <w:tcPr>
+            <w:tcW w:w="1719" w:type="dxa"/>
+          </w:tcPr>
+          <w:p>
+            <w:pPr>
+              <w:pStyle w:val="TableParagraph"/>
+              <w:ind w:left="340" w:right="324" w:hanging="77"/>
+              <w:rPr>
+                <w:sz w:val="20"/>
+              </w:rPr>
+            </w:pPr>
+            <w:r>
+              <w:rPr>
+                <w:sz w:val="20"/>
+              </w:rPr>
+              <w:t>{{UNIDADE</w:t>
+            </w:r>
+            <w:r>
+              <w:rPr>
+                <w:sz w:val="20"/>
+              </w:rPr>
+              <w:t>_7</w:t>
+            </w:r>
+            <w:r>
+              <w:rPr>
+                <w:sz w:val="20"/>
+              </w:rPr>
+              <w:t>}}</w:t>
+            </w:r>
+          </w:p>
+        </w:tc>
+        <w:tc>
+          <w:tcPr>
+            <w:tcW w:w="1321" w:type="dxa"/>
+          </w:tcPr>
+          <w:p>
+            <w:pPr>
+              <w:pStyle w:val="TableParagraph"/>
+              <w:rPr>
+                <w:spacing w:val="-3"/>
+                <w:sz w:val="20"/>
+              </w:rPr>
+            </w:pPr>
+            <w:r>
+              <w:rPr>
+                <w:spacing w:val="-3"/>
+                <w:sz w:val="20"/>
+              </w:rPr>
+              <w:t xml:space="preserve"> </w:t>
+            </w:r>
+            <w:r>
+              <w:rPr>
+                <w:spacing w:val="-2"/>
+                <w:sz w:val="20"/>
+              </w:rPr>
+              <w:t>{{VALOR_UN</w:t>
+            </w:r>
+            <w:r>
+              <w:rPr>
+                <w:spacing w:val="-2"/>
+                <w:sz w:val="20"/>
+              </w:rPr>
+              <w:t>_7</w:t>
+            </w:r>
+            <w:r>
+              <w:rPr>
+                <w:spacing w:val="-2"/>
+                <w:sz w:val="20"/>
+              </w:rPr>
+              <w:t>}}</w:t>
+            </w:r>
+          </w:p>
+        </w:tc>
+        <w:tc>
+          <w:tcPr>
+            <w:tcW w:w="1020" w:type="dxa"/>
+          </w:tcPr>
+          <w:p>
+            <w:pPr>
+              <w:pStyle w:val="TableParagraph"/>
+              <w:ind w:left="41"/>
+              <w:jc w:val="center"/>
+              <w:rPr>
+                <w:spacing w:val="-5"/>
+                <w:sz w:val="20"/>
+              </w:rPr>
+            </w:pPr>
+            <w:r>
+              <w:rPr>
+                <w:spacing w:val="-5"/>
+                <w:sz w:val="20"/>
+              </w:rPr>
+              <w:t>{{QTD</w:t>
+            </w:r>
+            <w:r>
+              <w:rPr>
+                <w:spacing w:val="-5"/>
+                <w:sz w:val="20"/>
+              </w:rPr>
+              <w:t>_</w:t>
+            </w:r>
+            <w:r>
+              <w:rPr>
+                <w:spacing w:val="-5"/>
+                <w:sz w:val="20"/>
+              </w:rPr>
+              <w:t>7</w:t>
+            </w:r>
+            <w:r>
+              <w:rPr>
+                <w:spacing w:val="-5"/>
+                <w:sz w:val="20"/>
+              </w:rPr>
+              <w:t>}}</w:t>
+            </w:r>
+          </w:p>
+        </w:tc>
+        <w:tc>
+          <w:tcPr>
+            <w:tcW w:w="1546" w:type="dxa"/>
+            <w:tcBorders>
+              <w:right w:val="nil"/>
+            </w:tcBorders>
+          </w:tcPr>
+          <w:p>
+            <w:pPr>
+              <w:pStyle w:val="TableParagraph"/>
+              <w:rPr>
+                <w:spacing w:val="-1"/>
+                <w:sz w:val="20"/>
+              </w:rPr>
+            </w:pPr>
+            <w:r>
+              <w:rPr>
+                <w:spacing w:val="-1"/>
+                <w:sz w:val="20"/>
+              </w:rPr>
+              <w:t xml:space="preserve"> </w:t>
+            </w:r>
+            <w:r>
+              <w:rPr>
+                <w:spacing w:val="-2"/>
+                <w:sz w:val="20"/>
+              </w:rPr>
+              <w:t>{{VALOR_TOTAL</w:t>
+            </w:r>
+            <w:r>
+              <w:rPr>
+                <w:spacing w:val="-2"/>
+                <w:sz w:val="20"/>
+              </w:rPr>
+              <w:t>_</w:t>
+            </w:r>
+            <w:r>
+              <w:rPr>
+                <w:spacing w:val="-2"/>
+                <w:sz w:val="20"/>
+              </w:rPr>
+              <w:t>7</w:t>
+            </w:r>
+            <w:r>
+              <w:rPr>
+                <w:spacing w:val="-2"/>
+                <w:sz w:val="20"/>
+              </w:rPr>
+              <w:t>}}</w:t>
+            </w:r>
+          </w:p>
+        </w:tc>
+      </w:tr>
+      <w:tr>
+        <w:trPr>
+          <w:trHeight w:val="1747"/>
+        </w:trPr>
+        <w:tc>
+          <w:tcPr>
+            <w:tcW w:w="1983" w:type="dxa"/>
+            <w:tcBorders>
+              <w:left w:val="nil"/>
+            </w:tcBorders>
+          </w:tcPr>
+          <w:p>
+            <w:pPr>
+              <w:pStyle w:val="TableParagraph"/>
+              <w:ind w:left="196" w:right="224" w:hanging="4"/>
+              <w:jc w:val="center"/>
+              <w:rPr>
+                <w:sz w:val="20"/>
+              </w:rPr>
+            </w:pPr>
+            <w:r>
+              <w:rPr>
+                <w:sz w:val="20"/>
+              </w:rPr>
+              <w:t>{{SERVICO</w:t>
+            </w:r>
+            <w:r>
+              <w:rPr>
+                <w:sz w:val="20"/>
+              </w:rPr>
+              <w:t>_8</w:t>
+            </w:r>
+            <w:r>
+              <w:rPr>
+                <w:sz w:val="20"/>
+              </w:rPr>
+              <w:t>}}</w:t>
+            </w:r>
+          </w:p>
+        </w:tc>
+        <w:tc>
+          <w:tcPr>
+            <w:tcW w:w="2872" w:type="dxa"/>
+          </w:tcPr>
+          <w:p>
+            <w:pPr>
+              <w:pStyle w:val="TableParagraph"/>
+              <w:spacing w:before="0" w:line="227" w:lineRule="exact"/>
+              <w:ind w:left="33"/>
+              <w:rPr>
+                <w:sz w:val="20"/>
+              </w:rPr>
+            </w:pPr>
+            <w:r>
+              <w:rPr>
+                <w:sz w:val="20"/>
+              </w:rPr>
+              <w:t>{{DESCRICAO</w:t>
+            </w:r>
+            <w:r>
+              <w:rPr>
+                <w:sz w:val="20"/>
+              </w:rPr>
+              <w:t>_8</w:t>
+            </w:r>
+            <w:r>
+              <w:rPr>
+                <w:sz w:val="20"/>
+              </w:rPr>
+              <w:t>}}</w:t>
+            </w:r>
+          </w:p>
+        </w:tc>
+        <w:tc>
+          <w:tcPr>
+            <w:tcW w:w="1719" w:type="dxa"/>
+          </w:tcPr>
+          <w:p>
+            <w:pPr>
+              <w:pStyle w:val="TableParagraph"/>
+              <w:ind w:left="340" w:right="324" w:hanging="77"/>
+              <w:rPr>
+                <w:sz w:val="20"/>
+              </w:rPr>
+            </w:pPr>
+            <w:r>
+              <w:rPr>
+                <w:sz w:val="20"/>
+              </w:rPr>
+              <w:t>{{UNIDADE</w:t>
+            </w:r>
+            <w:r>
+              <w:rPr>
+                <w:sz w:val="20"/>
+              </w:rPr>
+              <w:t>_8</w:t>
+            </w:r>
+            <w:r>
+              <w:rPr>
+                <w:sz w:val="20"/>
+              </w:rPr>
+              <w:t>}}</w:t>
+            </w:r>
+          </w:p>
+        </w:tc>
+        <w:tc>
+          <w:tcPr>
+            <w:tcW w:w="1321" w:type="dxa"/>
+          </w:tcPr>
+          <w:p>
+            <w:pPr>
+              <w:pStyle w:val="TableParagraph"/>
+              <w:rPr>
+                <w:spacing w:val="-3"/>
+                <w:sz w:val="20"/>
+              </w:rPr>
+            </w:pPr>
+            <w:r>
+              <w:rPr>
+                <w:spacing w:val="-3"/>
+                <w:sz w:val="20"/>
+              </w:rPr>
+              <w:t xml:space="preserve"> </w:t>
+            </w:r>
+            <w:r>
+              <w:rPr>
+                <w:spacing w:val="-2"/>
+                <w:sz w:val="20"/>
+              </w:rPr>
+              <w:t>{{VALOR_UN</w:t>
+            </w:r>
+            <w:r>
+              <w:rPr>
+                <w:spacing w:val="-2"/>
+                <w:sz w:val="20"/>
+              </w:rPr>
+              <w:t>_8</w:t>
+            </w:r>
+            <w:r>
+              <w:rPr>
+                <w:spacing w:val="-2"/>
+                <w:sz w:val="20"/>
+              </w:rPr>
+              <w:t>}}</w:t>
+            </w:r>
+          </w:p>
+        </w:tc>
+        <w:tc>
+          <w:tcPr>
+            <w:tcW w:w="1020" w:type="dxa"/>
+          </w:tcPr>
+          <w:p>
+            <w:pPr>
+              <w:pStyle w:val="TableParagraph"/>
+              <w:ind w:left="41"/>
+              <w:jc w:val="center"/>
+              <w:rPr>
+                <w:spacing w:val="-5"/>
+                <w:sz w:val="20"/>
+              </w:rPr>
+            </w:pPr>
+            <w:r>
+              <w:rPr>
+                <w:spacing w:val="-5"/>
+                <w:sz w:val="20"/>
+              </w:rPr>
+              <w:t>{{QTD</w:t>
+            </w:r>
+            <w:r>
+              <w:rPr>
+                <w:spacing w:val="-5"/>
+                <w:sz w:val="20"/>
+              </w:rPr>
+              <w:t>_8</w:t>
+            </w:r>
+            <w:r>
+              <w:rPr>
+                <w:spacing w:val="-5"/>
+                <w:sz w:val="20"/>
+              </w:rPr>
+              <w:t>}}</w:t>
+            </w:r>
+          </w:p>
+        </w:tc>
+        <w:tc>
+          <w:tcPr>
+            <w:tcW w:w="1546" w:type="dxa"/>
+            <w:tcBorders>
+              <w:right w:val="nil"/>
+            </w:tcBorders>
+          </w:tcPr>
+          <w:p>
+            <w:pPr>
+              <w:pStyle w:val="TableParagraph"/>
+              <w:rPr>
+                <w:spacing w:val="-1"/>
+                <w:sz w:val="20"/>
+              </w:rPr>
+            </w:pPr>
+            <w:r>
+              <w:rPr>
+                <w:spacing w:val="-1"/>
+                <w:sz w:val="20"/>
+              </w:rPr>
+              <w:t xml:space="preserve"> </w:t>
+            </w:r>
+            <w:r>
+              <w:rPr>
+                <w:spacing w:val="-2"/>
+                <w:sz w:val="20"/>
+              </w:rPr>
+              <w:t>{{VALOR_TOTAL</w:t>
+            </w:r>
+            <w:r>
+              <w:rPr>
+                <w:spacing w:val="-2"/>
+                <w:sz w:val="20"/>
+              </w:rPr>
+              <w:t>_8</w:t>
+            </w:r>
+            <w:r>
+              <w:rPr>
+                <w:spacing w:val="-2"/>
+                <w:sz w:val="20"/>
+              </w:rPr>
+              <w:t>}}</w:t>
+            </w:r>
+          </w:p>
+        </w:tc>
+      </w:tr>
+      <w:tr>
+        <w:trPr>
+          <w:trHeight w:val="1747"/>
+        </w:trPr>
+        <w:tc>
+          <w:tcPr>
+            <w:tcW w:w="1983" w:type="dxa"/>
+            <w:tcBorders>
+              <w:left w:val="nil"/>
+            </w:tcBorders>
+          </w:tcPr>
+          <w:p>
+            <w:pPr>
+              <w:pStyle w:val="TableParagraph"/>
+              <w:ind w:left="196" w:right="224" w:hanging="4"/>
+              <w:jc w:val="center"/>
+              <w:rPr>
+                <w:sz w:val="20"/>
+              </w:rPr>
+            </w:pPr>
+            <w:r>
+              <w:rPr>
+                <w:sz w:val="20"/>
+              </w:rPr>
+              <w:t>{{SERVICO</w:t>
+            </w:r>
+            <w:r>
+              <w:rPr>
+                <w:sz w:val="20"/>
+              </w:rPr>
+              <w:t>_9</w:t>
+            </w:r>
+            <w:r>
+              <w:rPr>
+                <w:sz w:val="20"/>
+              </w:rPr>
+              <w:t>}}</w:t>
+            </w:r>
+          </w:p>
+        </w:tc>
+        <w:tc>
+          <w:tcPr>
+            <w:tcW w:w="2872" w:type="dxa"/>
+          </w:tcPr>
+          <w:p>
+            <w:pPr>
+              <w:pStyle w:val="TableParagraph"/>
+              <w:spacing w:before="0" w:line="227" w:lineRule="exact"/>
+              <w:ind w:left="33"/>
+              <w:rPr>
+                <w:sz w:val="20"/>
+              </w:rPr>
+            </w:pPr>
+            <w:r>
+              <w:rPr>
+                <w:sz w:val="20"/>
+              </w:rPr>
+              <w:t>{{DESCRICAO</w:t>
+            </w:r>
+            <w:r>
+              <w:rPr>
+                <w:sz w:val="20"/>
+              </w:rPr>
+              <w:t>_9</w:t>
+            </w:r>
+            <w:r>
+              <w:rPr>
+                <w:sz w:val="20"/>
+              </w:rPr>
+              <w:t>}}</w:t>
+            </w:r>
+          </w:p>
+        </w:tc>
+        <w:tc>
+          <w:tcPr>
+            <w:tcW w:w="1719" w:type="dxa"/>
+          </w:tcPr>
+          <w:p>
+            <w:pPr>
+              <w:pStyle w:val="TableParagraph"/>
+              <w:ind w:left="340" w:right="324" w:hanging="77"/>
+              <w:rPr>
+                <w:sz w:val="20"/>
+              </w:rPr>
+            </w:pPr>
+            <w:r>
+              <w:rPr>
+                <w:sz w:val="20"/>
+              </w:rPr>
+              <w:t>{{UNIDADE</w:t>
+            </w:r>
+            <w:r>
+              <w:rPr>
+                <w:sz w:val="20"/>
+              </w:rPr>
+              <w:t>_9</w:t>
+            </w:r>
+            <w:r>
+              <w:rPr>
+                <w:sz w:val="20"/>
+              </w:rPr>
+              <w:t>}}</w:t>
+            </w:r>
+          </w:p>
+        </w:tc>
+        <w:tc>
+          <w:tcPr>
+            <w:tcW w:w="1321" w:type="dxa"/>
+          </w:tcPr>
+          <w:p>
+            <w:pPr>
+              <w:pStyle w:val="TableParagraph"/>
+              <w:rPr>
+                <w:spacing w:val="-3"/>
+                <w:sz w:val="20"/>
+              </w:rPr>
+            </w:pPr>
+            <w:r>
+              <w:rPr>
+                <w:spacing w:val="-3"/>
+                <w:sz w:val="20"/>
+              </w:rPr>
+              <w:t xml:space="preserve"> </w:t>
+            </w:r>
+            <w:r>
+              <w:rPr>
+                <w:spacing w:val="-2"/>
+                <w:sz w:val="20"/>
+              </w:rPr>
+              <w:t>{{VALOR_UN</w:t>
+            </w:r>
+            <w:r>
+              <w:rPr>
+                <w:spacing w:val="-2"/>
+                <w:sz w:val="20"/>
+              </w:rPr>
+              <w:t>_9</w:t>
+            </w:r>
+            <w:r>
+              <w:rPr>
+                <w:spacing w:val="-2"/>
+                <w:sz w:val="20"/>
+              </w:rPr>
+              <w:t>}}</w:t>
+            </w:r>
+          </w:p>
+        </w:tc>
+        <w:tc>
+          <w:tcPr>
+            <w:tcW w:w="1020" w:type="dxa"/>
+          </w:tcPr>
+          <w:p>
+            <w:pPr>
+              <w:pStyle w:val="TableParagraph"/>
+              <w:ind w:left="41"/>
+              <w:jc w:val="center"/>
+              <w:rPr>
+                <w:spacing w:val="-5"/>
+                <w:sz w:val="20"/>
+              </w:rPr>
+            </w:pPr>
+            <w:r>
+              <w:rPr>
+                <w:spacing w:val="-5"/>
+                <w:sz w:val="20"/>
+              </w:rPr>
+              <w:t>{{QTD</w:t>
+            </w:r>
+            <w:r>
+              <w:rPr>
+                <w:spacing w:val="-5"/>
+                <w:sz w:val="20"/>
+              </w:rPr>
+              <w:t>_9</w:t>
+            </w:r>
+            <w:r>
+              <w:rPr>
+                <w:spacing w:val="-5"/>
+                <w:sz w:val="20"/>
+              </w:rPr>
+              <w:t>}}</w:t>
+            </w:r>
+          </w:p>
+        </w:tc>
+        <w:tc>
+          <w:tcPr>
+            <w:tcW w:w="1546" w:type="dxa"/>
+            <w:tcBorders>
+              <w:right w:val="nil"/>
+            </w:tcBorders>
+          </w:tcPr>
+          <w:p>
+            <w:pPr>
+              <w:pStyle w:val="TableParagraph"/>
+              <w:rPr>
+                <w:spacing w:val="-1"/>
+                <w:sz w:val="20"/>
+              </w:rPr>
+            </w:pPr>
+            <w:r>
+              <w:rPr>
+                <w:spacing w:val="-1"/>
+                <w:sz w:val="20"/>
+              </w:rPr>
+              <w:t xml:space="preserve"> </w:t>
+            </w:r>
+            <w:r>
+              <w:rPr>
+                <w:spacing w:val="-2"/>
+                <w:sz w:val="20"/>
+              </w:rPr>
+              <w:t>{{VALOR_TOTAL</w:t>
+            </w:r>
+            <w:r>
+              <w:rPr>
+                <w:spacing w:val="-2"/>
+                <w:sz w:val="20"/>
+              </w:rPr>
+              <w:t>_9</w:t>
+            </w:r>
+            <w:r>
+              <w:rPr>
+                <w:spacing w:val="-2"/>
+                <w:sz w:val="20"/>
+              </w:rPr>
+              <w:t>}}</w:t>
+            </w:r>
+          </w:p>
+        </w:tc>
+      </w:tr>
+      <w:tr>
+        <w:trPr>
+          <w:trHeight w:val="1747"/>
+        </w:trPr>
+        <w:tc>
+          <w:tcPr>
+            <w:tcW w:w="1983" w:type="dxa"/>
+            <w:tcBorders>
+              <w:left w:val="nil"/>
+            </w:tcBorders>
+          </w:tcPr>
+          <w:p>
+            <w:pPr>
+              <w:pStyle w:val="TableParagraph"/>
+              <w:ind w:left="196" w:right="224" w:hanging="4"/>
+              <w:jc w:val="center"/>
+              <w:rPr>
+                <w:sz w:val="20"/>
+              </w:rPr>
+            </w:pPr>
+            <w:r>
+              <w:rPr>
+                <w:sz w:val="20"/>
+              </w:rPr>
+              <w:t>{{SERVICO_10}}</w:t>
+            </w:r>
+          </w:p>
+        </w:tc>
+        <w:tc>
+          <w:tcPr>
+            <w:tcW w:w="2872" w:type="dxa"/>
+          </w:tcPr>
+          <w:p>
+            <w:pPr>
+              <w:pStyle w:val="TableParagraph"/>
+              <w:spacing w:before="0" w:line="227" w:lineRule="exact"/>
+              <w:ind w:left="33"/>
+              <w:rPr>
+                <w:sz w:val="20"/>
+              </w:rPr>
+            </w:pPr>
+            <w:r>
+              <w:rPr>
+                <w:sz w:val="20"/>
+              </w:rPr>
+              <w:t>{{DESCRICAO</w:t>
+            </w:r>
+            <w:r>
+              <w:rPr>
+                <w:sz w:val="20"/>
+              </w:rPr>
+              <w:t>_</w:t>
+            </w:r>
+            <w:r>
+              <w:rPr>
+                <w:sz w:val="20"/>
+              </w:rPr>
+              <w:t>10</w:t>
+            </w:r>
+            <w:r>
+              <w:rPr>
+                <w:sz w:val="20"/>
+              </w:rPr>
+              <w:t>}}</w:t>
+            </w:r>
+          </w:p>
+        </w:tc>
+        <w:tc>
+          <w:tcPr>
+            <w:tcW w:w="1719" w:type="dxa"/>
+          </w:tcPr>
+          <w:p>
+            <w:pPr>
+              <w:pStyle w:val="TableParagraph"/>
+              <w:ind w:left="340" w:right="324" w:hanging="77"/>
+              <w:rPr>
+                <w:sz w:val="20"/>
+              </w:rPr>
+            </w:pPr>
+            <w:r>
+              <w:rPr>
+                <w:sz w:val="20"/>
+              </w:rPr>
+              <w:t>{{UNIDADE</w:t>
+            </w:r>
+            <w:r>
+              <w:rPr>
+                <w:sz w:val="20"/>
+              </w:rPr>
+              <w:t>_</w:t>
+            </w:r>
+            <w:r>
+              <w:rPr>
+                <w:sz w:val="20"/>
+              </w:rPr>
+              <w:t>10</w:t>
+            </w:r>
+            <w:r>
+              <w:rPr>
+                <w:sz w:val="20"/>
+              </w:rPr>
+              <w:t>}}</w:t>
+            </w:r>
+          </w:p>
+        </w:tc>
+        <w:tc>
+          <w:tcPr>
+            <w:tcW w:w="1321" w:type="dxa"/>
+          </w:tcPr>
+          <w:p>
+            <w:pPr>
+              <w:pStyle w:val="TableParagraph"/>
+              <w:rPr>
+                <w:spacing w:val="-3"/>
+                <w:sz w:val="20"/>
+              </w:rPr>
+            </w:pPr>
+            <w:r>
+              <w:rPr>
+                <w:spacing w:val="-3"/>
+                <w:sz w:val="20"/>
+              </w:rPr>
+              <w:t xml:space="preserve"> </w:t>
+            </w:r>
+            <w:r>
+              <w:rPr>
+                <w:spacing w:val="-2"/>
+                <w:sz w:val="20"/>
+              </w:rPr>
+              <w:t>{{VALOR_UN</w:t>
+            </w:r>
+            <w:r>
+              <w:rPr>
+                <w:spacing w:val="-2"/>
+                <w:sz w:val="20"/>
+              </w:rPr>
+              <w:t>_</w:t>
+            </w:r>
+            <w:r>
+              <w:rPr>
+                <w:spacing w:val="-2"/>
+                <w:sz w:val="20"/>
+              </w:rPr>
+              <w:t>10</w:t>
+            </w:r>
+            <w:r>
+              <w:rPr>
+                <w:spacing w:val="-2"/>
+                <w:sz w:val="20"/>
+              </w:rPr>
+              <w:t>}}</w:t>
+            </w:r>
+          </w:p>
+        </w:tc>
+        <w:tc>
+          <w:tcPr>
+            <w:tcW w:w="1020" w:type="dxa"/>
+          </w:tcPr>
+          <w:p>
+            <w:pPr>
+              <w:pStyle w:val="TableParagraph"/>
+              <w:ind w:left="41"/>
+              <w:jc w:val="center"/>
+              <w:rPr>
+                <w:spacing w:val="-5"/>
+                <w:sz w:val="20"/>
+              </w:rPr>
+            </w:pPr>
+            <w:r>
+              <w:rPr>
+                <w:spacing w:val="-5"/>
+                <w:sz w:val="20"/>
+              </w:rPr>
+              <w:t>{{QTD</w:t>
+            </w:r>
+            <w:r>
+              <w:rPr>
+                <w:spacing w:val="-5"/>
+                <w:sz w:val="20"/>
+              </w:rPr>
+              <w:t>_</w:t>
+            </w:r>
+            <w:r>
+              <w:rPr>
+                <w:spacing w:val="-5"/>
+                <w:sz w:val="20"/>
+              </w:rPr>
+              <w:t>10</w:t>
+            </w:r>
+            <w:r>
+              <w:rPr>
+                <w:spacing w:val="-5"/>
+                <w:sz w:val="20"/>
+              </w:rPr>
+              <w:t>}}</w:t>
+            </w:r>
+          </w:p>
+        </w:tc>
+        <w:tc>
+          <w:tcPr>
+            <w:tcW w:w="1546" w:type="dxa"/>
+            <w:tcBorders>
+              <w:right w:val="nil"/>
+            </w:tcBorders>
+          </w:tcPr>
+          <w:p>
+            <w:pPr>
+              <w:pStyle w:val="TableParagraph"/>
+              <w:rPr>
+                <w:spacing w:val="-1"/>
+                <w:sz w:val="20"/>
+              </w:rPr>
+            </w:pPr>
+            <w:r>
+              <w:rPr>
+                <w:spacing w:val="-2"/>
+                <w:sz w:val="20"/>
+              </w:rPr>
+              <w:t>{{VALOR_TOTAL</w:t>
+            </w:r>
+            <w:r>
+              <w:rPr>
+                <w:spacing w:val="-2"/>
+                <w:sz w:val="20"/>
+              </w:rPr>
+              <w:t>_</w:t>
+            </w:r>
+            <w:r>
+              <w:rPr>
+                <w:spacing w:val="-2"/>
+                <w:sz w:val="20"/>
+              </w:rPr>
+              <w:t>10</w:t>
+            </w:r>
+            <w:r>
+              <w:rPr>
+                <w:spacing w:val="-2"/>
+                <w:sz w:val="20"/>
+              </w:rPr>
+              <w:t>}}</w:t>
             </w:r>
           </w:p>
         </w:tc>
@@ -1519,7 +3696,6 @@
               <w:pStyle w:val="TableParagraph"/>
               <w:spacing w:before="44"/>
               <w:ind w:right="289"/>
-              <w:jc w:val="right"/>
               <w:rPr>
                 <w:b/>
                 <w:bCs/>
@@ -1533,7 +3709,16 @@
                 <w:spacing w:val="-2"/>
                 <w:sz w:val="20"/>
               </w:rPr>
-              <w:t>{{VALOR_TOTAL}}</w:t>
+              <w:t>{{VALOR_GLOBAL</w:t>
+            </w:r>
+            <w:r>
+              <w:rPr>
+                <w:b/>
+                <w:bCs/>
+                <w:spacing w:val="-2"/>
+                <w:sz w:val="20"/>
+              </w:rPr>
+              <w:t>}}</w:t>
             </w:r>
           </w:p>
         </w:tc>
@@ -1667,6 +3852,16 @@
                 <w:sz w:val="20"/>
               </w:rPr>
               <w:t>Desconto:</w:t>
+            </w:r>
+            <w:r>
+              <w:t xml:space="preserve"> </w:t>
+            </w:r>
+            <w:r>
+              <w:rPr>
+                <w:spacing w:val="-2"/>
+                <w:sz w:val="20"/>
+              </w:rPr>
+              <w:t>{{DESCONTO}}</w:t>
             </w:r>
           </w:p>
         </w:tc>
@@ -1891,7 +4086,7 @@
                 <w:spacing w:val="-2"/>
                 <w:sz w:val="20"/>
               </w:rPr>
-              <w:t>{{VALOR_TOTAL}}</w:t>
+              <w:t>{{VALOR_FINAL}}</w:t>
             </w:r>
           </w:p>
         </w:tc>
@@ -22447,7 +24642,29 @@
                               <w:szCs w:val="21"/>
                               <w:lang w:val="pt-BR" w:eastAsia="pt-BR"/>
                             </w:rPr>
-                            <w:t>{{NUMERO_DA_PROPOSTA}}</w:t>
+                            <w:t>{{</w:t>
+                          </w:r>
+                          <w:proofErr w:type="gramStart"/>
+                          <w:r>
+                            <w:rPr>
+                              <w:rFonts w:ascii="Consolas" w:eastAsia="Times New Roman" w:hAnsi="Consolas" w:cs="Times New Roman"/>
+                              <w:color w:val="FF7B72"/>
+                              <w:sz w:val="21"/>
+                              <w:szCs w:val="21"/>
+                              <w:lang w:val="pt-BR" w:eastAsia="pt-BR"/>
+                            </w:rPr>
+                            <w:t>NUMERO</w:t>
+                          </w:r>
+                          <w:proofErr w:type="gramEnd"/>
+                          <w:r>
+                            <w:rPr>
+                              <w:rFonts w:ascii="Consolas" w:eastAsia="Times New Roman" w:hAnsi="Consolas" w:cs="Times New Roman"/>
+                              <w:color w:val="FF7B72"/>
+                              <w:sz w:val="21"/>
+                              <w:szCs w:val="21"/>
+                              <w:lang w:val="pt-BR" w:eastAsia="pt-BR"/>
+                            </w:rPr>
+                            <w:t>_DA_PROPOSTA}}</w:t>
                           </w:r>
                         </w:p>
                         <w:p>
@@ -22470,7 +24687,29 @@
                               <w:szCs w:val="21"/>
                               <w:lang w:val="pt-BR" w:eastAsia="pt-BR"/>
                             </w:rPr>
-                            <w:t>{{NUMERO_DA_PROPOSTA}}</w:t>
+                            <w:t>{{</w:t>
+                          </w:r>
+                          <w:proofErr w:type="gramStart"/>
+                          <w:r>
+                            <w:rPr>
+                              <w:rFonts w:ascii="Consolas" w:eastAsia="Times New Roman" w:hAnsi="Consolas" w:cs="Times New Roman"/>
+                              <w:color w:val="FF7B72"/>
+                              <w:sz w:val="21"/>
+                              <w:szCs w:val="21"/>
+                              <w:lang w:val="pt-BR" w:eastAsia="pt-BR"/>
+                            </w:rPr>
+                            <w:t>NUMERO</w:t>
+                          </w:r>
+                          <w:proofErr w:type="gramEnd"/>
+                          <w:r>
+                            <w:rPr>
+                              <w:rFonts w:ascii="Consolas" w:eastAsia="Times New Roman" w:hAnsi="Consolas" w:cs="Times New Roman"/>
+                              <w:color w:val="FF7B72"/>
+                              <w:sz w:val="21"/>
+                              <w:szCs w:val="21"/>
+                              <w:lang w:val="pt-BR" w:eastAsia="pt-BR"/>
+                            </w:rPr>
+                            <w:t>_DA_PROPOSTA}}</w:t>
                           </w:r>
                         </w:p>
                         <w:p>
@@ -22493,7 +24732,29 @@
                               <w:spacing w:val="-2"/>
                               <w:lang w:val="pt-BR"/>
                             </w:rPr>
-                            <w:t>{{NUMERO_DA_PROPOSTA}}</w:t>
+                            <w:t>{{</w:t>
+                          </w:r>
+                          <w:proofErr w:type="gramStart"/>
+                          <w:r>
+                            <w:rPr>
+                              <w:b/>
+                              <w:i/>
+                              <w:color w:val="696969"/>
+                              <w:spacing w:val="-2"/>
+                              <w:lang w:val="pt-BR"/>
+                            </w:rPr>
+                            <w:t>NUMERO</w:t>
+                          </w:r>
+                          <w:proofErr w:type="gramEnd"/>
+                          <w:r>
+                            <w:rPr>
+                              <w:b/>
+                              <w:i/>
+                              <w:color w:val="696969"/>
+                              <w:spacing w:val="-2"/>
+                              <w:lang w:val="pt-BR"/>
+                            </w:rPr>
+                            <w:t>_DA_PROPOSTA}}</w:t>
                           </w:r>
                         </w:p>
                         <w:p>
@@ -25020,6 +27281,19 @@
       <w:lang w:val="pt-PT"/>
     </w:rPr>
   </w:style>
+  <w:style w:type="character" w:styleId="CdigoHTML">
+    <w:name w:val="HTML Code"/>
+    <w:basedOn w:val="Fontepargpadro"/>
+    <w:uiPriority w:val="99"/>
+    <w:semiHidden/>
+    <w:unhideWhenUsed/>
+    <w:rsid w:val="00B74649"/>
+    <w:rPr>
+      <w:rFonts w:ascii="Courier New" w:eastAsia="Times New Roman" w:hAnsi="Courier New" w:cs="Courier New"/>
+      <w:sz w:val="20"/>
+      <w:szCs w:val="20"/>
+    </w:rPr>
+  </w:style>
 </w:styles>
 </file>
 

--- a/Template_Proposta.docx
+++ b/Template_Proposta.docx
@@ -363,8 +363,8 @@
         <w:tblLook w:val="01E0" w:firstRow="1" w:lastRow="1" w:firstColumn="1" w:lastColumn="1" w:noHBand="0" w:noVBand="0"/>
       </w:tblPr>
       <w:tblGrid>
-        <w:gridCol w:w="3564"/>
-        <w:gridCol w:w="6919"/>
+        <w:gridCol w:w="2563"/>
+        <w:gridCol w:w="7920"/>
       </w:tblGrid>
       <w:tr>
         <w:trPr>
@@ -372,7 +372,7 @@
         </w:trPr>
         <w:tc>
           <w:tcPr>
-            <w:tcW w:w="3564" w:type="dxa"/>
+            <w:tcW w:w="2563" w:type="dxa"/>
             <w:shd w:val="clear" w:color="auto" w:fill="F5F5F5"/>
           </w:tcPr>
           <w:p>
@@ -409,7 +409,7 @@
         </w:tc>
         <w:tc>
           <w:tcPr>
-            <w:tcW w:w="6919" w:type="dxa"/>
+            <w:tcW w:w="7920" w:type="dxa"/>
             <w:shd w:val="clear" w:color="auto" w:fill="F5F5F5"/>
           </w:tcPr>
           <w:p>
@@ -419,7 +419,6 @@
                 <w:tab w:val="left" w:pos="3698"/>
               </w:tabs>
               <w:spacing w:before="40"/>
-              <w:ind w:left="39"/>
               <w:rPr>
                 <w:sz w:val="20"/>
               </w:rPr>
@@ -435,6 +434,12 @@
                 <w:sz w:val="20"/>
               </w:rPr>
               <w:tab/>
+            </w:r>
+            <w:r>
+              <w:rPr>
+                <w:sz w:val="20"/>
+              </w:rPr>
+              <w:t xml:space="preserve">     </w:t>
             </w:r>
             <w:r>
               <w:rPr>
@@ -565,7 +570,7 @@
               <w:rPr>
                 <w:sz w:val="20"/>
               </w:rPr>
-              <w:tab/>
+              <w:t xml:space="preserve">                                                      </w:t>
             </w:r>
             <w:r>
               <w:rPr>
@@ -620,7 +625,16 @@
         <w:t>Categoria:</w:t>
       </w:r>
       <w:r>
-        <w:tab/>
+        <w:rPr>
+          <w:spacing w:val="-2"/>
+        </w:rPr>
+        <w:t xml:space="preserve">                 </w:t>
+      </w:r>
+      <w:r>
+        <w:rPr>
+          <w:spacing w:val="-2"/>
+        </w:rPr>
+        <w:t xml:space="preserve">  </w:t>
       </w:r>
       <w:r>
         <w:rPr>
@@ -629,7 +643,7 @@
         <w:t>{{CATEGORIA}}</w:t>
       </w:r>
       <w:r>
-        <w:tab/>
+        <w:t xml:space="preserve">                                                                 </w:t>
       </w:r>
       <w:r>
         <w:rPr>
@@ -638,7 +652,7 @@
         <w:t>Contato/Função:</w:t>
       </w:r>
       <w:r>
-        <w:tab/>
+        <w:t xml:space="preserve">            </w:t>
       </w:r>
       <w:r>
         <w:t>{{CONTATO_FUNCAO}}</w:t>
@@ -661,8 +675,8 @@
       </w:tblPr>
       <w:tblGrid>
         <w:gridCol w:w="1671"/>
-        <w:gridCol w:w="6506"/>
-        <w:gridCol w:w="2284"/>
+        <w:gridCol w:w="5851"/>
+        <w:gridCol w:w="2939"/>
       </w:tblGrid>
       <w:tr>
         <w:trPr>
@@ -700,7 +714,7 @@
         </w:tc>
         <w:tc>
           <w:tcPr>
-            <w:tcW w:w="6506" w:type="dxa"/>
+            <w:tcW w:w="5851" w:type="dxa"/>
             <w:shd w:val="clear" w:color="auto" w:fill="F5F5F5"/>
           </w:tcPr>
           <w:p>
@@ -710,7 +724,6 @@
                 <w:tab w:val="left" w:pos="3564"/>
               </w:tabs>
               <w:spacing w:before="40"/>
-              <w:ind w:left="112"/>
               <w:rPr>
                 <w:sz w:val="20"/>
               </w:rPr>
@@ -741,7 +754,7 @@
         </w:tc>
         <w:tc>
           <w:tcPr>
-            <w:tcW w:w="2284" w:type="dxa"/>
+            <w:tcW w:w="2939" w:type="dxa"/>
             <w:shd w:val="clear" w:color="auto" w:fill="F5F5F5"/>
           </w:tcPr>
           <w:p>
@@ -3365,13 +3378,7 @@
               <w:rPr>
                 <w:sz w:val="20"/>
               </w:rPr>
-              <w:t>_</w:t>
-            </w:r>
-            <w:r>
-              <w:rPr>
-                <w:sz w:val="20"/>
-              </w:rPr>
-              <w:t>10</w:t>
+              <w:t>_10</w:t>
             </w:r>
             <w:r>
               <w:rPr>
@@ -3403,13 +3410,7 @@
               <w:rPr>
                 <w:sz w:val="20"/>
               </w:rPr>
-              <w:t>_</w:t>
-            </w:r>
-            <w:r>
-              <w:rPr>
-                <w:sz w:val="20"/>
-              </w:rPr>
-              <w:t>10</w:t>
+              <w:t>_10</w:t>
             </w:r>
             <w:r>
               <w:rPr>
@@ -3450,14 +3451,7 @@
                 <w:spacing w:val="-2"/>
                 <w:sz w:val="20"/>
               </w:rPr>
-              <w:t>_</w:t>
-            </w:r>
-            <w:r>
-              <w:rPr>
-                <w:spacing w:val="-2"/>
-                <w:sz w:val="20"/>
-              </w:rPr>
-              <w:t>10</w:t>
+              <w:t>_10</w:t>
             </w:r>
             <w:r>
               <w:rPr>
@@ -3494,14 +3488,7 @@
                 <w:spacing w:val="-5"/>
                 <w:sz w:val="20"/>
               </w:rPr>
-              <w:t>_</w:t>
-            </w:r>
-            <w:r>
-              <w:rPr>
-                <w:spacing w:val="-5"/>
-                <w:sz w:val="20"/>
-              </w:rPr>
-              <w:t>10</w:t>
+              <w:t>_10</w:t>
             </w:r>
             <w:r>
               <w:rPr>
@@ -3539,14 +3526,7 @@
                 <w:spacing w:val="-2"/>
                 <w:sz w:val="20"/>
               </w:rPr>
-              <w:t>_</w:t>
-            </w:r>
-            <w:r>
-              <w:rPr>
-                <w:spacing w:val="-2"/>
-                <w:sz w:val="20"/>
-              </w:rPr>
-              <w:t>10</w:t>
+              <w:t>_10</w:t>
             </w:r>
             <w:r>
               <w:rPr>
@@ -24893,7 +24873,29 @@
                         <w:szCs w:val="21"/>
                         <w:lang w:val="pt-BR" w:eastAsia="pt-BR"/>
                       </w:rPr>
-                      <w:t>{{NUMERO_DA_PROPOSTA}}</w:t>
+                      <w:t>{{</w:t>
+                    </w:r>
+                    <w:proofErr w:type="gramStart"/>
+                    <w:r>
+                      <w:rPr>
+                        <w:rFonts w:ascii="Consolas" w:eastAsia="Times New Roman" w:hAnsi="Consolas" w:cs="Times New Roman"/>
+                        <w:color w:val="FF7B72"/>
+                        <w:sz w:val="21"/>
+                        <w:szCs w:val="21"/>
+                        <w:lang w:val="pt-BR" w:eastAsia="pt-BR"/>
+                      </w:rPr>
+                      <w:t>NUMERO</w:t>
+                    </w:r>
+                    <w:proofErr w:type="gramEnd"/>
+                    <w:r>
+                      <w:rPr>
+                        <w:rFonts w:ascii="Consolas" w:eastAsia="Times New Roman" w:hAnsi="Consolas" w:cs="Times New Roman"/>
+                        <w:color w:val="FF7B72"/>
+                        <w:sz w:val="21"/>
+                        <w:szCs w:val="21"/>
+                        <w:lang w:val="pt-BR" w:eastAsia="pt-BR"/>
+                      </w:rPr>
+                      <w:t>_DA_PROPOSTA}}</w:t>
                     </w:r>
                   </w:p>
                   <w:p>
@@ -24916,7 +24918,29 @@
                         <w:szCs w:val="21"/>
                         <w:lang w:val="pt-BR" w:eastAsia="pt-BR"/>
                       </w:rPr>
-                      <w:t>{{NUMERO_DA_PROPOSTA}}</w:t>
+                      <w:t>{{</w:t>
+                    </w:r>
+                    <w:proofErr w:type="gramStart"/>
+                    <w:r>
+                      <w:rPr>
+                        <w:rFonts w:ascii="Consolas" w:eastAsia="Times New Roman" w:hAnsi="Consolas" w:cs="Times New Roman"/>
+                        <w:color w:val="FF7B72"/>
+                        <w:sz w:val="21"/>
+                        <w:szCs w:val="21"/>
+                        <w:lang w:val="pt-BR" w:eastAsia="pt-BR"/>
+                      </w:rPr>
+                      <w:t>NUMERO</w:t>
+                    </w:r>
+                    <w:proofErr w:type="gramEnd"/>
+                    <w:r>
+                      <w:rPr>
+                        <w:rFonts w:ascii="Consolas" w:eastAsia="Times New Roman" w:hAnsi="Consolas" w:cs="Times New Roman"/>
+                        <w:color w:val="FF7B72"/>
+                        <w:sz w:val="21"/>
+                        <w:szCs w:val="21"/>
+                        <w:lang w:val="pt-BR" w:eastAsia="pt-BR"/>
+                      </w:rPr>
+                      <w:t>_DA_PROPOSTA}}</w:t>
                     </w:r>
                   </w:p>
                   <w:p>
@@ -24939,7 +24963,29 @@
                         <w:spacing w:val="-2"/>
                         <w:lang w:val="pt-BR"/>
                       </w:rPr>
-                      <w:t>{{NUMERO_DA_PROPOSTA}}</w:t>
+                      <w:t>{{</w:t>
+                    </w:r>
+                    <w:proofErr w:type="gramStart"/>
+                    <w:r>
+                      <w:rPr>
+                        <w:b/>
+                        <w:i/>
+                        <w:color w:val="696969"/>
+                        <w:spacing w:val="-2"/>
+                        <w:lang w:val="pt-BR"/>
+                      </w:rPr>
+                      <w:t>NUMERO</w:t>
+                    </w:r>
+                    <w:proofErr w:type="gramEnd"/>
+                    <w:r>
+                      <w:rPr>
+                        <w:b/>
+                        <w:i/>
+                        <w:color w:val="696969"/>
+                        <w:spacing w:val="-2"/>
+                        <w:lang w:val="pt-BR"/>
+                      </w:rPr>
+                      <w:t>_DA_PROPOSTA}}</w:t>
                     </w:r>
                   </w:p>
                   <w:p>
@@ -27145,6 +27191,7 @@
   <w:style w:type="character" w:default="1" w:styleId="Fontepargpadro">
     <w:name w:val="Default Paragraph Font"/>
     <w:uiPriority w:val="1"/>
+    <w:semiHidden/>
     <w:unhideWhenUsed/>
   </w:style>
   <w:style w:type="table" w:default="1" w:styleId="Tabelanormal">

--- a/Template_Proposta.docx
+++ b/Template_Proposta.docx
@@ -628,13 +628,13 @@
         <w:rPr>
           <w:spacing w:val="-2"/>
         </w:rPr>
-        <w:t xml:space="preserve">                 </w:t>
-      </w:r>
-      <w:r>
-        <w:rPr>
-          <w:spacing w:val="-2"/>
-        </w:rPr>
-        <w:t xml:space="preserve">  </w:t>
+        <w:t xml:space="preserve">                  </w:t>
+      </w:r>
+      <w:r>
+        <w:rPr>
+          <w:spacing w:val="-2"/>
+        </w:rPr>
+        <w:t xml:space="preserve"> </w:t>
       </w:r>
       <w:r>
         <w:rPr>
@@ -643,7 +643,10 @@
         <w:t>{{CATEGORIA}}</w:t>
       </w:r>
       <w:r>
-        <w:t xml:space="preserve">                                                                 </w:t>
+        <w:t xml:space="preserve">                                                         </w:t>
+      </w:r>
+      <w:r>
+        <w:t xml:space="preserve">        </w:t>
       </w:r>
       <w:r>
         <w:rPr>
@@ -652,18 +655,14 @@
         <w:t>Contato/Função:</w:t>
       </w:r>
       <w:r>
-        <w:t xml:space="preserve">            </w:t>
+        <w:tab/>
       </w:r>
       <w:r>
         <w:t>{{CONTATO_FUNCAO}}</w:t>
       </w:r>
-    </w:p>
-    <w:p>
-      <w:pPr>
-        <w:pStyle w:val="Corpodetexto"/>
-        <w:spacing w:before="43" w:after="1"/>
-        <w:ind w:left="0"/>
-      </w:pPr>
+      <w:r>
+        <w:br/>
+      </w:r>
     </w:p>
     <w:tbl>
       <w:tblPr>
@@ -724,6 +723,7 @@
                 <w:tab w:val="left" w:pos="3564"/>
               </w:tabs>
               <w:spacing w:before="40"/>
+              <w:ind w:left="112"/>
               <w:rPr>
                 <w:sz w:val="20"/>
               </w:rPr>
@@ -741,7 +741,25 @@
               <w:rPr>
                 <w:sz w:val="20"/>
               </w:rPr>
-              <w:t xml:space="preserve">             </w:t>
+              <w:t xml:space="preserve">    </w:t>
+            </w:r>
+            <w:r>
+              <w:rPr>
+                <w:sz w:val="20"/>
+              </w:rPr>
+              <w:t xml:space="preserve"> </w:t>
+            </w:r>
+            <w:r>
+              <w:rPr>
+                <w:sz w:val="20"/>
+              </w:rPr>
+              <w:t xml:space="preserve"> </w:t>
+            </w:r>
+            <w:r>
+              <w:rPr>
+                <w:sz w:val="20"/>
+              </w:rPr>
+              <w:t xml:space="preserve">       </w:t>
             </w:r>
             <w:r>
               <w:rPr>
@@ -24109,7 +24127,7 @@
           <wp:extent cx="6711950" cy="624192"/>
           <wp:effectExtent l="0" t="0" r="0" b="0"/>
           <wp:wrapNone/>
-          <wp:docPr id="3" name="Image 3"/>
+          <wp:docPr id="836271528" name="Image 3"/>
           <wp:cNvGraphicFramePr>
             <a:graphicFrameLocks xmlns:a="http://schemas.openxmlformats.org/drawingml/2006/main"/>
           </wp:cNvGraphicFramePr>
@@ -25022,7 +25040,7 @@
           <wp:extent cx="5763768" cy="887729"/>
           <wp:effectExtent l="0" t="0" r="0" b="0"/>
           <wp:wrapNone/>
-          <wp:docPr id="1" name="Image 1"/>
+          <wp:docPr id="1142298588" name="Image 1"/>
           <wp:cNvGraphicFramePr>
             <a:graphicFrameLocks xmlns:a="http://schemas.openxmlformats.org/drawingml/2006/main"/>
           </wp:cNvGraphicFramePr>

--- a/Template_Proposta.docx
+++ b/Template_Proposta.docx
@@ -351,6 +351,7 @@
         <w:ind w:left="0"/>
         <w:rPr>
           <w:sz w:val="13"/>
+          <w:u w:val="single"/>
         </w:rPr>
       </w:pPr>
     </w:p>
@@ -555,7 +556,6 @@
               <w:tabs>
                 <w:tab w:val="left" w:pos="4199"/>
               </w:tabs>
-              <w:ind w:left="314"/>
               <w:rPr>
                 <w:sz w:val="20"/>
               </w:rPr>
@@ -628,13 +628,7 @@
         <w:rPr>
           <w:spacing w:val="-2"/>
         </w:rPr>
-        <w:t xml:space="preserve">                  </w:t>
-      </w:r>
-      <w:r>
-        <w:rPr>
-          <w:spacing w:val="-2"/>
-        </w:rPr>
-        <w:t xml:space="preserve"> </w:t>
+        <w:tab/>
       </w:r>
       <w:r>
         <w:rPr>
@@ -655,6 +649,9 @@
         <w:t>Contato/Função:</w:t>
       </w:r>
       <w:r>
+        <w:rPr>
+          <w:spacing w:val="-2"/>
+        </w:rPr>
         <w:tab/>
       </w:r>
       <w:r>
@@ -723,12 +720,15 @@
                 <w:tab w:val="left" w:pos="3564"/>
               </w:tabs>
               <w:spacing w:before="40"/>
-              <w:ind w:left="112"/>
               <w:rPr>
                 <w:sz w:val="20"/>
               </w:rPr>
             </w:pPr>
             <w:r>
+              <w:rPr>
+                <w:sz w:val="20"/>
+                <w:szCs w:val="20"/>
+              </w:rPr>
               <w:t>{{EMAIL}}</w:t>
             </w:r>
             <w:r>
@@ -834,6 +834,12 @@
           <w:spacing w:val="-2"/>
         </w:rPr>
         <w:t>atendidas:</w:t>
+      </w:r>
+      <w:r>
+        <w:rPr>
+          <w:spacing w:val="-2"/>
+        </w:rPr>
+        <w:tab/>
       </w:r>
       <w:r>
         <w:rPr>
@@ -922,7 +928,7 @@
             <w:pPr>
               <w:pStyle w:val="TableParagraph"/>
               <w:spacing w:before="19" w:line="240" w:lineRule="atLeast"/>
-              <w:ind w:left="246" w:right="3239"/>
+              <w:ind w:right="3239"/>
               <w:rPr>
                 <w:sz w:val="20"/>
               </w:rPr>
@@ -24640,29 +24646,7 @@
                               <w:szCs w:val="21"/>
                               <w:lang w:val="pt-BR" w:eastAsia="pt-BR"/>
                             </w:rPr>
-                            <w:t>{{</w:t>
-                          </w:r>
-                          <w:proofErr w:type="gramStart"/>
-                          <w:r>
-                            <w:rPr>
-                              <w:rFonts w:ascii="Consolas" w:eastAsia="Times New Roman" w:hAnsi="Consolas" w:cs="Times New Roman"/>
-                              <w:color w:val="FF7B72"/>
-                              <w:sz w:val="21"/>
-                              <w:szCs w:val="21"/>
-                              <w:lang w:val="pt-BR" w:eastAsia="pt-BR"/>
-                            </w:rPr>
-                            <w:t>NUMERO</w:t>
-                          </w:r>
-                          <w:proofErr w:type="gramEnd"/>
-                          <w:r>
-                            <w:rPr>
-                              <w:rFonts w:ascii="Consolas" w:eastAsia="Times New Roman" w:hAnsi="Consolas" w:cs="Times New Roman"/>
-                              <w:color w:val="FF7B72"/>
-                              <w:sz w:val="21"/>
-                              <w:szCs w:val="21"/>
-                              <w:lang w:val="pt-BR" w:eastAsia="pt-BR"/>
-                            </w:rPr>
-                            <w:t>_DA_PROPOSTA}}</w:t>
+                            <w:t>{{NUMERO_DA_PROPOSTA}}</w:t>
                           </w:r>
                         </w:p>
                         <w:p>
@@ -24685,29 +24669,7 @@
                               <w:szCs w:val="21"/>
                               <w:lang w:val="pt-BR" w:eastAsia="pt-BR"/>
                             </w:rPr>
-                            <w:t>{{</w:t>
-                          </w:r>
-                          <w:proofErr w:type="gramStart"/>
-                          <w:r>
-                            <w:rPr>
-                              <w:rFonts w:ascii="Consolas" w:eastAsia="Times New Roman" w:hAnsi="Consolas" w:cs="Times New Roman"/>
-                              <w:color w:val="FF7B72"/>
-                              <w:sz w:val="21"/>
-                              <w:szCs w:val="21"/>
-                              <w:lang w:val="pt-BR" w:eastAsia="pt-BR"/>
-                            </w:rPr>
-                            <w:t>NUMERO</w:t>
-                          </w:r>
-                          <w:proofErr w:type="gramEnd"/>
-                          <w:r>
-                            <w:rPr>
-                              <w:rFonts w:ascii="Consolas" w:eastAsia="Times New Roman" w:hAnsi="Consolas" w:cs="Times New Roman"/>
-                              <w:color w:val="FF7B72"/>
-                              <w:sz w:val="21"/>
-                              <w:szCs w:val="21"/>
-                              <w:lang w:val="pt-BR" w:eastAsia="pt-BR"/>
-                            </w:rPr>
-                            <w:t>_DA_PROPOSTA}}</w:t>
+                            <w:t>{{NUMERO_DA_PROPOSTA}}</w:t>
                           </w:r>
                         </w:p>
                         <w:p>
@@ -24730,29 +24692,7 @@
                               <w:spacing w:val="-2"/>
                               <w:lang w:val="pt-BR"/>
                             </w:rPr>
-                            <w:t>{{</w:t>
-                          </w:r>
-                          <w:proofErr w:type="gramStart"/>
-                          <w:r>
-                            <w:rPr>
-                              <w:b/>
-                              <w:i/>
-                              <w:color w:val="696969"/>
-                              <w:spacing w:val="-2"/>
-                              <w:lang w:val="pt-BR"/>
-                            </w:rPr>
-                            <w:t>NUMERO</w:t>
-                          </w:r>
-                          <w:proofErr w:type="gramEnd"/>
-                          <w:r>
-                            <w:rPr>
-                              <w:b/>
-                              <w:i/>
-                              <w:color w:val="696969"/>
-                              <w:spacing w:val="-2"/>
-                              <w:lang w:val="pt-BR"/>
-                            </w:rPr>
-                            <w:t>_DA_PROPOSTA}}</w:t>
+                            <w:t>{{NUMERO_DA_PROPOSTA}}</w:t>
                           </w:r>
                         </w:p>
                         <w:p>
@@ -24891,29 +24831,7 @@
                         <w:szCs w:val="21"/>
                         <w:lang w:val="pt-BR" w:eastAsia="pt-BR"/>
                       </w:rPr>
-                      <w:t>{{</w:t>
-                    </w:r>
-                    <w:proofErr w:type="gramStart"/>
-                    <w:r>
-                      <w:rPr>
-                        <w:rFonts w:ascii="Consolas" w:eastAsia="Times New Roman" w:hAnsi="Consolas" w:cs="Times New Roman"/>
-                        <w:color w:val="FF7B72"/>
-                        <w:sz w:val="21"/>
-                        <w:szCs w:val="21"/>
-                        <w:lang w:val="pt-BR" w:eastAsia="pt-BR"/>
-                      </w:rPr>
-                      <w:t>NUMERO</w:t>
-                    </w:r>
-                    <w:proofErr w:type="gramEnd"/>
-                    <w:r>
-                      <w:rPr>
-                        <w:rFonts w:ascii="Consolas" w:eastAsia="Times New Roman" w:hAnsi="Consolas" w:cs="Times New Roman"/>
-                        <w:color w:val="FF7B72"/>
-                        <w:sz w:val="21"/>
-                        <w:szCs w:val="21"/>
-                        <w:lang w:val="pt-BR" w:eastAsia="pt-BR"/>
-                      </w:rPr>
-                      <w:t>_DA_PROPOSTA}}</w:t>
+                      <w:t>{{NUMERO_DA_PROPOSTA}}</w:t>
                     </w:r>
                   </w:p>
                   <w:p>
@@ -24936,29 +24854,7 @@
                         <w:szCs w:val="21"/>
                         <w:lang w:val="pt-BR" w:eastAsia="pt-BR"/>
                       </w:rPr>
-                      <w:t>{{</w:t>
-                    </w:r>
-                    <w:proofErr w:type="gramStart"/>
-                    <w:r>
-                      <w:rPr>
-                        <w:rFonts w:ascii="Consolas" w:eastAsia="Times New Roman" w:hAnsi="Consolas" w:cs="Times New Roman"/>
-                        <w:color w:val="FF7B72"/>
-                        <w:sz w:val="21"/>
-                        <w:szCs w:val="21"/>
-                        <w:lang w:val="pt-BR" w:eastAsia="pt-BR"/>
-                      </w:rPr>
-                      <w:t>NUMERO</w:t>
-                    </w:r>
-                    <w:proofErr w:type="gramEnd"/>
-                    <w:r>
-                      <w:rPr>
-                        <w:rFonts w:ascii="Consolas" w:eastAsia="Times New Roman" w:hAnsi="Consolas" w:cs="Times New Roman"/>
-                        <w:color w:val="FF7B72"/>
-                        <w:sz w:val="21"/>
-                        <w:szCs w:val="21"/>
-                        <w:lang w:val="pt-BR" w:eastAsia="pt-BR"/>
-                      </w:rPr>
-                      <w:t>_DA_PROPOSTA}}</w:t>
+                      <w:t>{{NUMERO_DA_PROPOSTA}}</w:t>
                     </w:r>
                   </w:p>
                   <w:p>
@@ -24981,29 +24877,7 @@
                         <w:spacing w:val="-2"/>
                         <w:lang w:val="pt-BR"/>
                       </w:rPr>
-                      <w:t>{{</w:t>
-                    </w:r>
-                    <w:proofErr w:type="gramStart"/>
-                    <w:r>
-                      <w:rPr>
-                        <w:b/>
-                        <w:i/>
-                        <w:color w:val="696969"/>
-                        <w:spacing w:val="-2"/>
-                        <w:lang w:val="pt-BR"/>
-                      </w:rPr>
-                      <w:t>NUMERO</w:t>
-                    </w:r>
-                    <w:proofErr w:type="gramEnd"/>
-                    <w:r>
-                      <w:rPr>
-                        <w:b/>
-                        <w:i/>
-                        <w:color w:val="696969"/>
-                        <w:spacing w:val="-2"/>
-                        <w:lang w:val="pt-BR"/>
-                      </w:rPr>
-                      <w:t>_DA_PROPOSTA}}</w:t>
+                      <w:t>{{NUMERO_DA_PROPOSTA}}</w:t>
                     </w:r>
                   </w:p>
                   <w:p>

--- a/Template_Proposta.docx
+++ b/Template_Proposta.docx
@@ -182,6 +182,98 @@
         <w:ind w:right="877"/>
       </w:pPr>
       <w:r>
+        <w:rPr>
+          <w:noProof/>
+        </w:rPr>
+        <mc:AlternateContent>
+          <mc:Choice Requires="wps">
+            <w:drawing>
+              <wp:anchor distT="0" distB="0" distL="0" distR="0" simplePos="0" relativeHeight="487375360" behindDoc="1" locked="0" layoutInCell="1" allowOverlap="1" wp14:anchorId="4279A2FD" wp14:editId="4F6EADC9">
+                <wp:simplePos x="0" y="0"/>
+                <wp:positionH relativeFrom="page">
+                  <wp:posOffset>460552</wp:posOffset>
+                </wp:positionH>
+                <wp:positionV relativeFrom="paragraph">
+                  <wp:posOffset>570908</wp:posOffset>
+                </wp:positionV>
+                <wp:extent cx="6631940" cy="220345"/>
+                <wp:effectExtent l="0" t="0" r="0" b="0"/>
+                <wp:wrapNone/>
+                <wp:docPr id="5" name="Graphic 5"/>
+                <wp:cNvGraphicFramePr>
+                  <a:graphicFrameLocks xmlns:a="http://schemas.openxmlformats.org/drawingml/2006/main"/>
+                </wp:cNvGraphicFramePr>
+                <a:graphic xmlns:a="http://schemas.openxmlformats.org/drawingml/2006/main">
+                  <a:graphicData uri="http://schemas.microsoft.com/office/word/2010/wordprocessingShape">
+                    <wps:wsp>
+                      <wps:cNvSpPr>
+                        <a:spLocks/>
+                      </wps:cNvSpPr>
+                      <wps:spPr>
+                        <a:xfrm>
+                          <a:off x="0" y="0"/>
+                          <a:ext cx="6631940" cy="220345"/>
+                        </a:xfrm>
+                        <a:custGeom>
+                          <a:avLst/>
+                          <a:gdLst/>
+                          <a:ahLst/>
+                          <a:cxnLst/>
+                          <a:rect l="l" t="t" r="r" b="b"/>
+                          <a:pathLst>
+                            <a:path w="6631940" h="220345">
+                              <a:moveTo>
+                                <a:pt x="6631762" y="0"/>
+                              </a:moveTo>
+                              <a:lnTo>
+                                <a:pt x="1457579" y="0"/>
+                              </a:lnTo>
+                              <a:lnTo>
+                                <a:pt x="0" y="0"/>
+                              </a:lnTo>
+                              <a:lnTo>
+                                <a:pt x="0" y="219760"/>
+                              </a:lnTo>
+                              <a:lnTo>
+                                <a:pt x="1457528" y="219760"/>
+                              </a:lnTo>
+                              <a:lnTo>
+                                <a:pt x="6631762" y="219760"/>
+                              </a:lnTo>
+                              <a:lnTo>
+                                <a:pt x="6631762" y="0"/>
+                              </a:lnTo>
+                              <a:close/>
+                            </a:path>
+                          </a:pathLst>
+                        </a:custGeom>
+                        <a:solidFill>
+                          <a:srgbClr val="F5F5F5"/>
+                        </a:solidFill>
+                      </wps:spPr>
+                      <wps:bodyPr wrap="square" lIns="0" tIns="0" rIns="0" bIns="0" rtlCol="0">
+                        <a:prstTxWarp prst="textNoShape">
+                          <a:avLst/>
+                        </a:prstTxWarp>
+                        <a:noAutofit/>
+                      </wps:bodyPr>
+                    </wps:wsp>
+                  </a:graphicData>
+                </a:graphic>
+              </wp:anchor>
+            </w:drawing>
+          </mc:Choice>
+          <mc:Fallback>
+            <w:pict>
+              <v:shape w14:anchorId="57BE1BD8" id="Graphic 5" o:spid="_x0000_s1026" style="position:absolute;margin-left:36.25pt;margin-top:44.95pt;width:522.2pt;height:17.35pt;z-index:-15941120;visibility:visible;mso-wrap-style:square;mso-wrap-distance-left:0;mso-wrap-distance-top:0;mso-wrap-distance-right:0;mso-wrap-distance-bottom:0;mso-position-horizontal:absolute;mso-position-horizontal-relative:page;mso-position-vertical:absolute;mso-position-vertical-relative:text;v-text-anchor:top" coordsize="6631940,220345" o:gfxdata="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" path="m6631762,l1457579,,,,,219760r1457528,l6631762,219760,6631762,xe" fillcolor="#f5f5f5" stroked="f">
+                <v:path arrowok="t"/>
+                <w10:wrap anchorx="page"/>
+              </v:shape>
+            </w:pict>
+          </mc:Fallback>
+        </mc:AlternateContent>
+      </w:r>
+      <w:r>
         <w:t>de</w:t>
       </w:r>
       <w:r>
@@ -351,7 +443,6 @@
         <w:ind w:left="0"/>
         <w:rPr>
           <w:sz w:val="13"/>
-          <w:u w:val="single"/>
         </w:rPr>
       </w:pPr>
     </w:p>
@@ -364,16 +455,16 @@
         <w:tblLook w:val="01E0" w:firstRow="1" w:lastRow="1" w:firstColumn="1" w:lastColumn="1" w:noHBand="0" w:noVBand="0"/>
       </w:tblPr>
       <w:tblGrid>
-        <w:gridCol w:w="2563"/>
-        <w:gridCol w:w="7920"/>
+        <w:gridCol w:w="2320"/>
+        <w:gridCol w:w="4504"/>
       </w:tblGrid>
       <w:tr>
         <w:trPr>
-          <w:trHeight w:val="316"/>
+          <w:trHeight w:val="346"/>
         </w:trPr>
         <w:tc>
           <w:tcPr>
-            <w:tcW w:w="2563" w:type="dxa"/>
+            <w:tcW w:w="2320" w:type="dxa"/>
             <w:shd w:val="clear" w:color="auto" w:fill="F5F5F5"/>
           </w:tcPr>
           <w:p>
@@ -410,7 +501,7 @@
         </w:tc>
         <w:tc>
           <w:tcPr>
-            <w:tcW w:w="7920" w:type="dxa"/>
+            <w:tcW w:w="4504" w:type="dxa"/>
             <w:shd w:val="clear" w:color="auto" w:fill="F5F5F5"/>
           </w:tcPr>
           <w:p>
@@ -420,6 +511,7 @@
                 <w:tab w:val="left" w:pos="3698"/>
               </w:tabs>
               <w:spacing w:before="40"/>
+              <w:ind w:left="39"/>
               <w:rPr>
                 <w:sz w:val="20"/>
               </w:rPr>
@@ -428,19 +520,66 @@
               <w:rPr>
                 <w:sz w:val="20"/>
               </w:rPr>
-              <w:t>{{RESPONSAVEL}}</w:t>
+              <w:t>RAIZA</w:t>
+            </w:r>
+            <w:r>
+              <w:rPr>
+                <w:spacing w:val="-12"/>
+                <w:sz w:val="20"/>
+              </w:rPr>
+              <w:t xml:space="preserve"> </w:t>
+            </w:r>
+            <w:r>
+              <w:rPr>
+                <w:sz w:val="20"/>
+              </w:rPr>
+              <w:t>ANDREZA</w:t>
+            </w:r>
+            <w:r>
+              <w:rPr>
+                <w:spacing w:val="-11"/>
+                <w:sz w:val="20"/>
+              </w:rPr>
+              <w:t xml:space="preserve"> </w:t>
+            </w:r>
+            <w:r>
+              <w:rPr>
+                <w:sz w:val="20"/>
+              </w:rPr>
+              <w:t>ROCHA</w:t>
+            </w:r>
+            <w:r>
+              <w:rPr>
+                <w:spacing w:val="-11"/>
+                <w:sz w:val="20"/>
+              </w:rPr>
+              <w:t xml:space="preserve"> </w:t>
+            </w:r>
+            <w:r>
+              <w:rPr>
+                <w:sz w:val="20"/>
+              </w:rPr>
+              <w:t>DE</w:t>
+            </w:r>
+            <w:r>
+              <w:rPr>
+                <w:spacing w:val="-11"/>
+                <w:sz w:val="20"/>
+              </w:rPr>
+              <w:t xml:space="preserve"> </w:t>
+            </w:r>
+            <w:r>
+              <w:rPr>
+                <w:spacing w:val="-2"/>
+                <w:sz w:val="20"/>
+              </w:rPr>
+              <w:t>ARAUJO</w:t>
             </w:r>
             <w:r>
               <w:rPr>
                 <w:sz w:val="20"/>
               </w:rPr>
               <w:tab/>
-            </w:r>
-            <w:r>
-              <w:rPr>
-                <w:sz w:val="20"/>
-              </w:rPr>
-              <w:t xml:space="preserve">     </w:t>
             </w:r>
             <w:r>
               <w:rPr>
@@ -556,6 +695,7 @@
               <w:tabs>
                 <w:tab w:val="left" w:pos="4199"/>
               </w:tabs>
+              <w:ind w:left="314"/>
               <w:rPr>
                 <w:sz w:val="20"/>
               </w:rPr>
@@ -570,7 +710,7 @@
               <w:rPr>
                 <w:sz w:val="20"/>
               </w:rPr>
-              <w:t xml:space="preserve">                                                      </w:t>
+              <w:tab/>
             </w:r>
             <w:r>
               <w:rPr>
@@ -592,6 +732,7 @@
           <w:p>
             <w:pPr>
               <w:pStyle w:val="TableParagraph"/>
+              <w:ind w:left="729"/>
               <w:rPr>
                 <w:sz w:val="20"/>
               </w:rPr>
@@ -620,14 +761,133 @@
       </w:pPr>
       <w:r>
         <w:rPr>
+          <w:noProof/>
+        </w:rPr>
+        <mc:AlternateContent>
+          <mc:Choice Requires="wps">
+            <w:drawing>
+              <wp:anchor distT="0" distB="0" distL="0" distR="0" simplePos="0" relativeHeight="487375872" behindDoc="1" locked="0" layoutInCell="1" allowOverlap="1" wp14:anchorId="640DC4BF" wp14:editId="7F41AD39">
+                <wp:simplePos x="0" y="0"/>
+                <wp:positionH relativeFrom="page">
+                  <wp:posOffset>460552</wp:posOffset>
+                </wp:positionH>
+                <wp:positionV relativeFrom="paragraph">
+                  <wp:posOffset>363295</wp:posOffset>
+                </wp:positionV>
+                <wp:extent cx="6635115" cy="217170"/>
+                <wp:effectExtent l="0" t="0" r="0" b="0"/>
+                <wp:wrapNone/>
+                <wp:docPr id="6" name="Graphic 6"/>
+                <wp:cNvGraphicFramePr>
+                  <a:graphicFrameLocks xmlns:a="http://schemas.openxmlformats.org/drawingml/2006/main"/>
+                </wp:cNvGraphicFramePr>
+                <a:graphic xmlns:a="http://schemas.openxmlformats.org/drawingml/2006/main">
+                  <a:graphicData uri="http://schemas.microsoft.com/office/word/2010/wordprocessingShape">
+                    <wps:wsp>
+                      <wps:cNvSpPr>
+                        <a:spLocks/>
+                      </wps:cNvSpPr>
+                      <wps:spPr>
+                        <a:xfrm>
+                          <a:off x="0" y="0"/>
+                          <a:ext cx="6635115" cy="217170"/>
+                        </a:xfrm>
+                        <a:custGeom>
+                          <a:avLst/>
+                          <a:gdLst/>
+                          <a:ahLst/>
+                          <a:cxnLst/>
+                          <a:rect l="l" t="t" r="r" b="b"/>
+                          <a:pathLst>
+                            <a:path w="6635115" h="217170">
+                              <a:moveTo>
+                                <a:pt x="936028" y="0"/>
+                              </a:moveTo>
+                              <a:lnTo>
+                                <a:pt x="0" y="0"/>
+                              </a:lnTo>
+                              <a:lnTo>
+                                <a:pt x="0" y="216712"/>
+                              </a:lnTo>
+                              <a:lnTo>
+                                <a:pt x="936028" y="216712"/>
+                              </a:lnTo>
+                              <a:lnTo>
+                                <a:pt x="936028" y="0"/>
+                              </a:lnTo>
+                              <a:close/>
+                            </a:path>
+                            <a:path w="6635115" h="217170">
+                              <a:moveTo>
+                                <a:pt x="4650041" y="0"/>
+                              </a:moveTo>
+                              <a:lnTo>
+                                <a:pt x="936066" y="0"/>
+                              </a:lnTo>
+                              <a:lnTo>
+                                <a:pt x="936066" y="216712"/>
+                              </a:lnTo>
+                              <a:lnTo>
+                                <a:pt x="4650041" y="216712"/>
+                              </a:lnTo>
+                              <a:lnTo>
+                                <a:pt x="4650041" y="0"/>
+                              </a:lnTo>
+                              <a:close/>
+                            </a:path>
+                            <a:path w="6635115" h="217170">
+                              <a:moveTo>
+                                <a:pt x="6634937" y="0"/>
+                              </a:moveTo>
+                              <a:lnTo>
+                                <a:pt x="4650054" y="0"/>
+                              </a:lnTo>
+                              <a:lnTo>
+                                <a:pt x="4650054" y="216712"/>
+                              </a:lnTo>
+                              <a:lnTo>
+                                <a:pt x="6634937" y="216712"/>
+                              </a:lnTo>
+                              <a:lnTo>
+                                <a:pt x="6634937" y="0"/>
+                              </a:lnTo>
+                              <a:close/>
+                            </a:path>
+                          </a:pathLst>
+                        </a:custGeom>
+                        <a:solidFill>
+                          <a:srgbClr val="F5F5F5"/>
+                        </a:solidFill>
+                      </wps:spPr>
+                      <wps:bodyPr wrap="square" lIns="0" tIns="0" rIns="0" bIns="0" rtlCol="0">
+                        <a:prstTxWarp prst="textNoShape">
+                          <a:avLst/>
+                        </a:prstTxWarp>
+                        <a:noAutofit/>
+                      </wps:bodyPr>
+                    </wps:wsp>
+                  </a:graphicData>
+                </a:graphic>
+              </wp:anchor>
+            </w:drawing>
+          </mc:Choice>
+          <mc:Fallback>
+            <w:pict>
+              <v:shape w14:anchorId="4E4F10A6" id="Graphic 6" o:spid="_x0000_s1026" style="position:absolute;margin-left:36.25pt;margin-top:28.6pt;width:522.45pt;height:17.1pt;z-index:-15940608;visibility:visible;mso-wrap-style:square;mso-wrap-distance-left:0;mso-wrap-distance-top:0;mso-wrap-distance-right:0;mso-wrap-distance-bottom:0;mso-position-horizontal:absolute;mso-position-horizontal-relative:page;mso-position-vertical:absolute;mso-position-vertical-relative:text;v-text-anchor:top" coordsize="6635115,217170" o:gfxdata="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" path="m936028,l,,,216712r936028,l936028,xem4650041,l936066,r,216712l4650041,216712,4650041,xem6634937,l4650054,r,216712l6634937,216712,6634937,xe" fillcolor="#f5f5f5" stroked="f">
+                <v:path arrowok="t"/>
+                <w10:wrap anchorx="page"/>
+              </v:shape>
+            </w:pict>
+          </mc:Fallback>
+        </mc:AlternateContent>
+      </w:r>
+      <w:r>
+        <w:rPr>
           <w:spacing w:val="-2"/>
         </w:rPr>
         <w:t>Categoria:</w:t>
       </w:r>
       <w:r>
-        <w:rPr>
-          <w:spacing w:val="-2"/>
-        </w:rPr>
         <w:tab/>
       </w:r>
       <w:r>
@@ -637,10 +897,7 @@
         <w:t>{{CATEGORIA}}</w:t>
       </w:r>
       <w:r>
-        <w:t xml:space="preserve">                                                         </w:t>
-      </w:r>
-      <w:r>
-        <w:t xml:space="preserve">        </w:t>
+        <w:tab/>
       </w:r>
       <w:r>
         <w:rPr>
@@ -649,17 +906,18 @@
         <w:t>Contato/Função:</w:t>
       </w:r>
       <w:r>
-        <w:rPr>
-          <w:spacing w:val="-2"/>
-        </w:rPr>
         <w:tab/>
       </w:r>
       <w:r>
         <w:t>{{CONTATO_FUNCAO}}</w:t>
       </w:r>
-      <w:r>
-        <w:br/>
-      </w:r>
+    </w:p>
+    <w:p>
+      <w:pPr>
+        <w:pStyle w:val="Corpodetexto"/>
+        <w:spacing w:before="43" w:after="1"/>
+        <w:ind w:left="0"/>
+      </w:pPr>
     </w:p>
     <w:tbl>
       <w:tblPr>
@@ -670,17 +928,17 @@
         <w:tblLook w:val="01E0" w:firstRow="1" w:lastRow="1" w:firstColumn="1" w:lastColumn="1" w:noHBand="0" w:noVBand="0"/>
       </w:tblPr>
       <w:tblGrid>
-        <w:gridCol w:w="1671"/>
+        <w:gridCol w:w="1503"/>
         <w:gridCol w:w="5851"/>
-        <w:gridCol w:w="2939"/>
+        <w:gridCol w:w="2054"/>
       </w:tblGrid>
       <w:tr>
         <w:trPr>
-          <w:trHeight w:val="411"/>
+          <w:trHeight w:val="341"/>
         </w:trPr>
         <w:tc>
           <w:tcPr>
-            <w:tcW w:w="1671" w:type="dxa"/>
+            <w:tcW w:w="1503" w:type="dxa"/>
             <w:shd w:val="clear" w:color="auto" w:fill="F5F5F5"/>
           </w:tcPr>
           <w:p>
@@ -720,46 +978,26 @@
                 <w:tab w:val="left" w:pos="3564"/>
               </w:tabs>
               <w:spacing w:before="40"/>
+              <w:ind w:left="112"/>
+              <w:jc w:val="center"/>
               <w:rPr>
                 <w:sz w:val="20"/>
               </w:rPr>
             </w:pPr>
-            <w:r>
-              <w:rPr>
-                <w:sz w:val="20"/>
-                <w:szCs w:val="20"/>
-              </w:rPr>
-              <w:t>{{EMAIL}}</w:t>
-            </w:r>
+            <w:hyperlink r:id="rId7">
+              <w:r>
+                <w:rPr>
+                  <w:spacing w:val="-2"/>
+                  <w:sz w:val="20"/>
+                </w:rPr>
+                <w:t>{{EMAIL}}</w:t>
+              </w:r>
+            </w:hyperlink>
             <w:r>
               <w:rPr>
                 <w:sz w:val="20"/>
               </w:rPr>
               <w:tab/>
-            </w:r>
-            <w:r>
-              <w:rPr>
-                <w:sz w:val="20"/>
-              </w:rPr>
-              <w:t xml:space="preserve">    </w:t>
-            </w:r>
-            <w:r>
-              <w:rPr>
-                <w:sz w:val="20"/>
-              </w:rPr>
-              <w:t xml:space="preserve"> </w:t>
-            </w:r>
-            <w:r>
-              <w:rPr>
-                <w:sz w:val="20"/>
-              </w:rPr>
-              <w:t xml:space="preserve"> </w:t>
-            </w:r>
-            <w:r>
-              <w:rPr>
-                <w:sz w:val="20"/>
-              </w:rPr>
-              <w:t xml:space="preserve">       </w:t>
             </w:r>
             <w:r>
               <w:rPr>
@@ -772,13 +1010,14 @@
         </w:tc>
         <w:tc>
           <w:tcPr>
-            <w:tcW w:w="2939" w:type="dxa"/>
+            <w:tcW w:w="2054" w:type="dxa"/>
             <w:shd w:val="clear" w:color="auto" w:fill="F5F5F5"/>
           </w:tcPr>
           <w:p>
             <w:pPr>
               <w:pStyle w:val="TableParagraph"/>
               <w:spacing w:before="40"/>
+              <w:ind w:left="765"/>
               <w:rPr>
                 <w:sz w:val="20"/>
               </w:rPr>
@@ -836,9 +1075,6 @@
         <w:t>atendidas:</w:t>
       </w:r>
       <w:r>
-        <w:rPr>
-          <w:spacing w:val="-2"/>
-        </w:rPr>
         <w:tab/>
       </w:r>
       <w:r>
@@ -928,7 +1164,7 @@
             <w:pPr>
               <w:pStyle w:val="TableParagraph"/>
               <w:spacing w:before="19" w:line="240" w:lineRule="atLeast"/>
-              <w:ind w:right="3239"/>
+              <w:ind w:left="246" w:right="3239"/>
               <w:rPr>
                 <w:sz w:val="20"/>
               </w:rPr>
@@ -1266,8 +1502,8 @@
         <w:gridCol w:w="2872"/>
         <w:gridCol w:w="1719"/>
         <w:gridCol w:w="1321"/>
-        <w:gridCol w:w="1020"/>
-        <w:gridCol w:w="1546"/>
+        <w:gridCol w:w="1254"/>
+        <w:gridCol w:w="1312"/>
       </w:tblGrid>
       <w:tr>
         <w:trPr>
@@ -1381,6 +1617,7 @@
           <w:p>
             <w:pPr>
               <w:pStyle w:val="TableParagraph"/>
+              <w:ind w:left="258"/>
               <w:rPr>
                 <w:sz w:val="20"/>
               </w:rPr>
@@ -1417,7 +1654,7 @@
         </w:tc>
         <w:tc>
           <w:tcPr>
-            <w:tcW w:w="1020" w:type="dxa"/>
+            <w:tcW w:w="1254" w:type="dxa"/>
           </w:tcPr>
           <w:p>
             <w:pPr>
@@ -1453,7 +1690,7 @@
         </w:tc>
         <w:tc>
           <w:tcPr>
-            <w:tcW w:w="1546" w:type="dxa"/>
+            <w:tcW w:w="1312" w:type="dxa"/>
             <w:tcBorders>
               <w:right w:val="nil"/>
             </w:tcBorders>
@@ -1461,6 +1698,7 @@
           <w:p>
             <w:pPr>
               <w:pStyle w:val="TableParagraph"/>
+              <w:ind w:left="113"/>
               <w:rPr>
                 <w:sz w:val="20"/>
               </w:rPr>
@@ -1608,6 +1846,7 @@
           <w:p>
             <w:pPr>
               <w:pStyle w:val="TableParagraph"/>
+              <w:ind w:left="258"/>
               <w:rPr>
                 <w:spacing w:val="-3"/>
                 <w:sz w:val="20"/>
@@ -1645,7 +1884,7 @@
         </w:tc>
         <w:tc>
           <w:tcPr>
-            <w:tcW w:w="1020" w:type="dxa"/>
+            <w:tcW w:w="1254" w:type="dxa"/>
           </w:tcPr>
           <w:p>
             <w:pPr>
@@ -1682,7 +1921,7 @@
         </w:tc>
         <w:tc>
           <w:tcPr>
-            <w:tcW w:w="1546" w:type="dxa"/>
+            <w:tcW w:w="1312" w:type="dxa"/>
             <w:tcBorders>
               <w:right w:val="nil"/>
             </w:tcBorders>
@@ -1690,6 +1929,7 @@
           <w:p>
             <w:pPr>
               <w:pStyle w:val="TableParagraph"/>
+              <w:ind w:left="113"/>
               <w:rPr>
                 <w:spacing w:val="-1"/>
                 <w:sz w:val="20"/>
@@ -1838,6 +2078,7 @@
           <w:p>
             <w:pPr>
               <w:pStyle w:val="TableParagraph"/>
+              <w:ind w:left="258"/>
               <w:rPr>
                 <w:spacing w:val="-3"/>
                 <w:sz w:val="20"/>
@@ -1875,7 +2116,7 @@
         </w:tc>
         <w:tc>
           <w:tcPr>
-            <w:tcW w:w="1020" w:type="dxa"/>
+            <w:tcW w:w="1254" w:type="dxa"/>
           </w:tcPr>
           <w:p>
             <w:pPr>
@@ -1912,7 +2153,7 @@
         </w:tc>
         <w:tc>
           <w:tcPr>
-            <w:tcW w:w="1546" w:type="dxa"/>
+            <w:tcW w:w="1312" w:type="dxa"/>
             <w:tcBorders>
               <w:right w:val="nil"/>
             </w:tcBorders>
@@ -1920,6 +2161,7 @@
           <w:p>
             <w:pPr>
               <w:pStyle w:val="TableParagraph"/>
+              <w:ind w:left="113"/>
               <w:rPr>
                 <w:spacing w:val="-1"/>
                 <w:sz w:val="20"/>
@@ -2069,6 +2311,7 @@
           <w:p>
             <w:pPr>
               <w:pStyle w:val="TableParagraph"/>
+              <w:ind w:left="258"/>
               <w:rPr>
                 <w:spacing w:val="-3"/>
                 <w:sz w:val="20"/>
@@ -2106,7 +2349,7 @@
         </w:tc>
         <w:tc>
           <w:tcPr>
-            <w:tcW w:w="1020" w:type="dxa"/>
+            <w:tcW w:w="1254" w:type="dxa"/>
           </w:tcPr>
           <w:p>
             <w:pPr>
@@ -2143,7 +2386,7 @@
         </w:tc>
         <w:tc>
           <w:tcPr>
-            <w:tcW w:w="1546" w:type="dxa"/>
+            <w:tcW w:w="1312" w:type="dxa"/>
             <w:tcBorders>
               <w:right w:val="nil"/>
             </w:tcBorders>
@@ -2151,6 +2394,7 @@
           <w:p>
             <w:pPr>
               <w:pStyle w:val="TableParagraph"/>
+              <w:ind w:left="113"/>
               <w:rPr>
                 <w:spacing w:val="-1"/>
                 <w:sz w:val="20"/>
@@ -2299,6 +2543,7 @@
           <w:p>
             <w:pPr>
               <w:pStyle w:val="TableParagraph"/>
+              <w:ind w:left="258"/>
               <w:rPr>
                 <w:spacing w:val="-3"/>
                 <w:sz w:val="20"/>
@@ -2336,7 +2581,7 @@
         </w:tc>
         <w:tc>
           <w:tcPr>
-            <w:tcW w:w="1020" w:type="dxa"/>
+            <w:tcW w:w="1254" w:type="dxa"/>
           </w:tcPr>
           <w:p>
             <w:pPr>
@@ -2373,7 +2618,7 @@
         </w:tc>
         <w:tc>
           <w:tcPr>
-            <w:tcW w:w="1546" w:type="dxa"/>
+            <w:tcW w:w="1312" w:type="dxa"/>
             <w:tcBorders>
               <w:right w:val="nil"/>
             </w:tcBorders>
@@ -2381,6 +2626,7 @@
           <w:p>
             <w:pPr>
               <w:pStyle w:val="TableParagraph"/>
+              <w:ind w:left="113"/>
               <w:rPr>
                 <w:spacing w:val="-1"/>
                 <w:sz w:val="20"/>
@@ -2529,6 +2775,7 @@
           <w:p>
             <w:pPr>
               <w:pStyle w:val="TableParagraph"/>
+              <w:ind w:left="258"/>
               <w:rPr>
                 <w:spacing w:val="-3"/>
                 <w:sz w:val="20"/>
@@ -2566,7 +2813,7 @@
         </w:tc>
         <w:tc>
           <w:tcPr>
-            <w:tcW w:w="1020" w:type="dxa"/>
+            <w:tcW w:w="1254" w:type="dxa"/>
           </w:tcPr>
           <w:p>
             <w:pPr>
@@ -2603,7 +2850,7 @@
         </w:tc>
         <w:tc>
           <w:tcPr>
-            <w:tcW w:w="1546" w:type="dxa"/>
+            <w:tcW w:w="1312" w:type="dxa"/>
             <w:tcBorders>
               <w:right w:val="nil"/>
             </w:tcBorders>
@@ -2611,6 +2858,7 @@
           <w:p>
             <w:pPr>
               <w:pStyle w:val="TableParagraph"/>
+              <w:ind w:left="113"/>
               <w:rPr>
                 <w:spacing w:val="-1"/>
                 <w:sz w:val="20"/>
@@ -2759,6 +3007,7 @@
           <w:p>
             <w:pPr>
               <w:pStyle w:val="TableParagraph"/>
+              <w:ind w:left="258"/>
               <w:rPr>
                 <w:spacing w:val="-3"/>
                 <w:sz w:val="20"/>
@@ -2796,7 +3045,7 @@
         </w:tc>
         <w:tc>
           <w:tcPr>
-            <w:tcW w:w="1020" w:type="dxa"/>
+            <w:tcW w:w="1254" w:type="dxa"/>
           </w:tcPr>
           <w:p>
             <w:pPr>
@@ -2820,14 +3069,7 @@
                 <w:spacing w:val="-5"/>
                 <w:sz w:val="20"/>
               </w:rPr>
-              <w:t>_</w:t>
-            </w:r>
-            <w:r>
-              <w:rPr>
-                <w:spacing w:val="-5"/>
-                <w:sz w:val="20"/>
-              </w:rPr>
-              <w:t>7</w:t>
+              <w:t>_7</w:t>
             </w:r>
             <w:r>
               <w:rPr>
@@ -2840,7 +3082,7 @@
         </w:tc>
         <w:tc>
           <w:tcPr>
-            <w:tcW w:w="1546" w:type="dxa"/>
+            <w:tcW w:w="1312" w:type="dxa"/>
             <w:tcBorders>
               <w:right w:val="nil"/>
             </w:tcBorders>
@@ -2848,6 +3090,7 @@
           <w:p>
             <w:pPr>
               <w:pStyle w:val="TableParagraph"/>
+              <w:ind w:left="113"/>
               <w:rPr>
                 <w:spacing w:val="-1"/>
                 <w:sz w:val="20"/>
@@ -2872,14 +3115,7 @@
                 <w:spacing w:val="-2"/>
                 <w:sz w:val="20"/>
               </w:rPr>
-              <w:t>_</w:t>
-            </w:r>
-            <w:r>
-              <w:rPr>
-                <w:spacing w:val="-2"/>
-                <w:sz w:val="20"/>
-              </w:rPr>
-              <w:t>7</w:t>
+              <w:t>_7</w:t>
             </w:r>
             <w:r>
               <w:rPr>
@@ -3003,6 +3239,7 @@
           <w:p>
             <w:pPr>
               <w:pStyle w:val="TableParagraph"/>
+              <w:ind w:left="258"/>
               <w:rPr>
                 <w:spacing w:val="-3"/>
                 <w:sz w:val="20"/>
@@ -3040,7 +3277,7 @@
         </w:tc>
         <w:tc>
           <w:tcPr>
-            <w:tcW w:w="1020" w:type="dxa"/>
+            <w:tcW w:w="1254" w:type="dxa"/>
           </w:tcPr>
           <w:p>
             <w:pPr>
@@ -3077,7 +3314,7 @@
         </w:tc>
         <w:tc>
           <w:tcPr>
-            <w:tcW w:w="1546" w:type="dxa"/>
+            <w:tcW w:w="1312" w:type="dxa"/>
             <w:tcBorders>
               <w:right w:val="nil"/>
             </w:tcBorders>
@@ -3085,6 +3322,7 @@
           <w:p>
             <w:pPr>
               <w:pStyle w:val="TableParagraph"/>
+              <w:ind w:left="113"/>
               <w:rPr>
                 <w:spacing w:val="-1"/>
                 <w:sz w:val="20"/>
@@ -3233,6 +3471,7 @@
           <w:p>
             <w:pPr>
               <w:pStyle w:val="TableParagraph"/>
+              <w:ind w:left="258"/>
               <w:rPr>
                 <w:spacing w:val="-3"/>
                 <w:sz w:val="20"/>
@@ -3270,7 +3509,7 @@
         </w:tc>
         <w:tc>
           <w:tcPr>
-            <w:tcW w:w="1020" w:type="dxa"/>
+            <w:tcW w:w="1254" w:type="dxa"/>
           </w:tcPr>
           <w:p>
             <w:pPr>
@@ -3307,7 +3546,7 @@
         </w:tc>
         <w:tc>
           <w:tcPr>
-            <w:tcW w:w="1546" w:type="dxa"/>
+            <w:tcW w:w="1312" w:type="dxa"/>
             <w:tcBorders>
               <w:right w:val="nil"/>
             </w:tcBorders>
@@ -3315,6 +3554,7 @@
           <w:p>
             <w:pPr>
               <w:pStyle w:val="TableParagraph"/>
+              <w:ind w:left="113"/>
               <w:rPr>
                 <w:spacing w:val="-1"/>
                 <w:sz w:val="20"/>
@@ -3451,6 +3691,7 @@
           <w:p>
             <w:pPr>
               <w:pStyle w:val="TableParagraph"/>
+              <w:ind w:left="258"/>
               <w:rPr>
                 <w:spacing w:val="-3"/>
                 <w:sz w:val="20"/>
@@ -3488,7 +3729,7 @@
         </w:tc>
         <w:tc>
           <w:tcPr>
-            <w:tcW w:w="1020" w:type="dxa"/>
+            <w:tcW w:w="1254" w:type="dxa"/>
           </w:tcPr>
           <w:p>
             <w:pPr>
@@ -3525,7 +3766,7 @@
         </w:tc>
         <w:tc>
           <w:tcPr>
-            <w:tcW w:w="1546" w:type="dxa"/>
+            <w:tcW w:w="1312" w:type="dxa"/>
             <w:tcBorders>
               <w:right w:val="nil"/>
             </w:tcBorders>
@@ -3533,6 +3774,7 @@
           <w:p>
             <w:pPr>
               <w:pStyle w:val="TableParagraph"/>
+              <w:ind w:left="113"/>
               <w:rPr>
                 <w:spacing w:val="-1"/>
                 <w:sz w:val="20"/>
@@ -3585,8 +3827,8 @@
       <w:tblGrid>
         <w:gridCol w:w="2759"/>
         <w:gridCol w:w="3179"/>
-        <w:gridCol w:w="2663"/>
-        <w:gridCol w:w="1850"/>
+        <w:gridCol w:w="2615"/>
+        <w:gridCol w:w="1898"/>
       </w:tblGrid>
       <w:tr>
         <w:trPr>
@@ -3624,7 +3866,7 @@
         </w:tc>
         <w:tc>
           <w:tcPr>
-            <w:tcW w:w="2663" w:type="dxa"/>
+            <w:tcW w:w="2615" w:type="dxa"/>
             <w:tcBorders>
               <w:top w:val="single" w:sz="2" w:space="0" w:color="808080"/>
               <w:bottom w:val="single" w:sz="2" w:space="0" w:color="808080"/>
@@ -3689,7 +3931,7 @@
         </w:tc>
         <w:tc>
           <w:tcPr>
-            <w:tcW w:w="1850" w:type="dxa"/>
+            <w:tcW w:w="1898" w:type="dxa"/>
             <w:tcBorders>
               <w:top w:val="single" w:sz="2" w:space="0" w:color="808080"/>
               <w:bottom w:val="single" w:sz="2" w:space="0" w:color="808080"/>
@@ -3699,10 +3941,10 @@
             <w:pPr>
               <w:pStyle w:val="TableParagraph"/>
               <w:spacing w:before="44"/>
-              <w:ind w:right="289"/>
+              <w:ind w:right="290"/>
+              <w:jc w:val="right"/>
               <w:rPr>
                 <w:b/>
-                <w:bCs/>
                 <w:sz w:val="20"/>
               </w:rPr>
             </w:pPr>
@@ -3835,7 +4077,7 @@
         </w:tc>
         <w:tc>
           <w:tcPr>
-            <w:tcW w:w="2663" w:type="dxa"/>
+            <w:tcW w:w="2615" w:type="dxa"/>
             <w:tcBorders>
               <w:top w:val="single" w:sz="2" w:space="0" w:color="808080"/>
               <w:bottom w:val="single" w:sz="4" w:space="0" w:color="808080"/>
@@ -3858,6 +4100,10 @@
               <w:t>Desconto:</w:t>
             </w:r>
             <w:r>
+              <w:rPr>
+                <w:spacing w:val="-2"/>
+                <w:sz w:val="20"/>
+              </w:rPr>
               <w:t xml:space="preserve"> </w:t>
             </w:r>
             <w:r>
@@ -3871,7 +4117,7 @@
         </w:tc>
         <w:tc>
           <w:tcPr>
-            <w:tcW w:w="1850" w:type="dxa"/>
+            <w:tcW w:w="1898" w:type="dxa"/>
             <w:tcBorders>
               <w:top w:val="single" w:sz="2" w:space="0" w:color="808080"/>
               <w:bottom w:val="single" w:sz="4" w:space="0" w:color="808080"/>
@@ -3999,7 +4245,7 @@
         </w:tc>
         <w:tc>
           <w:tcPr>
-            <w:tcW w:w="2663" w:type="dxa"/>
+            <w:tcW w:w="2615" w:type="dxa"/>
             <w:tcBorders>
               <w:top w:val="single" w:sz="4" w:space="0" w:color="808080"/>
             </w:tcBorders>
@@ -4066,7 +4312,7 @@
         </w:tc>
         <w:tc>
           <w:tcPr>
-            <w:tcW w:w="1850" w:type="dxa"/>
+            <w:tcW w:w="1898" w:type="dxa"/>
             <w:tcBorders>
               <w:top w:val="single" w:sz="4" w:space="0" w:color="808080"/>
             </w:tcBorders>
@@ -4079,7 +4325,6 @@
               <w:jc w:val="right"/>
               <w:rPr>
                 <w:b/>
-                <w:bCs/>
                 <w:sz w:val="20"/>
               </w:rPr>
             </w:pPr>
@@ -4192,7 +4437,7 @@
         </w:tc>
         <w:tc>
           <w:tcPr>
-            <w:tcW w:w="2663" w:type="dxa"/>
+            <w:tcW w:w="2615" w:type="dxa"/>
           </w:tcPr>
           <w:p>
             <w:pPr>
@@ -4207,7 +4452,7 @@
         </w:tc>
         <w:tc>
           <w:tcPr>
-            <w:tcW w:w="1850" w:type="dxa"/>
+            <w:tcW w:w="1898" w:type="dxa"/>
           </w:tcPr>
           <w:p>
             <w:pPr>
@@ -4305,7 +4550,7 @@
         </w:tc>
         <w:tc>
           <w:tcPr>
-            <w:tcW w:w="2663" w:type="dxa"/>
+            <w:tcW w:w="2615" w:type="dxa"/>
           </w:tcPr>
           <w:p>
             <w:pPr>
@@ -4320,7 +4565,7 @@
         </w:tc>
         <w:tc>
           <w:tcPr>
-            <w:tcW w:w="1850" w:type="dxa"/>
+            <w:tcW w:w="1898" w:type="dxa"/>
           </w:tcPr>
           <w:p>
             <w:pPr>
@@ -4390,7 +4635,7 @@
         </w:tc>
         <w:tc>
           <w:tcPr>
-            <w:tcW w:w="2663" w:type="dxa"/>
+            <w:tcW w:w="2615" w:type="dxa"/>
           </w:tcPr>
           <w:p>
             <w:pPr>
@@ -4405,7 +4650,7 @@
         </w:tc>
         <w:tc>
           <w:tcPr>
-            <w:tcW w:w="1850" w:type="dxa"/>
+            <w:tcW w:w="1898" w:type="dxa"/>
           </w:tcPr>
           <w:p>
             <w:pPr>
@@ -4428,8 +4673,8 @@
           <w:sz w:val="18"/>
         </w:rPr>
         <w:sectPr>
-          <w:headerReference w:type="default" r:id="rId7"/>
-          <w:footerReference w:type="default" r:id="rId8"/>
+          <w:headerReference w:type="default" r:id="rId8"/>
+          <w:footerReference w:type="default" r:id="rId9"/>
           <w:type w:val="continuous"/>
           <w:pgSz w:w="11910" w:h="16840"/>
           <w:pgMar w:top="2460" w:right="566" w:bottom="2060" w:left="566" w:header="565" w:footer="1874" w:gutter="0"/>
@@ -4451,6 +4696,7 @@
     </w:p>
     <w:p>
       <w:pPr>
+        <w:pStyle w:val="Corpodetexto"/>
         <w:spacing w:line="20" w:lineRule="exact"/>
         <w:ind w:left="179"/>
         <w:rPr>
@@ -4465,7 +4711,7 @@
         <mc:AlternateContent>
           <mc:Choice Requires="wpg">
             <w:drawing>
-              <wp:inline distT="0" distB="0" distL="0" distR="0" wp14:anchorId="15F02C67" wp14:editId="39E416F4">
+              <wp:inline distT="0" distB="0" distL="0" distR="0" wp14:anchorId="159F5BBF" wp14:editId="1D8F6191">
                 <wp:extent cx="6619875" cy="6350"/>
                 <wp:effectExtent l="9525" t="0" r="0" b="3175"/>
                 <wp:docPr id="7" name="Group 7"/>
@@ -4533,7 +4779,7 @@
           </mc:Choice>
           <mc:Fallback>
             <w:pict>
-              <v:group w14:anchorId="05F5CA57" id="Group 7" o:spid="_x0000_s1026" style="width:521.25pt;height:.5pt;mso-position-horizontal-relative:char;mso-position-vertical-relative:line" coordsize="66198,63" o:gfxdata="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">
+              <v:group w14:anchorId="498CDD33" id="Group 7" o:spid="_x0000_s1026" style="width:521.25pt;height:.5pt;mso-position-horizontal-relative:char;mso-position-vertical-relative:line" coordsize="66198,63" o:gfxdata="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">
                 <v:shape id="Graphic 8" o:spid="_x0000_s1027" style="position:absolute;top:31;width:66198;height:13;visibility:visible;mso-wrap-style:square;v-text-anchor:top" coordsize="6619875,1270" o:gfxdata="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" path="m,l6619748,e" filled="f" strokecolor="gray" strokeweight=".5pt">
                   <v:path arrowok="t"/>
                 </v:shape>
@@ -4561,7 +4807,7 @@
         <mc:AlternateContent>
           <mc:Choice Requires="wps">
             <w:drawing>
-              <wp:anchor distT="0" distB="0" distL="0" distR="0" simplePos="0" relativeHeight="487589376" behindDoc="1" locked="0" layoutInCell="1" allowOverlap="1" wp14:anchorId="7E515691" wp14:editId="11730744">
+              <wp:anchor distT="0" distB="0" distL="0" distR="0" simplePos="0" relativeHeight="487589376" behindDoc="1" locked="0" layoutInCell="1" allowOverlap="1" wp14:anchorId="209EAD7A" wp14:editId="0271E4D6">
                 <wp:simplePos x="0" y="0"/>
                 <wp:positionH relativeFrom="page">
                   <wp:posOffset>429894</wp:posOffset>
@@ -4632,7 +4878,7 @@
           </mc:Choice>
           <mc:Fallback>
             <w:pict>
-              <v:shape w14:anchorId="78CEC63D" id="Graphic 9" o:spid="_x0000_s1026" style="position:absolute;margin-left:33.85pt;margin-top:13.75pt;width:525.5pt;height:.5pt;z-index:-15727104;visibility:visible;mso-wrap-style:square;mso-wrap-distance-left:0;mso-wrap-distance-top:0;mso-wrap-distance-right:0;mso-wrap-distance-bottom:0;mso-position-horizontal:absolute;mso-position-horizontal-relative:page;mso-position-vertical:absolute;mso-position-vertical-relative:text;v-text-anchor:top" coordsize="6673850,6350" o:gfxdata="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" path="m6673850,l,,,6096r6673850,l6673850,xe" fillcolor="black" stroked="f">
+              <v:shape w14:anchorId="3C2543CB" id="Graphic 9" o:spid="_x0000_s1026" style="position:absolute;margin-left:33.85pt;margin-top:13.75pt;width:525.5pt;height:.5pt;z-index:-15727104;visibility:visible;mso-wrap-style:square;mso-wrap-distance-left:0;mso-wrap-distance-top:0;mso-wrap-distance-right:0;mso-wrap-distance-bottom:0;mso-position-horizontal:absolute;mso-position-horizontal-relative:page;mso-position-vertical:absolute;mso-position-vertical-relative:text;v-text-anchor:top" coordsize="6673850,6350" o:gfxdata="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" path="m6673850,l,,,6096r6673850,l6673850,xe" fillcolor="black" stroked="f">
                 <v:path arrowok="t"/>
                 <w10:wrap type="topAndBottom" anchorx="page"/>
               </v:shape>
@@ -4643,21 +4889,27 @@
     </w:p>
     <w:p>
       <w:pPr>
-        <w:pStyle w:val="Ttulo2"/>
         <w:spacing w:before="28" w:after="9"/>
         <w:ind w:left="4111"/>
+        <w:rPr>
+          <w:b/>
+          <w:sz w:val="20"/>
+        </w:rPr>
       </w:pPr>
       <w:bookmarkStart w:id="3" w:name="Informações_Complementares"/>
       <w:bookmarkEnd w:id="3"/>
       <w:r>
         <w:rPr>
-          <w:spacing w:val="-2"/>
+          <w:b/>
+          <w:spacing w:val="-2"/>
+          <w:sz w:val="20"/>
         </w:rPr>
         <w:t>Informações Complementares</w:t>
       </w:r>
     </w:p>
     <w:p>
       <w:pPr>
+        <w:pStyle w:val="Corpodetexto"/>
         <w:spacing w:line="20" w:lineRule="exact"/>
         <w:ind w:left="111"/>
         <w:rPr>
@@ -4672,7 +4924,7 @@
         <mc:AlternateContent>
           <mc:Choice Requires="wpg">
             <w:drawing>
-              <wp:inline distT="0" distB="0" distL="0" distR="0" wp14:anchorId="04EA88A9" wp14:editId="34895D6A">
+              <wp:inline distT="0" distB="0" distL="0" distR="0" wp14:anchorId="66648C1A" wp14:editId="3A5FC1A7">
                 <wp:extent cx="6673850" cy="6350"/>
                 <wp:effectExtent l="0" t="0" r="0" b="0"/>
                 <wp:docPr id="10" name="Group 10"/>
@@ -4747,7 +4999,7 @@
           </mc:Choice>
           <mc:Fallback>
             <w:pict>
-              <v:group w14:anchorId="1BC1951D" id="Group 10" o:spid="_x0000_s1026" style="width:525.5pt;height:.5pt;mso-position-horizontal-relative:char;mso-position-vertical-relative:line" coordsize="66738,63" o:gfxdata="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">
+              <v:group w14:anchorId="5F6C9E5B" id="Group 10" o:spid="_x0000_s1026" style="width:525.5pt;height:.5pt;mso-position-horizontal-relative:char;mso-position-vertical-relative:line" coordsize="66738,63" o:gfxdata="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">
                 <v:shape id="Graphic 11" o:spid="_x0000_s1027" style="position:absolute;width:66738;height:63;visibility:visible;mso-wrap-style:square;v-text-anchor:top" coordsize="6673850,6350" o:gfxdata="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" path="m6673850,l,,,6096r6673850,l6673850,xe" fillcolor="black" stroked="f">
                   <v:path arrowok="t"/>
                 </v:shape>
@@ -4827,7 +5079,13 @@
         <w:t xml:space="preserve"> </w:t>
       </w:r>
       <w:r>
-        <w:t>Company Carga Horária por dia de curso ministrado 8h/dia</w:t>
+        <w:t xml:space="preserve">Company Carga Horária por dia de curso ministrado </w:t>
+      </w:r>
+      <w:r>
+        <w:t>8</w:t>
+      </w:r>
+      <w:r>
+        <w:t>h/dia</w:t>
       </w:r>
     </w:p>
     <w:p>
@@ -6503,7 +6761,7 @@
         <w:rPr>
           <w:sz w:val="20"/>
         </w:rPr>
-        <w:t>e-</w:t>
+        <w:t xml:space="preserve">e- </w:t>
       </w:r>
       <w:r>
         <w:rPr>
@@ -9264,7 +9522,7 @@
       </w:r>
       <w:r>
         <w:rPr>
-          <w:spacing w:val="-6"/>
+          <w:spacing w:val="-7"/>
           <w:sz w:val="20"/>
         </w:rPr>
         <w:t xml:space="preserve"> </w:t>
@@ -9413,7 +9671,20 @@
         <w:rPr>
           <w:sz w:val="20"/>
         </w:rPr>
-        <w:t>Em qualquer hipótese, o CONTRATANTE deverá informar ao CONTRATADO, para fins de cadastramento no Sistema de Gestão</w:t>
+        <w:t>Em qualquer hipótese, o CONTRATANTE deverá informar ao</w:t>
+      </w:r>
+      <w:r>
+        <w:rPr>
+          <w:spacing w:val="-2"/>
+          <w:sz w:val="20"/>
+        </w:rPr>
+        <w:t xml:space="preserve"> </w:t>
+      </w:r>
+      <w:r>
+        <w:rPr>
+          <w:sz w:val="20"/>
+        </w:rPr>
+        <w:t>CONTRATADO, para fins de cadastramento no Sistema de Gestão</w:t>
       </w:r>
       <w:r>
         <w:rPr>
@@ -9881,7 +10152,7 @@
       </w:r>
       <w:r>
         <w:rPr>
-          <w:spacing w:val="-2"/>
+          <w:spacing w:val="-1"/>
         </w:rPr>
         <w:t xml:space="preserve"> </w:t>
       </w:r>
@@ -9899,61 +10170,61 @@
       </w:r>
       <w:r>
         <w:rPr>
+          <w:spacing w:val="-5"/>
+        </w:rPr>
+        <w:t xml:space="preserve"> </w:t>
+      </w:r>
+      <w:r>
+        <w:t>conclusão</w:t>
+      </w:r>
+      <w:r>
+        <w:rPr>
+          <w:spacing w:val="-2"/>
+        </w:rPr>
+        <w:t xml:space="preserve"> </w:t>
+      </w:r>
+      <w:r>
+        <w:t>do</w:t>
+      </w:r>
+      <w:r>
+        <w:rPr>
+          <w:spacing w:val="-2"/>
+        </w:rPr>
+        <w:t xml:space="preserve"> </w:t>
+      </w:r>
+      <w:r>
+        <w:t>curso</w:t>
+      </w:r>
+      <w:r>
+        <w:rPr>
+          <w:spacing w:val="-2"/>
+        </w:rPr>
+        <w:t xml:space="preserve"> </w:t>
+      </w:r>
+      <w:r>
+        <w:t>ou</w:t>
+      </w:r>
+      <w:r>
+        <w:rPr>
+          <w:spacing w:val="-6"/>
+        </w:rPr>
+        <w:t xml:space="preserve"> </w:t>
+      </w:r>
+      <w:r>
+        <w:t>diploma,</w:t>
+      </w:r>
+      <w:r>
+        <w:rPr>
+          <w:spacing w:val="-4"/>
+        </w:rPr>
+        <w:t xml:space="preserve"> </w:t>
+      </w:r>
+      <w:r>
+        <w:t>está</w:t>
+      </w:r>
+      <w:r>
+        <w:rPr>
           <w:spacing w:val="-3"/>
-        </w:rPr>
-        <w:t xml:space="preserve"> </w:t>
-      </w:r>
-      <w:r>
-        <w:t>conclusão</w:t>
-      </w:r>
-      <w:r>
-        <w:rPr>
-          <w:spacing w:val="-2"/>
-        </w:rPr>
-        <w:t xml:space="preserve"> </w:t>
-      </w:r>
-      <w:r>
-        <w:t>do</w:t>
-      </w:r>
-      <w:r>
-        <w:rPr>
-          <w:spacing w:val="-2"/>
-        </w:rPr>
-        <w:t xml:space="preserve"> </w:t>
-      </w:r>
-      <w:r>
-        <w:t>curso</w:t>
-      </w:r>
-      <w:r>
-        <w:rPr>
-          <w:spacing w:val="-2"/>
-        </w:rPr>
-        <w:t xml:space="preserve"> </w:t>
-      </w:r>
-      <w:r>
-        <w:t>ou</w:t>
-      </w:r>
-      <w:r>
-        <w:rPr>
-          <w:spacing w:val="-6"/>
-        </w:rPr>
-        <w:t xml:space="preserve"> </w:t>
-      </w:r>
-      <w:r>
-        <w:t>diploma,</w:t>
-      </w:r>
-      <w:r>
-        <w:rPr>
-          <w:spacing w:val="-4"/>
-        </w:rPr>
-        <w:t xml:space="preserve"> </w:t>
-      </w:r>
-      <w:r>
-        <w:t>está</w:t>
-      </w:r>
-      <w:r>
-        <w:rPr>
-          <w:spacing w:val="-2"/>
         </w:rPr>
         <w:t xml:space="preserve"> </w:t>
       </w:r>
@@ -12529,7 +12800,7 @@
       </w:r>
       <w:r>
         <w:rPr>
-          <w:spacing w:val="-8"/>
+          <w:spacing w:val="-7"/>
           <w:sz w:val="20"/>
         </w:rPr>
         <w:t xml:space="preserve"> </w:t>
@@ -16525,7 +16796,7 @@
         </w:rPr>
         <w:t xml:space="preserve">tais como corrupção, extorsão, suborno ou lavagem de dinheiro, no desempenho de suas atividades, sendo assim, os CONTRATANTES declaram estar cientes e respeitar o CÓDIGO DE CONDUTA ÉTICA e a POLÍTICA ANTICORRUPÇÃO da instituição, disponível em </w:t>
       </w:r>
-      <w:hyperlink r:id="rId9">
+      <w:hyperlink r:id="rId10">
         <w:r>
           <w:rPr>
             <w:sz w:val="20"/>
@@ -16790,6 +17061,7 @@
         </w:tabs>
         <w:spacing w:before="110"/>
         <w:ind w:left="183" w:right="357" w:firstLine="0"/>
+        <w:jc w:val="both"/>
         <w:rPr>
           <w:sz w:val="20"/>
         </w:rPr>
@@ -18104,7 +18376,6 @@
         </w:tabs>
         <w:spacing w:before="233"/>
         <w:ind w:left="483" w:hanging="300"/>
-        <w:jc w:val="both"/>
       </w:pPr>
       <w:bookmarkStart w:id="14" w:name="11._CLÁUSULA_DÉCIMA_PRIMEIRA_-_DO_SIGILO"/>
       <w:bookmarkEnd w:id="14"/>
@@ -19922,7 +20193,6 @@
         </w:tabs>
         <w:spacing w:before="242"/>
         <w:ind w:left="183" w:right="587" w:firstLine="0"/>
-        <w:jc w:val="both"/>
         <w:rPr>
           <w:sz w:val="20"/>
         </w:rPr>
@@ -20132,7 +20402,6 @@
           <w:tab w:val="left" w:pos="573"/>
         </w:tabs>
         <w:ind w:left="183" w:right="512" w:firstLine="0"/>
-        <w:jc w:val="both"/>
         <w:rPr>
           <w:sz w:val="20"/>
         </w:rPr>
@@ -20329,7 +20598,6 @@
     <w:p>
       <w:pPr>
         <w:pStyle w:val="PargrafodaLista"/>
-        <w:jc w:val="both"/>
         <w:rPr>
           <w:sz w:val="20"/>
         </w:rPr>
@@ -23470,7 +23738,7 @@
         <mc:AlternateContent>
           <mc:Choice Requires="wpg">
             <w:drawing>
-              <wp:inline distT="0" distB="0" distL="0" distR="0" wp14:anchorId="14D170D2" wp14:editId="41E1DC70">
+              <wp:inline distT="0" distB="0" distL="0" distR="0" wp14:anchorId="0694E5FC" wp14:editId="19479E82">
                 <wp:extent cx="3282950" cy="12700"/>
                 <wp:effectExtent l="9525" t="0" r="3175" b="6350"/>
                 <wp:docPr id="12" name="Group 12"/>
@@ -23538,7 +23806,7 @@
           </mc:Choice>
           <mc:Fallback>
             <w:pict>
-              <v:group w14:anchorId="028EA729" id="Group 12" o:spid="_x0000_s1026" style="width:258.5pt;height:1pt;mso-position-horizontal-relative:char;mso-position-vertical-relative:line" coordsize="32829,127" o:gfxdata="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">
+              <v:group w14:anchorId="0B9E1BC4" id="Group 12" o:spid="_x0000_s1026" style="width:258.5pt;height:1pt;mso-position-horizontal-relative:char;mso-position-vertical-relative:line" coordsize="32829,127" o:gfxdata="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">
                 <v:shape id="Graphic 13" o:spid="_x0000_s1027" style="position:absolute;top:63;width:32829;height:13;visibility:visible;mso-wrap-style:square;v-text-anchor:top" coordsize="3282950,1270" o:gfxdata="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" path="m,l3282569,e" filled="f" strokeweight="1pt">
                   <v:path arrowok="t"/>
                 </v:shape>
@@ -23562,7 +23830,7 @@
         <mc:AlternateContent>
           <mc:Choice Requires="wpg">
             <w:drawing>
-              <wp:inline distT="0" distB="0" distL="0" distR="0" wp14:anchorId="10D29EB7" wp14:editId="7B1F86C7">
+              <wp:inline distT="0" distB="0" distL="0" distR="0" wp14:anchorId="6B98B046" wp14:editId="5BAF5F78">
                 <wp:extent cx="3181985" cy="12700"/>
                 <wp:effectExtent l="9525" t="0" r="0" b="6350"/>
                 <wp:docPr id="14" name="Group 14"/>
@@ -23630,7 +23898,7 @@
           </mc:Choice>
           <mc:Fallback>
             <w:pict>
-              <v:group w14:anchorId="1534EFF6" id="Group 14" o:spid="_x0000_s1026" style="width:250.55pt;height:1pt;mso-position-horizontal-relative:char;mso-position-vertical-relative:line" coordsize="31819,127" o:gfxdata="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">
+              <v:group w14:anchorId="05A7E7D1" id="Group 14" o:spid="_x0000_s1026" style="width:250.55pt;height:1pt;mso-position-horizontal-relative:char;mso-position-vertical-relative:line" coordsize="31819,127" o:gfxdata="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">
                 <v:shape id="Graphic 15" o:spid="_x0000_s1027" style="position:absolute;top:63;width:31819;height:13;visibility:visible;mso-wrap-style:square;v-text-anchor:top" coordsize="3181985,1270" o:gfxdata="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" path="m,l3181477,e" filled="f" strokeweight="1pt">
                   <v:path arrowok="t"/>
                 </v:shape>
@@ -23780,7 +24048,7 @@
         <mc:AlternateContent>
           <mc:Choice Requires="wpg">
             <w:drawing>
-              <wp:inline distT="0" distB="0" distL="0" distR="0" wp14:anchorId="03827842" wp14:editId="3F4C281C">
+              <wp:inline distT="0" distB="0" distL="0" distR="0" wp14:anchorId="71EE6A1D" wp14:editId="6269CD79">
                 <wp:extent cx="3282950" cy="12700"/>
                 <wp:effectExtent l="9525" t="0" r="3175" b="6350"/>
                 <wp:docPr id="16" name="Group 16"/>
@@ -23848,7 +24116,7 @@
           </mc:Choice>
           <mc:Fallback>
             <w:pict>
-              <v:group w14:anchorId="12767454" id="Group 16" o:spid="_x0000_s1026" style="width:258.5pt;height:1pt;mso-position-horizontal-relative:char;mso-position-vertical-relative:line" coordsize="32829,127" o:gfxdata="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">
+              <v:group w14:anchorId="4DC1BFB8" id="Group 16" o:spid="_x0000_s1026" style="width:258.5pt;height:1pt;mso-position-horizontal-relative:char;mso-position-vertical-relative:line" coordsize="32829,127" o:gfxdata="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">
                 <v:shape id="Graphic 17" o:spid="_x0000_s1027" style="position:absolute;top:63;width:32829;height:13;visibility:visible;mso-wrap-style:square;v-text-anchor:top" coordsize="3282950,1270" o:gfxdata="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" path="m,l3282569,e" filled="f" strokeweight="1pt">
                   <v:path arrowok="t"/>
                 </v:shape>
@@ -23872,7 +24140,7 @@
         <mc:AlternateContent>
           <mc:Choice Requires="wpg">
             <w:drawing>
-              <wp:inline distT="0" distB="0" distL="0" distR="0" wp14:anchorId="67AB937C" wp14:editId="3C45E9AB">
+              <wp:inline distT="0" distB="0" distL="0" distR="0" wp14:anchorId="0FFC8D60" wp14:editId="66C85D5C">
                 <wp:extent cx="3181985" cy="12700"/>
                 <wp:effectExtent l="9525" t="0" r="0" b="6350"/>
                 <wp:docPr id="18" name="Group 18"/>
@@ -23940,7 +24208,7 @@
           </mc:Choice>
           <mc:Fallback>
             <w:pict>
-              <v:group w14:anchorId="0CFA579E" id="Group 18" o:spid="_x0000_s1026" style="width:250.55pt;height:1pt;mso-position-horizontal-relative:char;mso-position-vertical-relative:line" coordsize="31819,127" o:gfxdata="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">
+              <v:group w14:anchorId="6801F29A" id="Group 18" o:spid="_x0000_s1026" style="width:250.55pt;height:1pt;mso-position-horizontal-relative:char;mso-position-vertical-relative:line" coordsize="31819,127" o:gfxdata="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">
                 <v:shape id="Graphic 19" o:spid="_x0000_s1027" style="position:absolute;top:63;width:31819;height:13;visibility:visible;mso-wrap-style:square;v-text-anchor:top" coordsize="3181985,1270" o:gfxdata="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" path="m,l3181477,e" filled="f" strokeweight="1pt">
                   <v:path arrowok="t"/>
                 </v:shape>
@@ -24022,9 +24290,10 @@
     </w:p>
     <w:p>
       <w:pPr>
-        <w:pStyle w:val="Corpodetexto"/>
         <w:spacing w:before="31"/>
-        <w:ind w:left="0"/>
+        <w:rPr>
+          <w:sz w:val="20"/>
+        </w:rPr>
       </w:pPr>
       <w:r>
         <w:br w:type="column"/>
@@ -24122,7 +24391,7 @@
         <w:noProof/>
       </w:rPr>
       <w:drawing>
-        <wp:anchor distT="0" distB="0" distL="0" distR="0" simplePos="0" relativeHeight="487376384" behindDoc="1" locked="0" layoutInCell="1" allowOverlap="1" wp14:anchorId="6D34B4A7" wp14:editId="1A035CC9">
+        <wp:anchor distT="0" distB="0" distL="0" distR="0" simplePos="0" relativeHeight="487376384" behindDoc="1" locked="0" layoutInCell="1" allowOverlap="1" wp14:anchorId="1976FC87" wp14:editId="04C27953">
           <wp:simplePos x="0" y="0"/>
           <wp:positionH relativeFrom="page">
             <wp:posOffset>358775</wp:posOffset>
@@ -24133,7 +24402,7 @@
           <wp:extent cx="6711950" cy="624192"/>
           <wp:effectExtent l="0" t="0" r="0" b="0"/>
           <wp:wrapNone/>
-          <wp:docPr id="836271528" name="Image 3"/>
+          <wp:docPr id="3" name="Image 3"/>
           <wp:cNvGraphicFramePr>
             <a:graphicFrameLocks xmlns:a="http://schemas.openxmlformats.org/drawingml/2006/main"/>
           </wp:cNvGraphicFramePr>
@@ -24172,7 +24441,7 @@
       <mc:AlternateContent>
         <mc:Choice Requires="wps">
           <w:drawing>
-            <wp:anchor distT="0" distB="0" distL="0" distR="0" simplePos="0" relativeHeight="487376896" behindDoc="1" locked="0" layoutInCell="1" allowOverlap="1" wp14:anchorId="0E0B5713" wp14:editId="64183563">
+            <wp:anchor distT="0" distB="0" distL="0" distR="0" simplePos="0" relativeHeight="487376896" behindDoc="1" locked="0" layoutInCell="1" allowOverlap="1" wp14:anchorId="33B5140F" wp14:editId="44CF520D">
               <wp:simplePos x="0" y="0"/>
               <wp:positionH relativeFrom="page">
                 <wp:posOffset>6515861</wp:posOffset>
@@ -24339,7 +24608,7 @@
         </mc:Choice>
         <mc:Fallback>
           <w:pict>
-            <v:shapetype w14:anchorId="0E0B5713" id="_x0000_t202" coordsize="21600,21600" o:spt="202" path="m,l,21600r21600,l21600,xe">
+            <v:shapetype w14:anchorId="33B5140F" id="_x0000_t202" coordsize="21600,21600" o:spt="202" path="m,l,21600r21600,l21600,xe">
               <v:stroke joinstyle="miter"/>
               <v:path gradientshapeok="t" o:connecttype="rect"/>
             </v:shapetype>
@@ -24511,18 +24780,66 @@
       <w:rPr>
         <w:noProof/>
       </w:rPr>
+      <w:drawing>
+        <wp:anchor distT="0" distB="0" distL="0" distR="0" simplePos="0" relativeHeight="487375360" behindDoc="1" locked="0" layoutInCell="1" allowOverlap="1" wp14:anchorId="25F1A0B0" wp14:editId="41AE4519">
+          <wp:simplePos x="0" y="0"/>
+          <wp:positionH relativeFrom="page">
+            <wp:posOffset>1292860</wp:posOffset>
+          </wp:positionH>
+          <wp:positionV relativeFrom="page">
+            <wp:posOffset>358774</wp:posOffset>
+          </wp:positionV>
+          <wp:extent cx="5763768" cy="887729"/>
+          <wp:effectExtent l="0" t="0" r="0" b="0"/>
+          <wp:wrapNone/>
+          <wp:docPr id="1" name="Image 1"/>
+          <wp:cNvGraphicFramePr>
+            <a:graphicFrameLocks xmlns:a="http://schemas.openxmlformats.org/drawingml/2006/main"/>
+          </wp:cNvGraphicFramePr>
+          <a:graphic xmlns:a="http://schemas.openxmlformats.org/drawingml/2006/main">
+            <a:graphicData uri="http://schemas.openxmlformats.org/drawingml/2006/picture">
+              <pic:pic xmlns:pic="http://schemas.openxmlformats.org/drawingml/2006/picture">
+                <pic:nvPicPr>
+                  <pic:cNvPr id="1" name="Image 1"/>
+                  <pic:cNvPicPr/>
+                </pic:nvPicPr>
+                <pic:blipFill>
+                  <a:blip r:embed="rId1" cstate="print"/>
+                  <a:stretch>
+                    <a:fillRect/>
+                  </a:stretch>
+                </pic:blipFill>
+                <pic:spPr>
+                  <a:xfrm>
+                    <a:off x="0" y="0"/>
+                    <a:ext cx="5763768" cy="887729"/>
+                  </a:xfrm>
+                  <a:prstGeom prst="rect">
+                    <a:avLst/>
+                  </a:prstGeom>
+                </pic:spPr>
+              </pic:pic>
+            </a:graphicData>
+          </a:graphic>
+        </wp:anchor>
+      </w:drawing>
+    </w:r>
+    <w:r>
+      <w:rPr>
+        <w:noProof/>
+      </w:rPr>
       <mc:AlternateContent>
         <mc:Choice Requires="wps">
           <w:drawing>
-            <wp:anchor distT="0" distB="0" distL="0" distR="0" simplePos="0" relativeHeight="487375872" behindDoc="1" locked="0" layoutInCell="1" allowOverlap="1" wp14:anchorId="5DD2D65D" wp14:editId="3BF81523">
+            <wp:anchor distT="0" distB="0" distL="0" distR="0" simplePos="0" relativeHeight="487375872" behindDoc="1" locked="0" layoutInCell="1" allowOverlap="1" wp14:anchorId="559D9CA8" wp14:editId="1A8FCB4D">
               <wp:simplePos x="0" y="0"/>
               <wp:positionH relativeFrom="page">
-                <wp:posOffset>4029075</wp:posOffset>
+                <wp:posOffset>4030471</wp:posOffset>
               </wp:positionH>
               <wp:positionV relativeFrom="page">
-                <wp:posOffset>1400175</wp:posOffset>
+                <wp:posOffset>1418589</wp:posOffset>
               </wp:positionV>
-              <wp:extent cx="3067050" cy="184785"/>
+              <wp:extent cx="2118360" cy="165735"/>
               <wp:effectExtent l="0" t="0" r="0" b="0"/>
               <wp:wrapNone/>
               <wp:docPr id="2" name="Textbox 2"/>
@@ -24538,7 +24855,7 @@
                     <wps:spPr>
                       <a:xfrm>
                         <a:off x="0" y="0"/>
-                        <a:ext cx="3067050" cy="184785"/>
+                        <a:ext cx="2118360" cy="165735"/>
                       </a:xfrm>
                       <a:prstGeom prst="rect">
                         <a:avLst/>
@@ -24553,8 +24870,6 @@
                             <w:rPr>
                               <w:b/>
                               <w:i/>
-                              <w:color w:val="696969"/>
-                              <w:spacing w:val="-2"/>
                             </w:rPr>
                           </w:pPr>
                           <w:r>
@@ -24600,110 +24915,8 @@
                               <w:color w:val="696969"/>
                               <w:spacing w:val="-2"/>
                             </w:rPr>
-                            <w:t>nº:</w:t>
+                            <w:t>nº:PRO-</w:t>
                           </w:r>
-                          <w:r>
-                            <w:rPr>
-                              <w:rFonts w:ascii="Consolas" w:eastAsia="Times New Roman" w:hAnsi="Consolas" w:cs="Times New Roman"/>
-                              <w:color w:val="FF7B72"/>
-                              <w:sz w:val="21"/>
-                              <w:szCs w:val="21"/>
-                              <w:lang w:val="pt-BR" w:eastAsia="pt-BR"/>
-                            </w:rPr>
-                            <w:t xml:space="preserve"> </w:t>
-                          </w:r>
-                        </w:p>
-                        <w:p>
-                          <w:pPr>
-                            <w:spacing w:line="245" w:lineRule="exact"/>
-                            <w:ind w:left="20"/>
-                            <w:rPr>
-                              <w:rFonts w:ascii="Consolas" w:eastAsia="Times New Roman" w:hAnsi="Consolas" w:cs="Times New Roman"/>
-                              <w:color w:val="FF7B72"/>
-                              <w:sz w:val="21"/>
-                              <w:szCs w:val="21"/>
-                              <w:lang w:val="pt-BR" w:eastAsia="pt-BR"/>
-                            </w:rPr>
-                          </w:pPr>
-                        </w:p>
-                        <w:p>
-                          <w:pPr>
-                            <w:spacing w:line="245" w:lineRule="exact"/>
-                            <w:ind w:left="20"/>
-                            <w:rPr>
-                              <w:rFonts w:ascii="Consolas" w:eastAsia="Times New Roman" w:hAnsi="Consolas" w:cs="Times New Roman"/>
-                              <w:color w:val="FF7B72"/>
-                              <w:sz w:val="21"/>
-                              <w:szCs w:val="21"/>
-                              <w:lang w:val="pt-BR" w:eastAsia="pt-BR"/>
-                            </w:rPr>
-                          </w:pPr>
-                          <w:r>
-                            <w:rPr>
-                              <w:rFonts w:ascii="Consolas" w:eastAsia="Times New Roman" w:hAnsi="Consolas" w:cs="Times New Roman"/>
-                              <w:color w:val="FF7B72"/>
-                              <w:sz w:val="21"/>
-                              <w:szCs w:val="21"/>
-                              <w:lang w:val="pt-BR" w:eastAsia="pt-BR"/>
-                            </w:rPr>
-                            <w:t>{{NUMERO_DA_PROPOSTA}}</w:t>
-                          </w:r>
-                        </w:p>
-                        <w:p>
-                          <w:pPr>
-                            <w:spacing w:line="245" w:lineRule="exact"/>
-                            <w:ind w:left="20"/>
-                            <w:rPr>
-                              <w:rFonts w:ascii="Consolas" w:eastAsia="Times New Roman" w:hAnsi="Consolas" w:cs="Times New Roman"/>
-                              <w:color w:val="FF7B72"/>
-                              <w:sz w:val="21"/>
-                              <w:szCs w:val="21"/>
-                              <w:lang w:val="pt-BR" w:eastAsia="pt-BR"/>
-                            </w:rPr>
-                          </w:pPr>
-                          <w:r>
-                            <w:rPr>
-                              <w:rFonts w:ascii="Consolas" w:eastAsia="Times New Roman" w:hAnsi="Consolas" w:cs="Times New Roman"/>
-                              <w:color w:val="FF7B72"/>
-                              <w:sz w:val="21"/>
-                              <w:szCs w:val="21"/>
-                              <w:lang w:val="pt-BR" w:eastAsia="pt-BR"/>
-                            </w:rPr>
-                            <w:t>{{NUMERO_DA_PROPOSTA}}</w:t>
-                          </w:r>
-                        </w:p>
-                        <w:p>
-                          <w:pPr>
-                            <w:spacing w:line="245" w:lineRule="exact"/>
-                            <w:ind w:left="20"/>
-                            <w:rPr>
-                              <w:b/>
-                              <w:i/>
-                              <w:color w:val="696969"/>
-                              <w:spacing w:val="-2"/>
-                              <w:lang w:val="pt-BR"/>
-                            </w:rPr>
-                          </w:pPr>
-                          <w:r>
-                            <w:rPr>
-                              <w:b/>
-                              <w:i/>
-                              <w:color w:val="696969"/>
-                              <w:spacing w:val="-2"/>
-                              <w:lang w:val="pt-BR"/>
-                            </w:rPr>
-                            <w:t>{{NUMERO_DA_PROPOSTA}}</w:t>
-                          </w:r>
-                        </w:p>
-                        <w:p>
-                          <w:pPr>
-                            <w:spacing w:line="245" w:lineRule="exact"/>
-                            <w:ind w:left="20"/>
-                            <w:rPr>
-                              <w:b/>
-                              <w:i/>
-                            </w:rPr>
-                          </w:pPr>
                         </w:p>
                       </w:txbxContent>
                     </wps:txbx>
@@ -24713,22 +24926,16 @@
                   </wps:wsp>
                 </a:graphicData>
               </a:graphic>
-              <wp14:sizeRelH relativeFrom="margin">
-                <wp14:pctWidth>0</wp14:pctWidth>
-              </wp14:sizeRelH>
-              <wp14:sizeRelV relativeFrom="margin">
-                <wp14:pctHeight>0</wp14:pctHeight>
-              </wp14:sizeRelV>
             </wp:anchor>
           </w:drawing>
         </mc:Choice>
         <mc:Fallback>
           <w:pict>
-            <v:shapetype w14:anchorId="5DD2D65D" id="_x0000_t202" coordsize="21600,21600" o:spt="202" path="m,l,21600r21600,l21600,xe">
+            <v:shapetype w14:anchorId="559D9CA8" id="_x0000_t202" coordsize="21600,21600" o:spt="202" path="m,l,21600r21600,l21600,xe">
               <v:stroke joinstyle="miter"/>
               <v:path gradientshapeok="t" o:connecttype="rect"/>
             </v:shapetype>
-            <v:shape id="Textbox 2" o:spid="_x0000_s1026" type="#_x0000_t202" style="position:absolute;margin-left:317.25pt;margin-top:110.25pt;width:241.5pt;height:14.55pt;z-index:-15940608;visibility:visible;mso-wrap-style:square;mso-width-percent:0;mso-height-percent:0;mso-wrap-distance-left:0;mso-wrap-distance-top:0;mso-wrap-distance-right:0;mso-wrap-distance-bottom:0;mso-position-horizontal:absolute;mso-position-horizontal-relative:page;mso-position-vertical:absolute;mso-position-vertical-relative:page;mso-width-percent:0;mso-height-percent:0;mso-width-relative:margin;mso-height-relative:margin;v-text-anchor:top" o:gfxdata="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" filled="f" stroked="f">
+            <v:shape id="Textbox 2" o:spid="_x0000_s1026" type="#_x0000_t202" style="position:absolute;margin-left:317.35pt;margin-top:111.7pt;width:166.8pt;height:13.05pt;z-index:-15940608;visibility:visible;mso-wrap-style:square;mso-wrap-distance-left:0;mso-wrap-distance-top:0;mso-wrap-distance-right:0;mso-wrap-distance-bottom:0;mso-position-horizontal:absolute;mso-position-horizontal-relative:page;mso-position-vertical:absolute;mso-position-vertical-relative:page;v-text-anchor:top" o:gfxdata="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" filled="f" stroked="f">
               <v:textbox inset="0,0,0,0">
                 <w:txbxContent>
                   <w:p>
@@ -24738,8 +24945,6 @@
                       <w:rPr>
                         <w:b/>
                         <w:i/>
-                        <w:color w:val="696969"/>
-                        <w:spacing w:val="-2"/>
                       </w:rPr>
                     </w:pPr>
                     <w:r>
@@ -24785,110 +24990,8 @@
                         <w:color w:val="696969"/>
                         <w:spacing w:val="-2"/>
                       </w:rPr>
-                      <w:t>nº:</w:t>
+                      <w:t>nº:PRO-</w:t>
                     </w:r>
-                    <w:r>
-                      <w:rPr>
-                        <w:rFonts w:ascii="Consolas" w:eastAsia="Times New Roman" w:hAnsi="Consolas" w:cs="Times New Roman"/>
-                        <w:color w:val="FF7B72"/>
-                        <w:sz w:val="21"/>
-                        <w:szCs w:val="21"/>
-                        <w:lang w:val="pt-BR" w:eastAsia="pt-BR"/>
-                      </w:rPr>
-                      <w:t xml:space="preserve"> </w:t>
-                    </w:r>
-                  </w:p>
-                  <w:p>
-                    <w:pPr>
-                      <w:spacing w:line="245" w:lineRule="exact"/>
-                      <w:ind w:left="20"/>
-                      <w:rPr>
-                        <w:rFonts w:ascii="Consolas" w:eastAsia="Times New Roman" w:hAnsi="Consolas" w:cs="Times New Roman"/>
-                        <w:color w:val="FF7B72"/>
-                        <w:sz w:val="21"/>
-                        <w:szCs w:val="21"/>
-                        <w:lang w:val="pt-BR" w:eastAsia="pt-BR"/>
-                      </w:rPr>
-                    </w:pPr>
-                  </w:p>
-                  <w:p>
-                    <w:pPr>
-                      <w:spacing w:line="245" w:lineRule="exact"/>
-                      <w:ind w:left="20"/>
-                      <w:rPr>
-                        <w:rFonts w:ascii="Consolas" w:eastAsia="Times New Roman" w:hAnsi="Consolas" w:cs="Times New Roman"/>
-                        <w:color w:val="FF7B72"/>
-                        <w:sz w:val="21"/>
-                        <w:szCs w:val="21"/>
-                        <w:lang w:val="pt-BR" w:eastAsia="pt-BR"/>
-                      </w:rPr>
-                    </w:pPr>
-                    <w:r>
-                      <w:rPr>
-                        <w:rFonts w:ascii="Consolas" w:eastAsia="Times New Roman" w:hAnsi="Consolas" w:cs="Times New Roman"/>
-                        <w:color w:val="FF7B72"/>
-                        <w:sz w:val="21"/>
-                        <w:szCs w:val="21"/>
-                        <w:lang w:val="pt-BR" w:eastAsia="pt-BR"/>
-                      </w:rPr>
-                      <w:t>{{NUMERO_DA_PROPOSTA}}</w:t>
-                    </w:r>
-                  </w:p>
-                  <w:p>
-                    <w:pPr>
-                      <w:spacing w:line="245" w:lineRule="exact"/>
-                      <w:ind w:left="20"/>
-                      <w:rPr>
-                        <w:rFonts w:ascii="Consolas" w:eastAsia="Times New Roman" w:hAnsi="Consolas" w:cs="Times New Roman"/>
-                        <w:color w:val="FF7B72"/>
-                        <w:sz w:val="21"/>
-                        <w:szCs w:val="21"/>
-                        <w:lang w:val="pt-BR" w:eastAsia="pt-BR"/>
-                      </w:rPr>
-                    </w:pPr>
-                    <w:r>
-                      <w:rPr>
-                        <w:rFonts w:ascii="Consolas" w:eastAsia="Times New Roman" w:hAnsi="Consolas" w:cs="Times New Roman"/>
-                        <w:color w:val="FF7B72"/>
-                        <w:sz w:val="21"/>
-                        <w:szCs w:val="21"/>
-                        <w:lang w:val="pt-BR" w:eastAsia="pt-BR"/>
-                      </w:rPr>
-                      <w:t>{{NUMERO_DA_PROPOSTA}}</w:t>
-                    </w:r>
-                  </w:p>
-                  <w:p>
-                    <w:pPr>
-                      <w:spacing w:line="245" w:lineRule="exact"/>
-                      <w:ind w:left="20"/>
-                      <w:rPr>
-                        <w:b/>
-                        <w:i/>
-                        <w:color w:val="696969"/>
-                        <w:spacing w:val="-2"/>
-                        <w:lang w:val="pt-BR"/>
-                      </w:rPr>
-                    </w:pPr>
-                    <w:r>
-                      <w:rPr>
-                        <w:b/>
-                        <w:i/>
-                        <w:color w:val="696969"/>
-                        <w:spacing w:val="-2"/>
-                        <w:lang w:val="pt-BR"/>
-                      </w:rPr>
-                      <w:t>{{NUMERO_DA_PROPOSTA}}</w:t>
-                    </w:r>
-                  </w:p>
-                  <w:p>
-                    <w:pPr>
-                      <w:spacing w:line="245" w:lineRule="exact"/>
-                      <w:ind w:left="20"/>
-                      <w:rPr>
-                        <w:b/>
-                        <w:i/>
-                      </w:rPr>
-                    </w:pPr>
                   </w:p>
                 </w:txbxContent>
               </v:textbox>
@@ -24898,54 +25001,6 @@
         </mc:Fallback>
       </mc:AlternateContent>
     </w:r>
-    <w:r>
-      <w:rPr>
-        <w:noProof/>
-      </w:rPr>
-      <w:drawing>
-        <wp:anchor distT="0" distB="0" distL="0" distR="0" simplePos="0" relativeHeight="487375360" behindDoc="1" locked="0" layoutInCell="1" allowOverlap="1" wp14:anchorId="3F92809A" wp14:editId="7ADF0C6F">
-          <wp:simplePos x="0" y="0"/>
-          <wp:positionH relativeFrom="page">
-            <wp:posOffset>1292860</wp:posOffset>
-          </wp:positionH>
-          <wp:positionV relativeFrom="page">
-            <wp:posOffset>358774</wp:posOffset>
-          </wp:positionV>
-          <wp:extent cx="5763768" cy="887729"/>
-          <wp:effectExtent l="0" t="0" r="0" b="0"/>
-          <wp:wrapNone/>
-          <wp:docPr id="1142298588" name="Image 1"/>
-          <wp:cNvGraphicFramePr>
-            <a:graphicFrameLocks xmlns:a="http://schemas.openxmlformats.org/drawingml/2006/main"/>
-          </wp:cNvGraphicFramePr>
-          <a:graphic xmlns:a="http://schemas.openxmlformats.org/drawingml/2006/main">
-            <a:graphicData uri="http://schemas.openxmlformats.org/drawingml/2006/picture">
-              <pic:pic xmlns:pic="http://schemas.openxmlformats.org/drawingml/2006/picture">
-                <pic:nvPicPr>
-                  <pic:cNvPr id="1" name="Image 1"/>
-                  <pic:cNvPicPr/>
-                </pic:nvPicPr>
-                <pic:blipFill>
-                  <a:blip r:embed="rId1" cstate="print"/>
-                  <a:stretch>
-                    <a:fillRect/>
-                  </a:stretch>
-                </pic:blipFill>
-                <pic:spPr>
-                  <a:xfrm>
-                    <a:off x="0" y="0"/>
-                    <a:ext cx="5763768" cy="887729"/>
-                  </a:xfrm>
-                  <a:prstGeom prst="rect">
-                    <a:avLst/>
-                  </a:prstGeom>
-                </pic:spPr>
-              </pic:pic>
-            </a:graphicData>
-          </a:graphic>
-        </wp:anchor>
-      </w:drawing>
-    </w:r>
   </w:p>
 </w:hdr>
 </file>
@@ -24953,9 +25008,1142 @@
 <file path=word/numbering.xml><?xml version="1.0" encoding="utf-8"?>
 <w:numbering xmlns:wpc="http://schemas.microsoft.com/office/word/2010/wordprocessingCanvas" xmlns:cx="http://schemas.microsoft.com/office/drawing/2014/chartex" xmlns:cx1="http://schemas.microsoft.com/office/drawing/2015/9/8/chartex" xmlns:cx2="http://schemas.microsoft.com/office/drawing/2015/10/21/chartex" xmlns:cx3="http://schemas.microsoft.com/office/drawing/2016/5/9/chartex" xmlns:cx4="http://schemas.microsoft.com/office/drawing/2016/5/10/chartex" xmlns:cx5="http://schemas.microsoft.com/office/drawing/2016/5/11/chartex" xmlns:cx6="http://schemas.microsoft.com/office/drawing/2016/5/12/chartex" xmlns:cx7="http://schemas.microsoft.com/office/drawing/2016/5/13/chartex" xmlns:cx8="http://schemas.microsoft.com/office/drawing/2016/5/14/chartex" xmlns:mc="http://schemas.openxmlformats.org/markup-compatibility/2006" xmlns:aink="http://schemas.microsoft.com/office/drawing/2016/ink" xmlns:am3d="http://schemas.microsoft.com/office/drawing/2017/model3d" xmlns:o="urn:schemas-microsoft-com:office:office" xmlns:oel="http://schemas.microsoft.com/office/2019/extlst" xmlns:r="http://schemas.openxmlformats.org/officeDocument/2006/relationships" xmlns:m="http://schemas.openxmlformats.org/officeDocument/2006/math" xmlns:v="urn:schemas-microsoft-com:vml" xmlns:wp14="http://schemas.microsoft.com/office/word/2010/wordprocessingDrawing" xmlns:wp="http://schemas.openxmlformats.org/drawingml/2006/wordprocessingDrawing" xmlns:w10="urn:schemas-microsoft-com:office:word" xmlns:w="http://schemas.openxmlformats.org/wordprocessingml/2006/main" xmlns:w14="http://schemas.microsoft.com/office/word/2010/wordml" xmlns:w15="http://schemas.microsoft.com/office/word/2012/wordml" xmlns:w16cex="http://schemas.microsoft.com/office/word/2018/wordml/cex" xmlns:w16cid="http://schemas.microsoft.com/office/word/2016/wordml/cid" xmlns:w16="http://schemas.microsoft.com/office/word/2018/wordml" xmlns:w16du="http://schemas.microsoft.com/office/word/2023/wordml/word16du" xmlns:w16sdtdh="http://schemas.microsoft.com/office/word/2020/wordml/sdtdatahash" xmlns:w16sdtfl="http://schemas.microsoft.com/office/word/2024/wordml/sdtformatlock" xmlns:w16se="http://schemas.microsoft.com/office/word/2015/wordml/symex" xmlns:wpg="http://schemas.microsoft.com/office/word/2010/wordprocessingGroup" xmlns:wpi="http://schemas.microsoft.com/office/word/2010/wordprocessingInk" xmlns:wne="http://schemas.microsoft.com/office/word/2006/wordml" xmlns:wps="http://schemas.microsoft.com/office/word/2010/wordprocessingShape" mc:Ignorable="w14 w15 w16se w16cid w16 w16cex w16sdtdh w16sdtfl w16du wp14">
   <w:abstractNum w:abstractNumId="0" w15:restartNumberingAfterBreak="0">
-    <w:nsid w:val="0F2A6CC5"/>
+    <w:nsid w:val="1122741F"/>
     <w:multiLevelType w:val="multilevel"/>
-    <w:tmpl w:val="409E4C70"/>
+    <w:tmpl w:val="1FAA3292"/>
+    <w:lvl w:ilvl="0">
+      <w:start w:val="14"/>
+      <w:numFmt w:val="decimal"/>
+      <w:lvlText w:val="%1."/>
+      <w:lvlJc w:val="left"/>
+      <w:pPr>
+        <w:ind w:left="485" w:hanging="303"/>
+        <w:jc w:val="left"/>
+      </w:pPr>
+      <w:rPr>
+        <w:rFonts w:ascii="Calibri" w:eastAsia="Calibri" w:hAnsi="Calibri" w:cs="Calibri" w:hint="default"/>
+        <w:b/>
+        <w:bCs/>
+        <w:i w:val="0"/>
+        <w:iCs w:val="0"/>
+        <w:spacing w:val="-2"/>
+        <w:w w:val="100"/>
+        <w:sz w:val="20"/>
+        <w:szCs w:val="20"/>
+        <w:lang w:val="pt-PT" w:eastAsia="en-US" w:bidi="ar-SA"/>
+      </w:rPr>
+    </w:lvl>
+    <w:lvl w:ilvl="1">
+      <w:start w:val="1"/>
+      <w:numFmt w:val="decimal"/>
+      <w:lvlText w:val="%1.%2"/>
+      <w:lvlJc w:val="left"/>
+      <w:pPr>
+        <w:ind w:left="183" w:hanging="394"/>
+        <w:jc w:val="left"/>
+      </w:pPr>
+      <w:rPr>
+        <w:rFonts w:ascii="Calibri" w:eastAsia="Calibri" w:hAnsi="Calibri" w:cs="Calibri" w:hint="default"/>
+        <w:b w:val="0"/>
+        <w:bCs w:val="0"/>
+        <w:i w:val="0"/>
+        <w:iCs w:val="0"/>
+        <w:spacing w:val="-7"/>
+        <w:w w:val="100"/>
+        <w:sz w:val="20"/>
+        <w:szCs w:val="20"/>
+        <w:lang w:val="pt-PT" w:eastAsia="en-US" w:bidi="ar-SA"/>
+      </w:rPr>
+    </w:lvl>
+    <w:lvl w:ilvl="2">
+      <w:numFmt w:val="bullet"/>
+      <w:lvlText w:val="•"/>
+      <w:lvlJc w:val="left"/>
+      <w:pPr>
+        <w:ind w:left="1624" w:hanging="394"/>
+      </w:pPr>
+      <w:rPr>
+        <w:rFonts w:hint="default"/>
+        <w:lang w:val="pt-PT" w:eastAsia="en-US" w:bidi="ar-SA"/>
+      </w:rPr>
+    </w:lvl>
+    <w:lvl w:ilvl="3">
+      <w:numFmt w:val="bullet"/>
+      <w:lvlText w:val="•"/>
+      <w:lvlJc w:val="left"/>
+      <w:pPr>
+        <w:ind w:left="2768" w:hanging="394"/>
+      </w:pPr>
+      <w:rPr>
+        <w:rFonts w:hint="default"/>
+        <w:lang w:val="pt-PT" w:eastAsia="en-US" w:bidi="ar-SA"/>
+      </w:rPr>
+    </w:lvl>
+    <w:lvl w:ilvl="4">
+      <w:numFmt w:val="bullet"/>
+      <w:lvlText w:val="•"/>
+      <w:lvlJc w:val="left"/>
+      <w:pPr>
+        <w:ind w:left="3912" w:hanging="394"/>
+      </w:pPr>
+      <w:rPr>
+        <w:rFonts w:hint="default"/>
+        <w:lang w:val="pt-PT" w:eastAsia="en-US" w:bidi="ar-SA"/>
+      </w:rPr>
+    </w:lvl>
+    <w:lvl w:ilvl="5">
+      <w:numFmt w:val="bullet"/>
+      <w:lvlText w:val="•"/>
+      <w:lvlJc w:val="left"/>
+      <w:pPr>
+        <w:ind w:left="5056" w:hanging="394"/>
+      </w:pPr>
+      <w:rPr>
+        <w:rFonts w:hint="default"/>
+        <w:lang w:val="pt-PT" w:eastAsia="en-US" w:bidi="ar-SA"/>
+      </w:rPr>
+    </w:lvl>
+    <w:lvl w:ilvl="6">
+      <w:numFmt w:val="bullet"/>
+      <w:lvlText w:val="•"/>
+      <w:lvlJc w:val="left"/>
+      <w:pPr>
+        <w:ind w:left="6200" w:hanging="394"/>
+      </w:pPr>
+      <w:rPr>
+        <w:rFonts w:hint="default"/>
+        <w:lang w:val="pt-PT" w:eastAsia="en-US" w:bidi="ar-SA"/>
+      </w:rPr>
+    </w:lvl>
+    <w:lvl w:ilvl="7">
+      <w:numFmt w:val="bullet"/>
+      <w:lvlText w:val="•"/>
+      <w:lvlJc w:val="left"/>
+      <w:pPr>
+        <w:ind w:left="7344" w:hanging="394"/>
+      </w:pPr>
+      <w:rPr>
+        <w:rFonts w:hint="default"/>
+        <w:lang w:val="pt-PT" w:eastAsia="en-US" w:bidi="ar-SA"/>
+      </w:rPr>
+    </w:lvl>
+    <w:lvl w:ilvl="8">
+      <w:numFmt w:val="bullet"/>
+      <w:lvlText w:val="•"/>
+      <w:lvlJc w:val="left"/>
+      <w:pPr>
+        <w:ind w:left="8488" w:hanging="394"/>
+      </w:pPr>
+      <w:rPr>
+        <w:rFonts w:hint="default"/>
+        <w:lang w:val="pt-PT" w:eastAsia="en-US" w:bidi="ar-SA"/>
+      </w:rPr>
+    </w:lvl>
+  </w:abstractNum>
+  <w:abstractNum w:abstractNumId="1" w15:restartNumberingAfterBreak="0">
+    <w:nsid w:val="14106984"/>
+    <w:multiLevelType w:val="hybridMultilevel"/>
+    <w:tmpl w:val="76D2E572"/>
+    <w:lvl w:ilvl="0" w:tplc="F0707C3A">
+      <w:start w:val="1"/>
+      <w:numFmt w:val="upperRoman"/>
+      <w:lvlText w:val="%1."/>
+      <w:lvlJc w:val="left"/>
+      <w:pPr>
+        <w:ind w:left="332" w:hanging="149"/>
+        <w:jc w:val="left"/>
+      </w:pPr>
+      <w:rPr>
+        <w:rFonts w:ascii="Calibri" w:eastAsia="Calibri" w:hAnsi="Calibri" w:cs="Calibri" w:hint="default"/>
+        <w:b w:val="0"/>
+        <w:bCs w:val="0"/>
+        <w:i w:val="0"/>
+        <w:iCs w:val="0"/>
+        <w:spacing w:val="0"/>
+        <w:w w:val="100"/>
+        <w:sz w:val="20"/>
+        <w:szCs w:val="20"/>
+        <w:lang w:val="pt-PT" w:eastAsia="en-US" w:bidi="ar-SA"/>
+      </w:rPr>
+    </w:lvl>
+    <w:lvl w:ilvl="1" w:tplc="571AE0B4">
+      <w:numFmt w:val="bullet"/>
+      <w:lvlText w:val="•"/>
+      <w:lvlJc w:val="left"/>
+      <w:pPr>
+        <w:ind w:left="1383" w:hanging="149"/>
+      </w:pPr>
+      <w:rPr>
+        <w:rFonts w:hint="default"/>
+        <w:lang w:val="pt-PT" w:eastAsia="en-US" w:bidi="ar-SA"/>
+      </w:rPr>
+    </w:lvl>
+    <w:lvl w:ilvl="2" w:tplc="EC309162">
+      <w:numFmt w:val="bullet"/>
+      <w:lvlText w:val="•"/>
+      <w:lvlJc w:val="left"/>
+      <w:pPr>
+        <w:ind w:left="2427" w:hanging="149"/>
+      </w:pPr>
+      <w:rPr>
+        <w:rFonts w:hint="default"/>
+        <w:lang w:val="pt-PT" w:eastAsia="en-US" w:bidi="ar-SA"/>
+      </w:rPr>
+    </w:lvl>
+    <w:lvl w:ilvl="3" w:tplc="C8FE333E">
+      <w:numFmt w:val="bullet"/>
+      <w:lvlText w:val="•"/>
+      <w:lvlJc w:val="left"/>
+      <w:pPr>
+        <w:ind w:left="3471" w:hanging="149"/>
+      </w:pPr>
+      <w:rPr>
+        <w:rFonts w:hint="default"/>
+        <w:lang w:val="pt-PT" w:eastAsia="en-US" w:bidi="ar-SA"/>
+      </w:rPr>
+    </w:lvl>
+    <w:lvl w:ilvl="4" w:tplc="375AFBB2">
+      <w:numFmt w:val="bullet"/>
+      <w:lvlText w:val="•"/>
+      <w:lvlJc w:val="left"/>
+      <w:pPr>
+        <w:ind w:left="4514" w:hanging="149"/>
+      </w:pPr>
+      <w:rPr>
+        <w:rFonts w:hint="default"/>
+        <w:lang w:val="pt-PT" w:eastAsia="en-US" w:bidi="ar-SA"/>
+      </w:rPr>
+    </w:lvl>
+    <w:lvl w:ilvl="5" w:tplc="5EDEE244">
+      <w:numFmt w:val="bullet"/>
+      <w:lvlText w:val="•"/>
+      <w:lvlJc w:val="left"/>
+      <w:pPr>
+        <w:ind w:left="5558" w:hanging="149"/>
+      </w:pPr>
+      <w:rPr>
+        <w:rFonts w:hint="default"/>
+        <w:lang w:val="pt-PT" w:eastAsia="en-US" w:bidi="ar-SA"/>
+      </w:rPr>
+    </w:lvl>
+    <w:lvl w:ilvl="6" w:tplc="E3E0BFEC">
+      <w:numFmt w:val="bullet"/>
+      <w:lvlText w:val="•"/>
+      <w:lvlJc w:val="left"/>
+      <w:pPr>
+        <w:ind w:left="6602" w:hanging="149"/>
+      </w:pPr>
+      <w:rPr>
+        <w:rFonts w:hint="default"/>
+        <w:lang w:val="pt-PT" w:eastAsia="en-US" w:bidi="ar-SA"/>
+      </w:rPr>
+    </w:lvl>
+    <w:lvl w:ilvl="7" w:tplc="685C1788">
+      <w:numFmt w:val="bullet"/>
+      <w:lvlText w:val="•"/>
+      <w:lvlJc w:val="left"/>
+      <w:pPr>
+        <w:ind w:left="7645" w:hanging="149"/>
+      </w:pPr>
+      <w:rPr>
+        <w:rFonts w:hint="default"/>
+        <w:lang w:val="pt-PT" w:eastAsia="en-US" w:bidi="ar-SA"/>
+      </w:rPr>
+    </w:lvl>
+    <w:lvl w:ilvl="8" w:tplc="35A4226E">
+      <w:numFmt w:val="bullet"/>
+      <w:lvlText w:val="•"/>
+      <w:lvlJc w:val="left"/>
+      <w:pPr>
+        <w:ind w:left="8689" w:hanging="149"/>
+      </w:pPr>
+      <w:rPr>
+        <w:rFonts w:hint="default"/>
+        <w:lang w:val="pt-PT" w:eastAsia="en-US" w:bidi="ar-SA"/>
+      </w:rPr>
+    </w:lvl>
+  </w:abstractNum>
+  <w:abstractNum w:abstractNumId="2" w15:restartNumberingAfterBreak="0">
+    <w:nsid w:val="153C59DB"/>
+    <w:multiLevelType w:val="multilevel"/>
+    <w:tmpl w:val="E886E1AA"/>
+    <w:lvl w:ilvl="0">
+      <w:start w:val="7"/>
+      <w:numFmt w:val="decimal"/>
+      <w:lvlText w:val="%1"/>
+      <w:lvlJc w:val="left"/>
+      <w:pPr>
+        <w:ind w:left="183" w:hanging="346"/>
+        <w:jc w:val="left"/>
+      </w:pPr>
+      <w:rPr>
+        <w:rFonts w:hint="default"/>
+        <w:lang w:val="pt-PT" w:eastAsia="en-US" w:bidi="ar-SA"/>
+      </w:rPr>
+    </w:lvl>
+    <w:lvl w:ilvl="1">
+      <w:start w:val="1"/>
+      <w:numFmt w:val="decimal"/>
+      <w:lvlText w:val="%1.%2."/>
+      <w:lvlJc w:val="left"/>
+      <w:pPr>
+        <w:ind w:left="183" w:hanging="346"/>
+        <w:jc w:val="left"/>
+      </w:pPr>
+      <w:rPr>
+        <w:rFonts w:ascii="Calibri" w:eastAsia="Calibri" w:hAnsi="Calibri" w:cs="Calibri" w:hint="default"/>
+        <w:b w:val="0"/>
+        <w:bCs w:val="0"/>
+        <w:i w:val="0"/>
+        <w:iCs w:val="0"/>
+        <w:spacing w:val="-12"/>
+        <w:w w:val="100"/>
+        <w:sz w:val="20"/>
+        <w:szCs w:val="20"/>
+        <w:lang w:val="pt-PT" w:eastAsia="en-US" w:bidi="ar-SA"/>
+      </w:rPr>
+    </w:lvl>
+    <w:lvl w:ilvl="2">
+      <w:numFmt w:val="bullet"/>
+      <w:lvlText w:val="•"/>
+      <w:lvlJc w:val="left"/>
+      <w:pPr>
+        <w:ind w:left="2299" w:hanging="346"/>
+      </w:pPr>
+      <w:rPr>
+        <w:rFonts w:hint="default"/>
+        <w:lang w:val="pt-PT" w:eastAsia="en-US" w:bidi="ar-SA"/>
+      </w:rPr>
+    </w:lvl>
+    <w:lvl w:ilvl="3">
+      <w:numFmt w:val="bullet"/>
+      <w:lvlText w:val="•"/>
+      <w:lvlJc w:val="left"/>
+      <w:pPr>
+        <w:ind w:left="3359" w:hanging="346"/>
+      </w:pPr>
+      <w:rPr>
+        <w:rFonts w:hint="default"/>
+        <w:lang w:val="pt-PT" w:eastAsia="en-US" w:bidi="ar-SA"/>
+      </w:rPr>
+    </w:lvl>
+    <w:lvl w:ilvl="4">
+      <w:numFmt w:val="bullet"/>
+      <w:lvlText w:val="•"/>
+      <w:lvlJc w:val="left"/>
+      <w:pPr>
+        <w:ind w:left="4418" w:hanging="346"/>
+      </w:pPr>
+      <w:rPr>
+        <w:rFonts w:hint="default"/>
+        <w:lang w:val="pt-PT" w:eastAsia="en-US" w:bidi="ar-SA"/>
+      </w:rPr>
+    </w:lvl>
+    <w:lvl w:ilvl="5">
+      <w:numFmt w:val="bullet"/>
+      <w:lvlText w:val="•"/>
+      <w:lvlJc w:val="left"/>
+      <w:pPr>
+        <w:ind w:left="5478" w:hanging="346"/>
+      </w:pPr>
+      <w:rPr>
+        <w:rFonts w:hint="default"/>
+        <w:lang w:val="pt-PT" w:eastAsia="en-US" w:bidi="ar-SA"/>
+      </w:rPr>
+    </w:lvl>
+    <w:lvl w:ilvl="6">
+      <w:numFmt w:val="bullet"/>
+      <w:lvlText w:val="•"/>
+      <w:lvlJc w:val="left"/>
+      <w:pPr>
+        <w:ind w:left="6538" w:hanging="346"/>
+      </w:pPr>
+      <w:rPr>
+        <w:rFonts w:hint="default"/>
+        <w:lang w:val="pt-PT" w:eastAsia="en-US" w:bidi="ar-SA"/>
+      </w:rPr>
+    </w:lvl>
+    <w:lvl w:ilvl="7">
+      <w:numFmt w:val="bullet"/>
+      <w:lvlText w:val="•"/>
+      <w:lvlJc w:val="left"/>
+      <w:pPr>
+        <w:ind w:left="7597" w:hanging="346"/>
+      </w:pPr>
+      <w:rPr>
+        <w:rFonts w:hint="default"/>
+        <w:lang w:val="pt-PT" w:eastAsia="en-US" w:bidi="ar-SA"/>
+      </w:rPr>
+    </w:lvl>
+    <w:lvl w:ilvl="8">
+      <w:numFmt w:val="bullet"/>
+      <w:lvlText w:val="•"/>
+      <w:lvlJc w:val="left"/>
+      <w:pPr>
+        <w:ind w:left="8657" w:hanging="346"/>
+      </w:pPr>
+      <w:rPr>
+        <w:rFonts w:hint="default"/>
+        <w:lang w:val="pt-PT" w:eastAsia="en-US" w:bidi="ar-SA"/>
+      </w:rPr>
+    </w:lvl>
+  </w:abstractNum>
+  <w:abstractNum w:abstractNumId="3" w15:restartNumberingAfterBreak="0">
+    <w:nsid w:val="33EC2666"/>
+    <w:multiLevelType w:val="hybridMultilevel"/>
+    <w:tmpl w:val="AC90A7F4"/>
+    <w:lvl w:ilvl="0" w:tplc="D960F2B0">
+      <w:start w:val="1"/>
+      <w:numFmt w:val="lowerLetter"/>
+      <w:lvlText w:val="%1)"/>
+      <w:lvlJc w:val="left"/>
+      <w:pPr>
+        <w:ind w:left="183" w:hanging="202"/>
+        <w:jc w:val="left"/>
+      </w:pPr>
+      <w:rPr>
+        <w:rFonts w:ascii="Calibri" w:eastAsia="Calibri" w:hAnsi="Calibri" w:cs="Calibri" w:hint="default"/>
+        <w:b w:val="0"/>
+        <w:bCs w:val="0"/>
+        <w:i w:val="0"/>
+        <w:iCs w:val="0"/>
+        <w:spacing w:val="-1"/>
+        <w:w w:val="100"/>
+        <w:sz w:val="20"/>
+        <w:szCs w:val="20"/>
+        <w:lang w:val="pt-PT" w:eastAsia="en-US" w:bidi="ar-SA"/>
+      </w:rPr>
+    </w:lvl>
+    <w:lvl w:ilvl="1" w:tplc="ED50DFA4">
+      <w:numFmt w:val="bullet"/>
+      <w:lvlText w:val="•"/>
+      <w:lvlJc w:val="left"/>
+      <w:pPr>
+        <w:ind w:left="1239" w:hanging="202"/>
+      </w:pPr>
+      <w:rPr>
+        <w:rFonts w:hint="default"/>
+        <w:lang w:val="pt-PT" w:eastAsia="en-US" w:bidi="ar-SA"/>
+      </w:rPr>
+    </w:lvl>
+    <w:lvl w:ilvl="2" w:tplc="43848142">
+      <w:numFmt w:val="bullet"/>
+      <w:lvlText w:val="•"/>
+      <w:lvlJc w:val="left"/>
+      <w:pPr>
+        <w:ind w:left="2299" w:hanging="202"/>
+      </w:pPr>
+      <w:rPr>
+        <w:rFonts w:hint="default"/>
+        <w:lang w:val="pt-PT" w:eastAsia="en-US" w:bidi="ar-SA"/>
+      </w:rPr>
+    </w:lvl>
+    <w:lvl w:ilvl="3" w:tplc="57469C92">
+      <w:numFmt w:val="bullet"/>
+      <w:lvlText w:val="•"/>
+      <w:lvlJc w:val="left"/>
+      <w:pPr>
+        <w:ind w:left="3359" w:hanging="202"/>
+      </w:pPr>
+      <w:rPr>
+        <w:rFonts w:hint="default"/>
+        <w:lang w:val="pt-PT" w:eastAsia="en-US" w:bidi="ar-SA"/>
+      </w:rPr>
+    </w:lvl>
+    <w:lvl w:ilvl="4" w:tplc="3A32107C">
+      <w:numFmt w:val="bullet"/>
+      <w:lvlText w:val="•"/>
+      <w:lvlJc w:val="left"/>
+      <w:pPr>
+        <w:ind w:left="4418" w:hanging="202"/>
+      </w:pPr>
+      <w:rPr>
+        <w:rFonts w:hint="default"/>
+        <w:lang w:val="pt-PT" w:eastAsia="en-US" w:bidi="ar-SA"/>
+      </w:rPr>
+    </w:lvl>
+    <w:lvl w:ilvl="5" w:tplc="A4C81E18">
+      <w:numFmt w:val="bullet"/>
+      <w:lvlText w:val="•"/>
+      <w:lvlJc w:val="left"/>
+      <w:pPr>
+        <w:ind w:left="5478" w:hanging="202"/>
+      </w:pPr>
+      <w:rPr>
+        <w:rFonts w:hint="default"/>
+        <w:lang w:val="pt-PT" w:eastAsia="en-US" w:bidi="ar-SA"/>
+      </w:rPr>
+    </w:lvl>
+    <w:lvl w:ilvl="6" w:tplc="F0BA9E32">
+      <w:numFmt w:val="bullet"/>
+      <w:lvlText w:val="•"/>
+      <w:lvlJc w:val="left"/>
+      <w:pPr>
+        <w:ind w:left="6538" w:hanging="202"/>
+      </w:pPr>
+      <w:rPr>
+        <w:rFonts w:hint="default"/>
+        <w:lang w:val="pt-PT" w:eastAsia="en-US" w:bidi="ar-SA"/>
+      </w:rPr>
+    </w:lvl>
+    <w:lvl w:ilvl="7" w:tplc="58BCB6D4">
+      <w:numFmt w:val="bullet"/>
+      <w:lvlText w:val="•"/>
+      <w:lvlJc w:val="left"/>
+      <w:pPr>
+        <w:ind w:left="7597" w:hanging="202"/>
+      </w:pPr>
+      <w:rPr>
+        <w:rFonts w:hint="default"/>
+        <w:lang w:val="pt-PT" w:eastAsia="en-US" w:bidi="ar-SA"/>
+      </w:rPr>
+    </w:lvl>
+    <w:lvl w:ilvl="8" w:tplc="771839A0">
+      <w:numFmt w:val="bullet"/>
+      <w:lvlText w:val="•"/>
+      <w:lvlJc w:val="left"/>
+      <w:pPr>
+        <w:ind w:left="8657" w:hanging="202"/>
+      </w:pPr>
+      <w:rPr>
+        <w:rFonts w:hint="default"/>
+        <w:lang w:val="pt-PT" w:eastAsia="en-US" w:bidi="ar-SA"/>
+      </w:rPr>
+    </w:lvl>
+  </w:abstractNum>
+  <w:abstractNum w:abstractNumId="4" w15:restartNumberingAfterBreak="0">
+    <w:nsid w:val="3B352A84"/>
+    <w:multiLevelType w:val="hybridMultilevel"/>
+    <w:tmpl w:val="95C40EDA"/>
+    <w:lvl w:ilvl="0" w:tplc="158C1532">
+      <w:start w:val="1"/>
+      <w:numFmt w:val="lowerLetter"/>
+      <w:lvlText w:val="%1."/>
+      <w:lvlJc w:val="left"/>
+      <w:pPr>
+        <w:ind w:left="183" w:hanging="192"/>
+        <w:jc w:val="left"/>
+      </w:pPr>
+      <w:rPr>
+        <w:rFonts w:ascii="Calibri" w:eastAsia="Calibri" w:hAnsi="Calibri" w:cs="Calibri" w:hint="default"/>
+        <w:b w:val="0"/>
+        <w:bCs w:val="0"/>
+        <w:i w:val="0"/>
+        <w:iCs w:val="0"/>
+        <w:spacing w:val="-1"/>
+        <w:w w:val="100"/>
+        <w:sz w:val="20"/>
+        <w:szCs w:val="20"/>
+        <w:lang w:val="pt-PT" w:eastAsia="en-US" w:bidi="ar-SA"/>
+      </w:rPr>
+    </w:lvl>
+    <w:lvl w:ilvl="1" w:tplc="7F30CDF8">
+      <w:numFmt w:val="bullet"/>
+      <w:lvlText w:val="•"/>
+      <w:lvlJc w:val="left"/>
+      <w:pPr>
+        <w:ind w:left="1239" w:hanging="192"/>
+      </w:pPr>
+      <w:rPr>
+        <w:rFonts w:hint="default"/>
+        <w:lang w:val="pt-PT" w:eastAsia="en-US" w:bidi="ar-SA"/>
+      </w:rPr>
+    </w:lvl>
+    <w:lvl w:ilvl="2" w:tplc="582AA4C8">
+      <w:numFmt w:val="bullet"/>
+      <w:lvlText w:val="•"/>
+      <w:lvlJc w:val="left"/>
+      <w:pPr>
+        <w:ind w:left="2299" w:hanging="192"/>
+      </w:pPr>
+      <w:rPr>
+        <w:rFonts w:hint="default"/>
+        <w:lang w:val="pt-PT" w:eastAsia="en-US" w:bidi="ar-SA"/>
+      </w:rPr>
+    </w:lvl>
+    <w:lvl w:ilvl="3" w:tplc="FD101266">
+      <w:numFmt w:val="bullet"/>
+      <w:lvlText w:val="•"/>
+      <w:lvlJc w:val="left"/>
+      <w:pPr>
+        <w:ind w:left="3359" w:hanging="192"/>
+      </w:pPr>
+      <w:rPr>
+        <w:rFonts w:hint="default"/>
+        <w:lang w:val="pt-PT" w:eastAsia="en-US" w:bidi="ar-SA"/>
+      </w:rPr>
+    </w:lvl>
+    <w:lvl w:ilvl="4" w:tplc="0F1261C0">
+      <w:numFmt w:val="bullet"/>
+      <w:lvlText w:val="•"/>
+      <w:lvlJc w:val="left"/>
+      <w:pPr>
+        <w:ind w:left="4418" w:hanging="192"/>
+      </w:pPr>
+      <w:rPr>
+        <w:rFonts w:hint="default"/>
+        <w:lang w:val="pt-PT" w:eastAsia="en-US" w:bidi="ar-SA"/>
+      </w:rPr>
+    </w:lvl>
+    <w:lvl w:ilvl="5" w:tplc="574C9A52">
+      <w:numFmt w:val="bullet"/>
+      <w:lvlText w:val="•"/>
+      <w:lvlJc w:val="left"/>
+      <w:pPr>
+        <w:ind w:left="5478" w:hanging="192"/>
+      </w:pPr>
+      <w:rPr>
+        <w:rFonts w:hint="default"/>
+        <w:lang w:val="pt-PT" w:eastAsia="en-US" w:bidi="ar-SA"/>
+      </w:rPr>
+    </w:lvl>
+    <w:lvl w:ilvl="6" w:tplc="DB3C4EBE">
+      <w:numFmt w:val="bullet"/>
+      <w:lvlText w:val="•"/>
+      <w:lvlJc w:val="left"/>
+      <w:pPr>
+        <w:ind w:left="6538" w:hanging="192"/>
+      </w:pPr>
+      <w:rPr>
+        <w:rFonts w:hint="default"/>
+        <w:lang w:val="pt-PT" w:eastAsia="en-US" w:bidi="ar-SA"/>
+      </w:rPr>
+    </w:lvl>
+    <w:lvl w:ilvl="7" w:tplc="5D0C13EA">
+      <w:numFmt w:val="bullet"/>
+      <w:lvlText w:val="•"/>
+      <w:lvlJc w:val="left"/>
+      <w:pPr>
+        <w:ind w:left="7597" w:hanging="192"/>
+      </w:pPr>
+      <w:rPr>
+        <w:rFonts w:hint="default"/>
+        <w:lang w:val="pt-PT" w:eastAsia="en-US" w:bidi="ar-SA"/>
+      </w:rPr>
+    </w:lvl>
+    <w:lvl w:ilvl="8" w:tplc="3836D60C">
+      <w:numFmt w:val="bullet"/>
+      <w:lvlText w:val="•"/>
+      <w:lvlJc w:val="left"/>
+      <w:pPr>
+        <w:ind w:left="8657" w:hanging="192"/>
+      </w:pPr>
+      <w:rPr>
+        <w:rFonts w:hint="default"/>
+        <w:lang w:val="pt-PT" w:eastAsia="en-US" w:bidi="ar-SA"/>
+      </w:rPr>
+    </w:lvl>
+  </w:abstractNum>
+  <w:abstractNum w:abstractNumId="5" w15:restartNumberingAfterBreak="0">
+    <w:nsid w:val="3EE75CEE"/>
+    <w:multiLevelType w:val="multilevel"/>
+    <w:tmpl w:val="E1C85F00"/>
+    <w:lvl w:ilvl="0">
+      <w:start w:val="3"/>
+      <w:numFmt w:val="decimal"/>
+      <w:lvlText w:val="%1"/>
+      <w:lvlJc w:val="left"/>
+      <w:pPr>
+        <w:ind w:left="183" w:hanging="346"/>
+        <w:jc w:val="left"/>
+      </w:pPr>
+      <w:rPr>
+        <w:rFonts w:hint="default"/>
+        <w:lang w:val="pt-PT" w:eastAsia="en-US" w:bidi="ar-SA"/>
+      </w:rPr>
+    </w:lvl>
+    <w:lvl w:ilvl="1">
+      <w:start w:val="1"/>
+      <w:numFmt w:val="decimal"/>
+      <w:lvlText w:val="%1.%2."/>
+      <w:lvlJc w:val="left"/>
+      <w:pPr>
+        <w:ind w:left="183" w:hanging="346"/>
+        <w:jc w:val="left"/>
+      </w:pPr>
+      <w:rPr>
+        <w:rFonts w:ascii="Calibri" w:eastAsia="Calibri" w:hAnsi="Calibri" w:cs="Calibri" w:hint="default"/>
+        <w:b w:val="0"/>
+        <w:bCs w:val="0"/>
+        <w:i w:val="0"/>
+        <w:iCs w:val="0"/>
+        <w:spacing w:val="-12"/>
+        <w:w w:val="100"/>
+        <w:sz w:val="20"/>
+        <w:szCs w:val="20"/>
+        <w:lang w:val="pt-PT" w:eastAsia="en-US" w:bidi="ar-SA"/>
+      </w:rPr>
+    </w:lvl>
+    <w:lvl w:ilvl="2">
+      <w:numFmt w:val="bullet"/>
+      <w:lvlText w:val="•"/>
+      <w:lvlJc w:val="left"/>
+      <w:pPr>
+        <w:ind w:left="2299" w:hanging="346"/>
+      </w:pPr>
+      <w:rPr>
+        <w:rFonts w:hint="default"/>
+        <w:lang w:val="pt-PT" w:eastAsia="en-US" w:bidi="ar-SA"/>
+      </w:rPr>
+    </w:lvl>
+    <w:lvl w:ilvl="3">
+      <w:numFmt w:val="bullet"/>
+      <w:lvlText w:val="•"/>
+      <w:lvlJc w:val="left"/>
+      <w:pPr>
+        <w:ind w:left="3359" w:hanging="346"/>
+      </w:pPr>
+      <w:rPr>
+        <w:rFonts w:hint="default"/>
+        <w:lang w:val="pt-PT" w:eastAsia="en-US" w:bidi="ar-SA"/>
+      </w:rPr>
+    </w:lvl>
+    <w:lvl w:ilvl="4">
+      <w:numFmt w:val="bullet"/>
+      <w:lvlText w:val="•"/>
+      <w:lvlJc w:val="left"/>
+      <w:pPr>
+        <w:ind w:left="4418" w:hanging="346"/>
+      </w:pPr>
+      <w:rPr>
+        <w:rFonts w:hint="default"/>
+        <w:lang w:val="pt-PT" w:eastAsia="en-US" w:bidi="ar-SA"/>
+      </w:rPr>
+    </w:lvl>
+    <w:lvl w:ilvl="5">
+      <w:numFmt w:val="bullet"/>
+      <w:lvlText w:val="•"/>
+      <w:lvlJc w:val="left"/>
+      <w:pPr>
+        <w:ind w:left="5478" w:hanging="346"/>
+      </w:pPr>
+      <w:rPr>
+        <w:rFonts w:hint="default"/>
+        <w:lang w:val="pt-PT" w:eastAsia="en-US" w:bidi="ar-SA"/>
+      </w:rPr>
+    </w:lvl>
+    <w:lvl w:ilvl="6">
+      <w:numFmt w:val="bullet"/>
+      <w:lvlText w:val="•"/>
+      <w:lvlJc w:val="left"/>
+      <w:pPr>
+        <w:ind w:left="6538" w:hanging="346"/>
+      </w:pPr>
+      <w:rPr>
+        <w:rFonts w:hint="default"/>
+        <w:lang w:val="pt-PT" w:eastAsia="en-US" w:bidi="ar-SA"/>
+      </w:rPr>
+    </w:lvl>
+    <w:lvl w:ilvl="7">
+      <w:numFmt w:val="bullet"/>
+      <w:lvlText w:val="•"/>
+      <w:lvlJc w:val="left"/>
+      <w:pPr>
+        <w:ind w:left="7597" w:hanging="346"/>
+      </w:pPr>
+      <w:rPr>
+        <w:rFonts w:hint="default"/>
+        <w:lang w:val="pt-PT" w:eastAsia="en-US" w:bidi="ar-SA"/>
+      </w:rPr>
+    </w:lvl>
+    <w:lvl w:ilvl="8">
+      <w:numFmt w:val="bullet"/>
+      <w:lvlText w:val="•"/>
+      <w:lvlJc w:val="left"/>
+      <w:pPr>
+        <w:ind w:left="8657" w:hanging="346"/>
+      </w:pPr>
+      <w:rPr>
+        <w:rFonts w:hint="default"/>
+        <w:lang w:val="pt-PT" w:eastAsia="en-US" w:bidi="ar-SA"/>
+      </w:rPr>
+    </w:lvl>
+  </w:abstractNum>
+  <w:abstractNum w:abstractNumId="6" w15:restartNumberingAfterBreak="0">
+    <w:nsid w:val="45CD0EF7"/>
+    <w:multiLevelType w:val="multilevel"/>
+    <w:tmpl w:val="9B7424B8"/>
+    <w:lvl w:ilvl="0">
+      <w:start w:val="8"/>
+      <w:numFmt w:val="decimal"/>
+      <w:lvlText w:val="%1"/>
+      <w:lvlJc w:val="left"/>
+      <w:pPr>
+        <w:ind w:left="183" w:hanging="346"/>
+        <w:jc w:val="left"/>
+      </w:pPr>
+      <w:rPr>
+        <w:rFonts w:hint="default"/>
+        <w:lang w:val="pt-PT" w:eastAsia="en-US" w:bidi="ar-SA"/>
+      </w:rPr>
+    </w:lvl>
+    <w:lvl w:ilvl="1">
+      <w:start w:val="1"/>
+      <w:numFmt w:val="decimal"/>
+      <w:lvlText w:val="%1.%2."/>
+      <w:lvlJc w:val="left"/>
+      <w:pPr>
+        <w:ind w:left="183" w:hanging="346"/>
+        <w:jc w:val="left"/>
+      </w:pPr>
+      <w:rPr>
+        <w:rFonts w:ascii="Calibri" w:eastAsia="Calibri" w:hAnsi="Calibri" w:cs="Calibri" w:hint="default"/>
+        <w:b w:val="0"/>
+        <w:bCs w:val="0"/>
+        <w:i w:val="0"/>
+        <w:iCs w:val="0"/>
+        <w:spacing w:val="-12"/>
+        <w:w w:val="100"/>
+        <w:sz w:val="20"/>
+        <w:szCs w:val="20"/>
+        <w:lang w:val="pt-PT" w:eastAsia="en-US" w:bidi="ar-SA"/>
+      </w:rPr>
+    </w:lvl>
+    <w:lvl w:ilvl="2">
+      <w:numFmt w:val="bullet"/>
+      <w:lvlText w:val="•"/>
+      <w:lvlJc w:val="left"/>
+      <w:pPr>
+        <w:ind w:left="2299" w:hanging="346"/>
+      </w:pPr>
+      <w:rPr>
+        <w:rFonts w:hint="default"/>
+        <w:lang w:val="pt-PT" w:eastAsia="en-US" w:bidi="ar-SA"/>
+      </w:rPr>
+    </w:lvl>
+    <w:lvl w:ilvl="3">
+      <w:numFmt w:val="bullet"/>
+      <w:lvlText w:val="•"/>
+      <w:lvlJc w:val="left"/>
+      <w:pPr>
+        <w:ind w:left="3359" w:hanging="346"/>
+      </w:pPr>
+      <w:rPr>
+        <w:rFonts w:hint="default"/>
+        <w:lang w:val="pt-PT" w:eastAsia="en-US" w:bidi="ar-SA"/>
+      </w:rPr>
+    </w:lvl>
+    <w:lvl w:ilvl="4">
+      <w:numFmt w:val="bullet"/>
+      <w:lvlText w:val="•"/>
+      <w:lvlJc w:val="left"/>
+      <w:pPr>
+        <w:ind w:left="4418" w:hanging="346"/>
+      </w:pPr>
+      <w:rPr>
+        <w:rFonts w:hint="default"/>
+        <w:lang w:val="pt-PT" w:eastAsia="en-US" w:bidi="ar-SA"/>
+      </w:rPr>
+    </w:lvl>
+    <w:lvl w:ilvl="5">
+      <w:numFmt w:val="bullet"/>
+      <w:lvlText w:val="•"/>
+      <w:lvlJc w:val="left"/>
+      <w:pPr>
+        <w:ind w:left="5478" w:hanging="346"/>
+      </w:pPr>
+      <w:rPr>
+        <w:rFonts w:hint="default"/>
+        <w:lang w:val="pt-PT" w:eastAsia="en-US" w:bidi="ar-SA"/>
+      </w:rPr>
+    </w:lvl>
+    <w:lvl w:ilvl="6">
+      <w:numFmt w:val="bullet"/>
+      <w:lvlText w:val="•"/>
+      <w:lvlJc w:val="left"/>
+      <w:pPr>
+        <w:ind w:left="6538" w:hanging="346"/>
+      </w:pPr>
+      <w:rPr>
+        <w:rFonts w:hint="default"/>
+        <w:lang w:val="pt-PT" w:eastAsia="en-US" w:bidi="ar-SA"/>
+      </w:rPr>
+    </w:lvl>
+    <w:lvl w:ilvl="7">
+      <w:numFmt w:val="bullet"/>
+      <w:lvlText w:val="•"/>
+      <w:lvlJc w:val="left"/>
+      <w:pPr>
+        <w:ind w:left="7597" w:hanging="346"/>
+      </w:pPr>
+      <w:rPr>
+        <w:rFonts w:hint="default"/>
+        <w:lang w:val="pt-PT" w:eastAsia="en-US" w:bidi="ar-SA"/>
+      </w:rPr>
+    </w:lvl>
+    <w:lvl w:ilvl="8">
+      <w:numFmt w:val="bullet"/>
+      <w:lvlText w:val="•"/>
+      <w:lvlJc w:val="left"/>
+      <w:pPr>
+        <w:ind w:left="8657" w:hanging="346"/>
+      </w:pPr>
+      <w:rPr>
+        <w:rFonts w:hint="default"/>
+        <w:lang w:val="pt-PT" w:eastAsia="en-US" w:bidi="ar-SA"/>
+      </w:rPr>
+    </w:lvl>
+  </w:abstractNum>
+  <w:abstractNum w:abstractNumId="7" w15:restartNumberingAfterBreak="0">
+    <w:nsid w:val="47F244B6"/>
+    <w:multiLevelType w:val="hybridMultilevel"/>
+    <w:tmpl w:val="79B8E910"/>
+    <w:lvl w:ilvl="0" w:tplc="B8288290">
+      <w:start w:val="1"/>
+      <w:numFmt w:val="upperRoman"/>
+      <w:lvlText w:val="%1."/>
+      <w:lvlJc w:val="left"/>
+      <w:pPr>
+        <w:ind w:left="332" w:hanging="149"/>
+        <w:jc w:val="left"/>
+      </w:pPr>
+      <w:rPr>
+        <w:rFonts w:ascii="Calibri" w:eastAsia="Calibri" w:hAnsi="Calibri" w:cs="Calibri" w:hint="default"/>
+        <w:b w:val="0"/>
+        <w:bCs w:val="0"/>
+        <w:i w:val="0"/>
+        <w:iCs w:val="0"/>
+        <w:spacing w:val="0"/>
+        <w:w w:val="100"/>
+        <w:sz w:val="20"/>
+        <w:szCs w:val="20"/>
+        <w:lang w:val="pt-PT" w:eastAsia="en-US" w:bidi="ar-SA"/>
+      </w:rPr>
+    </w:lvl>
+    <w:lvl w:ilvl="1" w:tplc="31F61552">
+      <w:numFmt w:val="bullet"/>
+      <w:lvlText w:val="•"/>
+      <w:lvlJc w:val="left"/>
+      <w:pPr>
+        <w:ind w:left="1383" w:hanging="149"/>
+      </w:pPr>
+      <w:rPr>
+        <w:rFonts w:hint="default"/>
+        <w:lang w:val="pt-PT" w:eastAsia="en-US" w:bidi="ar-SA"/>
+      </w:rPr>
+    </w:lvl>
+    <w:lvl w:ilvl="2" w:tplc="46F48CD4">
+      <w:numFmt w:val="bullet"/>
+      <w:lvlText w:val="•"/>
+      <w:lvlJc w:val="left"/>
+      <w:pPr>
+        <w:ind w:left="2427" w:hanging="149"/>
+      </w:pPr>
+      <w:rPr>
+        <w:rFonts w:hint="default"/>
+        <w:lang w:val="pt-PT" w:eastAsia="en-US" w:bidi="ar-SA"/>
+      </w:rPr>
+    </w:lvl>
+    <w:lvl w:ilvl="3" w:tplc="208AC682">
+      <w:numFmt w:val="bullet"/>
+      <w:lvlText w:val="•"/>
+      <w:lvlJc w:val="left"/>
+      <w:pPr>
+        <w:ind w:left="3471" w:hanging="149"/>
+      </w:pPr>
+      <w:rPr>
+        <w:rFonts w:hint="default"/>
+        <w:lang w:val="pt-PT" w:eastAsia="en-US" w:bidi="ar-SA"/>
+      </w:rPr>
+    </w:lvl>
+    <w:lvl w:ilvl="4" w:tplc="065A27EA">
+      <w:numFmt w:val="bullet"/>
+      <w:lvlText w:val="•"/>
+      <w:lvlJc w:val="left"/>
+      <w:pPr>
+        <w:ind w:left="4514" w:hanging="149"/>
+      </w:pPr>
+      <w:rPr>
+        <w:rFonts w:hint="default"/>
+        <w:lang w:val="pt-PT" w:eastAsia="en-US" w:bidi="ar-SA"/>
+      </w:rPr>
+    </w:lvl>
+    <w:lvl w:ilvl="5" w:tplc="8084A880">
+      <w:numFmt w:val="bullet"/>
+      <w:lvlText w:val="•"/>
+      <w:lvlJc w:val="left"/>
+      <w:pPr>
+        <w:ind w:left="5558" w:hanging="149"/>
+      </w:pPr>
+      <w:rPr>
+        <w:rFonts w:hint="default"/>
+        <w:lang w:val="pt-PT" w:eastAsia="en-US" w:bidi="ar-SA"/>
+      </w:rPr>
+    </w:lvl>
+    <w:lvl w:ilvl="6" w:tplc="EA36DC12">
+      <w:numFmt w:val="bullet"/>
+      <w:lvlText w:val="•"/>
+      <w:lvlJc w:val="left"/>
+      <w:pPr>
+        <w:ind w:left="6602" w:hanging="149"/>
+      </w:pPr>
+      <w:rPr>
+        <w:rFonts w:hint="default"/>
+        <w:lang w:val="pt-PT" w:eastAsia="en-US" w:bidi="ar-SA"/>
+      </w:rPr>
+    </w:lvl>
+    <w:lvl w:ilvl="7" w:tplc="40429858">
+      <w:numFmt w:val="bullet"/>
+      <w:lvlText w:val="•"/>
+      <w:lvlJc w:val="left"/>
+      <w:pPr>
+        <w:ind w:left="7645" w:hanging="149"/>
+      </w:pPr>
+      <w:rPr>
+        <w:rFonts w:hint="default"/>
+        <w:lang w:val="pt-PT" w:eastAsia="en-US" w:bidi="ar-SA"/>
+      </w:rPr>
+    </w:lvl>
+    <w:lvl w:ilvl="8" w:tplc="CE2A986E">
+      <w:numFmt w:val="bullet"/>
+      <w:lvlText w:val="•"/>
+      <w:lvlJc w:val="left"/>
+      <w:pPr>
+        <w:ind w:left="8689" w:hanging="149"/>
+      </w:pPr>
+      <w:rPr>
+        <w:rFonts w:hint="default"/>
+        <w:lang w:val="pt-PT" w:eastAsia="en-US" w:bidi="ar-SA"/>
+      </w:rPr>
+    </w:lvl>
+  </w:abstractNum>
+  <w:abstractNum w:abstractNumId="8" w15:restartNumberingAfterBreak="0">
+    <w:nsid w:val="514B5DD5"/>
+    <w:multiLevelType w:val="multilevel"/>
+    <w:tmpl w:val="F6744616"/>
+    <w:lvl w:ilvl="0">
+      <w:start w:val="1"/>
+      <w:numFmt w:val="decimal"/>
+      <w:lvlText w:val="%1."/>
+      <w:lvlJc w:val="left"/>
+      <w:pPr>
+        <w:ind w:left="384" w:hanging="202"/>
+        <w:jc w:val="left"/>
+      </w:pPr>
+      <w:rPr>
+        <w:rFonts w:ascii="Calibri" w:eastAsia="Calibri" w:hAnsi="Calibri" w:cs="Calibri" w:hint="default"/>
+        <w:b/>
+        <w:bCs/>
+        <w:i w:val="0"/>
+        <w:iCs w:val="0"/>
+        <w:spacing w:val="-2"/>
+        <w:w w:val="100"/>
+        <w:sz w:val="20"/>
+        <w:szCs w:val="20"/>
+        <w:lang w:val="pt-PT" w:eastAsia="en-US" w:bidi="ar-SA"/>
+      </w:rPr>
+    </w:lvl>
+    <w:lvl w:ilvl="1">
+      <w:start w:val="1"/>
+      <w:numFmt w:val="decimal"/>
+      <w:lvlText w:val="%1.%2"/>
+      <w:lvlJc w:val="left"/>
+      <w:pPr>
+        <w:ind w:left="480" w:hanging="298"/>
+        <w:jc w:val="left"/>
+      </w:pPr>
+      <w:rPr>
+        <w:rFonts w:ascii="Calibri" w:eastAsia="Calibri" w:hAnsi="Calibri" w:cs="Calibri" w:hint="default"/>
+        <w:b w:val="0"/>
+        <w:bCs w:val="0"/>
+        <w:i w:val="0"/>
+        <w:iCs w:val="0"/>
+        <w:spacing w:val="-3"/>
+        <w:w w:val="100"/>
+        <w:sz w:val="20"/>
+        <w:szCs w:val="20"/>
+        <w:lang w:val="pt-PT" w:eastAsia="en-US" w:bidi="ar-SA"/>
+      </w:rPr>
+    </w:lvl>
+    <w:lvl w:ilvl="2">
+      <w:numFmt w:val="bullet"/>
+      <w:lvlText w:val="•"/>
+      <w:lvlJc w:val="left"/>
+      <w:pPr>
+        <w:ind w:left="480" w:hanging="298"/>
+      </w:pPr>
+      <w:rPr>
+        <w:rFonts w:hint="default"/>
+        <w:lang w:val="pt-PT" w:eastAsia="en-US" w:bidi="ar-SA"/>
+      </w:rPr>
+    </w:lvl>
+    <w:lvl w:ilvl="3">
+      <w:numFmt w:val="bullet"/>
+      <w:lvlText w:val="•"/>
+      <w:lvlJc w:val="left"/>
+      <w:pPr>
+        <w:ind w:left="1767" w:hanging="298"/>
+      </w:pPr>
+      <w:rPr>
+        <w:rFonts w:hint="default"/>
+        <w:lang w:val="pt-PT" w:eastAsia="en-US" w:bidi="ar-SA"/>
+      </w:rPr>
+    </w:lvl>
+    <w:lvl w:ilvl="4">
+      <w:numFmt w:val="bullet"/>
+      <w:lvlText w:val="•"/>
+      <w:lvlJc w:val="left"/>
+      <w:pPr>
+        <w:ind w:left="3054" w:hanging="298"/>
+      </w:pPr>
+      <w:rPr>
+        <w:rFonts w:hint="default"/>
+        <w:lang w:val="pt-PT" w:eastAsia="en-US" w:bidi="ar-SA"/>
+      </w:rPr>
+    </w:lvl>
+    <w:lvl w:ilvl="5">
+      <w:numFmt w:val="bullet"/>
+      <w:lvlText w:val="•"/>
+      <w:lvlJc w:val="left"/>
+      <w:pPr>
+        <w:ind w:left="4341" w:hanging="298"/>
+      </w:pPr>
+      <w:rPr>
+        <w:rFonts w:hint="default"/>
+        <w:lang w:val="pt-PT" w:eastAsia="en-US" w:bidi="ar-SA"/>
+      </w:rPr>
+    </w:lvl>
+    <w:lvl w:ilvl="6">
+      <w:numFmt w:val="bullet"/>
+      <w:lvlText w:val="•"/>
+      <w:lvlJc w:val="left"/>
+      <w:pPr>
+        <w:ind w:left="5628" w:hanging="298"/>
+      </w:pPr>
+      <w:rPr>
+        <w:rFonts w:hint="default"/>
+        <w:lang w:val="pt-PT" w:eastAsia="en-US" w:bidi="ar-SA"/>
+      </w:rPr>
+    </w:lvl>
+    <w:lvl w:ilvl="7">
+      <w:numFmt w:val="bullet"/>
+      <w:lvlText w:val="•"/>
+      <w:lvlJc w:val="left"/>
+      <w:pPr>
+        <w:ind w:left="6915" w:hanging="298"/>
+      </w:pPr>
+      <w:rPr>
+        <w:rFonts w:hint="default"/>
+        <w:lang w:val="pt-PT" w:eastAsia="en-US" w:bidi="ar-SA"/>
+      </w:rPr>
+    </w:lvl>
+    <w:lvl w:ilvl="8">
+      <w:numFmt w:val="bullet"/>
+      <w:lvlText w:val="•"/>
+      <w:lvlJc w:val="left"/>
+      <w:pPr>
+        <w:ind w:left="8202" w:hanging="298"/>
+      </w:pPr>
+      <w:rPr>
+        <w:rFonts w:hint="default"/>
+        <w:lang w:val="pt-PT" w:eastAsia="en-US" w:bidi="ar-SA"/>
+      </w:rPr>
+    </w:lvl>
+  </w:abstractNum>
+  <w:abstractNum w:abstractNumId="9" w15:restartNumberingAfterBreak="0">
+    <w:nsid w:val="569A1319"/>
+    <w:multiLevelType w:val="multilevel"/>
+    <w:tmpl w:val="B8EA7758"/>
     <w:lvl w:ilvl="0">
       <w:start w:val="13"/>
       <w:numFmt w:val="decimal"/>
@@ -25085,1389 +26273,10 @@
       </w:rPr>
     </w:lvl>
   </w:abstractNum>
-  <w:abstractNum w:abstractNumId="1" w15:restartNumberingAfterBreak="0">
-    <w:nsid w:val="12283AF3"/>
-    <w:multiLevelType w:val="hybridMultilevel"/>
-    <w:tmpl w:val="705E3DE4"/>
-    <w:lvl w:ilvl="0" w:tplc="B352E652">
-      <w:start w:val="1"/>
-      <w:numFmt w:val="lowerLetter"/>
-      <w:lvlText w:val="%1."/>
-      <w:lvlJc w:val="left"/>
-      <w:pPr>
-        <w:ind w:left="183" w:hanging="192"/>
-        <w:jc w:val="left"/>
-      </w:pPr>
-      <w:rPr>
-        <w:rFonts w:ascii="Calibri" w:eastAsia="Calibri" w:hAnsi="Calibri" w:cs="Calibri" w:hint="default"/>
-        <w:b w:val="0"/>
-        <w:bCs w:val="0"/>
-        <w:i w:val="0"/>
-        <w:iCs w:val="0"/>
-        <w:spacing w:val="-1"/>
-        <w:w w:val="100"/>
-        <w:sz w:val="20"/>
-        <w:szCs w:val="20"/>
-        <w:lang w:val="pt-PT" w:eastAsia="en-US" w:bidi="ar-SA"/>
-      </w:rPr>
-    </w:lvl>
-    <w:lvl w:ilvl="1" w:tplc="8BEC5592">
-      <w:numFmt w:val="bullet"/>
-      <w:lvlText w:val="•"/>
-      <w:lvlJc w:val="left"/>
-      <w:pPr>
-        <w:ind w:left="1239" w:hanging="192"/>
-      </w:pPr>
-      <w:rPr>
-        <w:rFonts w:hint="default"/>
-        <w:lang w:val="pt-PT" w:eastAsia="en-US" w:bidi="ar-SA"/>
-      </w:rPr>
-    </w:lvl>
-    <w:lvl w:ilvl="2" w:tplc="2696C106">
-      <w:numFmt w:val="bullet"/>
-      <w:lvlText w:val="•"/>
-      <w:lvlJc w:val="left"/>
-      <w:pPr>
-        <w:ind w:left="2299" w:hanging="192"/>
-      </w:pPr>
-      <w:rPr>
-        <w:rFonts w:hint="default"/>
-        <w:lang w:val="pt-PT" w:eastAsia="en-US" w:bidi="ar-SA"/>
-      </w:rPr>
-    </w:lvl>
-    <w:lvl w:ilvl="3" w:tplc="A89C0F90">
-      <w:numFmt w:val="bullet"/>
-      <w:lvlText w:val="•"/>
-      <w:lvlJc w:val="left"/>
-      <w:pPr>
-        <w:ind w:left="3359" w:hanging="192"/>
-      </w:pPr>
-      <w:rPr>
-        <w:rFonts w:hint="default"/>
-        <w:lang w:val="pt-PT" w:eastAsia="en-US" w:bidi="ar-SA"/>
-      </w:rPr>
-    </w:lvl>
-    <w:lvl w:ilvl="4" w:tplc="7846B2A8">
-      <w:numFmt w:val="bullet"/>
-      <w:lvlText w:val="•"/>
-      <w:lvlJc w:val="left"/>
-      <w:pPr>
-        <w:ind w:left="4418" w:hanging="192"/>
-      </w:pPr>
-      <w:rPr>
-        <w:rFonts w:hint="default"/>
-        <w:lang w:val="pt-PT" w:eastAsia="en-US" w:bidi="ar-SA"/>
-      </w:rPr>
-    </w:lvl>
-    <w:lvl w:ilvl="5" w:tplc="81AE67BC">
-      <w:numFmt w:val="bullet"/>
-      <w:lvlText w:val="•"/>
-      <w:lvlJc w:val="left"/>
-      <w:pPr>
-        <w:ind w:left="5478" w:hanging="192"/>
-      </w:pPr>
-      <w:rPr>
-        <w:rFonts w:hint="default"/>
-        <w:lang w:val="pt-PT" w:eastAsia="en-US" w:bidi="ar-SA"/>
-      </w:rPr>
-    </w:lvl>
-    <w:lvl w:ilvl="6" w:tplc="36582BC0">
-      <w:numFmt w:val="bullet"/>
-      <w:lvlText w:val="•"/>
-      <w:lvlJc w:val="left"/>
-      <w:pPr>
-        <w:ind w:left="6538" w:hanging="192"/>
-      </w:pPr>
-      <w:rPr>
-        <w:rFonts w:hint="default"/>
-        <w:lang w:val="pt-PT" w:eastAsia="en-US" w:bidi="ar-SA"/>
-      </w:rPr>
-    </w:lvl>
-    <w:lvl w:ilvl="7" w:tplc="D83ACAB8">
-      <w:numFmt w:val="bullet"/>
-      <w:lvlText w:val="•"/>
-      <w:lvlJc w:val="left"/>
-      <w:pPr>
-        <w:ind w:left="7597" w:hanging="192"/>
-      </w:pPr>
-      <w:rPr>
-        <w:rFonts w:hint="default"/>
-        <w:lang w:val="pt-PT" w:eastAsia="en-US" w:bidi="ar-SA"/>
-      </w:rPr>
-    </w:lvl>
-    <w:lvl w:ilvl="8" w:tplc="6FEE9434">
-      <w:numFmt w:val="bullet"/>
-      <w:lvlText w:val="•"/>
-      <w:lvlJc w:val="left"/>
-      <w:pPr>
-        <w:ind w:left="8657" w:hanging="192"/>
-      </w:pPr>
-      <w:rPr>
-        <w:rFonts w:hint="default"/>
-        <w:lang w:val="pt-PT" w:eastAsia="en-US" w:bidi="ar-SA"/>
-      </w:rPr>
-    </w:lvl>
-  </w:abstractNum>
-  <w:abstractNum w:abstractNumId="2" w15:restartNumberingAfterBreak="0">
-    <w:nsid w:val="15DE1923"/>
+  <w:abstractNum w:abstractNumId="10" w15:restartNumberingAfterBreak="0">
+    <w:nsid w:val="69424B56"/>
     <w:multiLevelType w:val="multilevel"/>
-    <w:tmpl w:val="15C207FA"/>
-    <w:lvl w:ilvl="0">
-      <w:start w:val="7"/>
-      <w:numFmt w:val="decimal"/>
-      <w:lvlText w:val="%1"/>
-      <w:lvlJc w:val="left"/>
-      <w:pPr>
-        <w:ind w:left="183" w:hanging="346"/>
-        <w:jc w:val="left"/>
-      </w:pPr>
-      <w:rPr>
-        <w:rFonts w:hint="default"/>
-        <w:lang w:val="pt-PT" w:eastAsia="en-US" w:bidi="ar-SA"/>
-      </w:rPr>
-    </w:lvl>
-    <w:lvl w:ilvl="1">
-      <w:start w:val="1"/>
-      <w:numFmt w:val="decimal"/>
-      <w:lvlText w:val="%1.%2."/>
-      <w:lvlJc w:val="left"/>
-      <w:pPr>
-        <w:ind w:left="183" w:hanging="346"/>
-        <w:jc w:val="left"/>
-      </w:pPr>
-      <w:rPr>
-        <w:rFonts w:ascii="Calibri" w:eastAsia="Calibri" w:hAnsi="Calibri" w:cs="Calibri" w:hint="default"/>
-        <w:b w:val="0"/>
-        <w:bCs w:val="0"/>
-        <w:i w:val="0"/>
-        <w:iCs w:val="0"/>
-        <w:spacing w:val="-12"/>
-        <w:w w:val="100"/>
-        <w:sz w:val="20"/>
-        <w:szCs w:val="20"/>
-        <w:lang w:val="pt-PT" w:eastAsia="en-US" w:bidi="ar-SA"/>
-      </w:rPr>
-    </w:lvl>
-    <w:lvl w:ilvl="2">
-      <w:numFmt w:val="bullet"/>
-      <w:lvlText w:val="•"/>
-      <w:lvlJc w:val="left"/>
-      <w:pPr>
-        <w:ind w:left="2299" w:hanging="346"/>
-      </w:pPr>
-      <w:rPr>
-        <w:rFonts w:hint="default"/>
-        <w:lang w:val="pt-PT" w:eastAsia="en-US" w:bidi="ar-SA"/>
-      </w:rPr>
-    </w:lvl>
-    <w:lvl w:ilvl="3">
-      <w:numFmt w:val="bullet"/>
-      <w:lvlText w:val="•"/>
-      <w:lvlJc w:val="left"/>
-      <w:pPr>
-        <w:ind w:left="3359" w:hanging="346"/>
-      </w:pPr>
-      <w:rPr>
-        <w:rFonts w:hint="default"/>
-        <w:lang w:val="pt-PT" w:eastAsia="en-US" w:bidi="ar-SA"/>
-      </w:rPr>
-    </w:lvl>
-    <w:lvl w:ilvl="4">
-      <w:numFmt w:val="bullet"/>
-      <w:lvlText w:val="•"/>
-      <w:lvlJc w:val="left"/>
-      <w:pPr>
-        <w:ind w:left="4418" w:hanging="346"/>
-      </w:pPr>
-      <w:rPr>
-        <w:rFonts w:hint="default"/>
-        <w:lang w:val="pt-PT" w:eastAsia="en-US" w:bidi="ar-SA"/>
-      </w:rPr>
-    </w:lvl>
-    <w:lvl w:ilvl="5">
-      <w:numFmt w:val="bullet"/>
-      <w:lvlText w:val="•"/>
-      <w:lvlJc w:val="left"/>
-      <w:pPr>
-        <w:ind w:left="5478" w:hanging="346"/>
-      </w:pPr>
-      <w:rPr>
-        <w:rFonts w:hint="default"/>
-        <w:lang w:val="pt-PT" w:eastAsia="en-US" w:bidi="ar-SA"/>
-      </w:rPr>
-    </w:lvl>
-    <w:lvl w:ilvl="6">
-      <w:numFmt w:val="bullet"/>
-      <w:lvlText w:val="•"/>
-      <w:lvlJc w:val="left"/>
-      <w:pPr>
-        <w:ind w:left="6538" w:hanging="346"/>
-      </w:pPr>
-      <w:rPr>
-        <w:rFonts w:hint="default"/>
-        <w:lang w:val="pt-PT" w:eastAsia="en-US" w:bidi="ar-SA"/>
-      </w:rPr>
-    </w:lvl>
-    <w:lvl w:ilvl="7">
-      <w:numFmt w:val="bullet"/>
-      <w:lvlText w:val="•"/>
-      <w:lvlJc w:val="left"/>
-      <w:pPr>
-        <w:ind w:left="7597" w:hanging="346"/>
-      </w:pPr>
-      <w:rPr>
-        <w:rFonts w:hint="default"/>
-        <w:lang w:val="pt-PT" w:eastAsia="en-US" w:bidi="ar-SA"/>
-      </w:rPr>
-    </w:lvl>
-    <w:lvl w:ilvl="8">
-      <w:numFmt w:val="bullet"/>
-      <w:lvlText w:val="•"/>
-      <w:lvlJc w:val="left"/>
-      <w:pPr>
-        <w:ind w:left="8657" w:hanging="346"/>
-      </w:pPr>
-      <w:rPr>
-        <w:rFonts w:hint="default"/>
-        <w:lang w:val="pt-PT" w:eastAsia="en-US" w:bidi="ar-SA"/>
-      </w:rPr>
-    </w:lvl>
-  </w:abstractNum>
-  <w:abstractNum w:abstractNumId="3" w15:restartNumberingAfterBreak="0">
-    <w:nsid w:val="17F372A7"/>
-    <w:multiLevelType w:val="hybridMultilevel"/>
-    <w:tmpl w:val="6C0EF016"/>
-    <w:lvl w:ilvl="0" w:tplc="FBF22D1E">
-      <w:start w:val="1"/>
-      <w:numFmt w:val="upperRoman"/>
-      <w:lvlText w:val="%1."/>
-      <w:lvlJc w:val="left"/>
-      <w:pPr>
-        <w:ind w:left="332" w:hanging="149"/>
-        <w:jc w:val="left"/>
-      </w:pPr>
-      <w:rPr>
-        <w:rFonts w:ascii="Calibri" w:eastAsia="Calibri" w:hAnsi="Calibri" w:cs="Calibri" w:hint="default"/>
-        <w:b w:val="0"/>
-        <w:bCs w:val="0"/>
-        <w:i w:val="0"/>
-        <w:iCs w:val="0"/>
-        <w:spacing w:val="0"/>
-        <w:w w:val="100"/>
-        <w:sz w:val="20"/>
-        <w:szCs w:val="20"/>
-        <w:lang w:val="pt-PT" w:eastAsia="en-US" w:bidi="ar-SA"/>
-      </w:rPr>
-    </w:lvl>
-    <w:lvl w:ilvl="1" w:tplc="2F38D4A4">
-      <w:numFmt w:val="bullet"/>
-      <w:lvlText w:val="•"/>
-      <w:lvlJc w:val="left"/>
-      <w:pPr>
-        <w:ind w:left="1383" w:hanging="149"/>
-      </w:pPr>
-      <w:rPr>
-        <w:rFonts w:hint="default"/>
-        <w:lang w:val="pt-PT" w:eastAsia="en-US" w:bidi="ar-SA"/>
-      </w:rPr>
-    </w:lvl>
-    <w:lvl w:ilvl="2" w:tplc="57B06F8A">
-      <w:numFmt w:val="bullet"/>
-      <w:lvlText w:val="•"/>
-      <w:lvlJc w:val="left"/>
-      <w:pPr>
-        <w:ind w:left="2427" w:hanging="149"/>
-      </w:pPr>
-      <w:rPr>
-        <w:rFonts w:hint="default"/>
-        <w:lang w:val="pt-PT" w:eastAsia="en-US" w:bidi="ar-SA"/>
-      </w:rPr>
-    </w:lvl>
-    <w:lvl w:ilvl="3" w:tplc="9718EC78">
-      <w:numFmt w:val="bullet"/>
-      <w:lvlText w:val="•"/>
-      <w:lvlJc w:val="left"/>
-      <w:pPr>
-        <w:ind w:left="3471" w:hanging="149"/>
-      </w:pPr>
-      <w:rPr>
-        <w:rFonts w:hint="default"/>
-        <w:lang w:val="pt-PT" w:eastAsia="en-US" w:bidi="ar-SA"/>
-      </w:rPr>
-    </w:lvl>
-    <w:lvl w:ilvl="4" w:tplc="6C580F38">
-      <w:numFmt w:val="bullet"/>
-      <w:lvlText w:val="•"/>
-      <w:lvlJc w:val="left"/>
-      <w:pPr>
-        <w:ind w:left="4514" w:hanging="149"/>
-      </w:pPr>
-      <w:rPr>
-        <w:rFonts w:hint="default"/>
-        <w:lang w:val="pt-PT" w:eastAsia="en-US" w:bidi="ar-SA"/>
-      </w:rPr>
-    </w:lvl>
-    <w:lvl w:ilvl="5" w:tplc="24485E8E">
-      <w:numFmt w:val="bullet"/>
-      <w:lvlText w:val="•"/>
-      <w:lvlJc w:val="left"/>
-      <w:pPr>
-        <w:ind w:left="5558" w:hanging="149"/>
-      </w:pPr>
-      <w:rPr>
-        <w:rFonts w:hint="default"/>
-        <w:lang w:val="pt-PT" w:eastAsia="en-US" w:bidi="ar-SA"/>
-      </w:rPr>
-    </w:lvl>
-    <w:lvl w:ilvl="6" w:tplc="023642DE">
-      <w:numFmt w:val="bullet"/>
-      <w:lvlText w:val="•"/>
-      <w:lvlJc w:val="left"/>
-      <w:pPr>
-        <w:ind w:left="6602" w:hanging="149"/>
-      </w:pPr>
-      <w:rPr>
-        <w:rFonts w:hint="default"/>
-        <w:lang w:val="pt-PT" w:eastAsia="en-US" w:bidi="ar-SA"/>
-      </w:rPr>
-    </w:lvl>
-    <w:lvl w:ilvl="7" w:tplc="A2007676">
-      <w:numFmt w:val="bullet"/>
-      <w:lvlText w:val="•"/>
-      <w:lvlJc w:val="left"/>
-      <w:pPr>
-        <w:ind w:left="7645" w:hanging="149"/>
-      </w:pPr>
-      <w:rPr>
-        <w:rFonts w:hint="default"/>
-        <w:lang w:val="pt-PT" w:eastAsia="en-US" w:bidi="ar-SA"/>
-      </w:rPr>
-    </w:lvl>
-    <w:lvl w:ilvl="8" w:tplc="2408B6A4">
-      <w:numFmt w:val="bullet"/>
-      <w:lvlText w:val="•"/>
-      <w:lvlJc w:val="left"/>
-      <w:pPr>
-        <w:ind w:left="8689" w:hanging="149"/>
-      </w:pPr>
-      <w:rPr>
-        <w:rFonts w:hint="default"/>
-        <w:lang w:val="pt-PT" w:eastAsia="en-US" w:bidi="ar-SA"/>
-      </w:rPr>
-    </w:lvl>
-  </w:abstractNum>
-  <w:abstractNum w:abstractNumId="4" w15:restartNumberingAfterBreak="0">
-    <w:nsid w:val="1852276C"/>
-    <w:multiLevelType w:val="hybridMultilevel"/>
-    <w:tmpl w:val="3E8A9A60"/>
-    <w:lvl w:ilvl="0" w:tplc="ED568DCA">
-      <w:start w:val="1"/>
-      <w:numFmt w:val="upperRoman"/>
-      <w:lvlText w:val="%1."/>
-      <w:lvlJc w:val="left"/>
-      <w:pPr>
-        <w:ind w:left="332" w:hanging="149"/>
-        <w:jc w:val="left"/>
-      </w:pPr>
-      <w:rPr>
-        <w:rFonts w:ascii="Calibri" w:eastAsia="Calibri" w:hAnsi="Calibri" w:cs="Calibri" w:hint="default"/>
-        <w:b w:val="0"/>
-        <w:bCs w:val="0"/>
-        <w:i w:val="0"/>
-        <w:iCs w:val="0"/>
-        <w:spacing w:val="0"/>
-        <w:w w:val="100"/>
-        <w:sz w:val="20"/>
-        <w:szCs w:val="20"/>
-        <w:lang w:val="pt-PT" w:eastAsia="en-US" w:bidi="ar-SA"/>
-      </w:rPr>
-    </w:lvl>
-    <w:lvl w:ilvl="1" w:tplc="EFE84A28">
-      <w:numFmt w:val="bullet"/>
-      <w:lvlText w:val="•"/>
-      <w:lvlJc w:val="left"/>
-      <w:pPr>
-        <w:ind w:left="1383" w:hanging="149"/>
-      </w:pPr>
-      <w:rPr>
-        <w:rFonts w:hint="default"/>
-        <w:lang w:val="pt-PT" w:eastAsia="en-US" w:bidi="ar-SA"/>
-      </w:rPr>
-    </w:lvl>
-    <w:lvl w:ilvl="2" w:tplc="5A920980">
-      <w:numFmt w:val="bullet"/>
-      <w:lvlText w:val="•"/>
-      <w:lvlJc w:val="left"/>
-      <w:pPr>
-        <w:ind w:left="2427" w:hanging="149"/>
-      </w:pPr>
-      <w:rPr>
-        <w:rFonts w:hint="default"/>
-        <w:lang w:val="pt-PT" w:eastAsia="en-US" w:bidi="ar-SA"/>
-      </w:rPr>
-    </w:lvl>
-    <w:lvl w:ilvl="3" w:tplc="C908D04E">
-      <w:numFmt w:val="bullet"/>
-      <w:lvlText w:val="•"/>
-      <w:lvlJc w:val="left"/>
-      <w:pPr>
-        <w:ind w:left="3471" w:hanging="149"/>
-      </w:pPr>
-      <w:rPr>
-        <w:rFonts w:hint="default"/>
-        <w:lang w:val="pt-PT" w:eastAsia="en-US" w:bidi="ar-SA"/>
-      </w:rPr>
-    </w:lvl>
-    <w:lvl w:ilvl="4" w:tplc="C108EC8C">
-      <w:numFmt w:val="bullet"/>
-      <w:lvlText w:val="•"/>
-      <w:lvlJc w:val="left"/>
-      <w:pPr>
-        <w:ind w:left="4514" w:hanging="149"/>
-      </w:pPr>
-      <w:rPr>
-        <w:rFonts w:hint="default"/>
-        <w:lang w:val="pt-PT" w:eastAsia="en-US" w:bidi="ar-SA"/>
-      </w:rPr>
-    </w:lvl>
-    <w:lvl w:ilvl="5" w:tplc="6040F6AC">
-      <w:numFmt w:val="bullet"/>
-      <w:lvlText w:val="•"/>
-      <w:lvlJc w:val="left"/>
-      <w:pPr>
-        <w:ind w:left="5558" w:hanging="149"/>
-      </w:pPr>
-      <w:rPr>
-        <w:rFonts w:hint="default"/>
-        <w:lang w:val="pt-PT" w:eastAsia="en-US" w:bidi="ar-SA"/>
-      </w:rPr>
-    </w:lvl>
-    <w:lvl w:ilvl="6" w:tplc="B6B4B31A">
-      <w:numFmt w:val="bullet"/>
-      <w:lvlText w:val="•"/>
-      <w:lvlJc w:val="left"/>
-      <w:pPr>
-        <w:ind w:left="6602" w:hanging="149"/>
-      </w:pPr>
-      <w:rPr>
-        <w:rFonts w:hint="default"/>
-        <w:lang w:val="pt-PT" w:eastAsia="en-US" w:bidi="ar-SA"/>
-      </w:rPr>
-    </w:lvl>
-    <w:lvl w:ilvl="7" w:tplc="6E9821E4">
-      <w:numFmt w:val="bullet"/>
-      <w:lvlText w:val="•"/>
-      <w:lvlJc w:val="left"/>
-      <w:pPr>
-        <w:ind w:left="7645" w:hanging="149"/>
-      </w:pPr>
-      <w:rPr>
-        <w:rFonts w:hint="default"/>
-        <w:lang w:val="pt-PT" w:eastAsia="en-US" w:bidi="ar-SA"/>
-      </w:rPr>
-    </w:lvl>
-    <w:lvl w:ilvl="8" w:tplc="78EA3352">
-      <w:numFmt w:val="bullet"/>
-      <w:lvlText w:val="•"/>
-      <w:lvlJc w:val="left"/>
-      <w:pPr>
-        <w:ind w:left="8689" w:hanging="149"/>
-      </w:pPr>
-      <w:rPr>
-        <w:rFonts w:hint="default"/>
-        <w:lang w:val="pt-PT" w:eastAsia="en-US" w:bidi="ar-SA"/>
-      </w:rPr>
-    </w:lvl>
-  </w:abstractNum>
-  <w:abstractNum w:abstractNumId="5" w15:restartNumberingAfterBreak="0">
-    <w:nsid w:val="250570C8"/>
-    <w:multiLevelType w:val="hybridMultilevel"/>
-    <w:tmpl w:val="0344C474"/>
-    <w:lvl w:ilvl="0" w:tplc="27E61BCE">
-      <w:start w:val="1"/>
-      <w:numFmt w:val="upperRoman"/>
-      <w:lvlText w:val="%1."/>
-      <w:lvlJc w:val="left"/>
-      <w:pPr>
-        <w:ind w:left="332" w:hanging="149"/>
-        <w:jc w:val="left"/>
-      </w:pPr>
-      <w:rPr>
-        <w:rFonts w:ascii="Calibri" w:eastAsia="Calibri" w:hAnsi="Calibri" w:cs="Calibri" w:hint="default"/>
-        <w:b w:val="0"/>
-        <w:bCs w:val="0"/>
-        <w:i w:val="0"/>
-        <w:iCs w:val="0"/>
-        <w:spacing w:val="0"/>
-        <w:w w:val="100"/>
-        <w:sz w:val="20"/>
-        <w:szCs w:val="20"/>
-        <w:lang w:val="pt-PT" w:eastAsia="en-US" w:bidi="ar-SA"/>
-      </w:rPr>
-    </w:lvl>
-    <w:lvl w:ilvl="1" w:tplc="289AE640">
-      <w:numFmt w:val="bullet"/>
-      <w:lvlText w:val="•"/>
-      <w:lvlJc w:val="left"/>
-      <w:pPr>
-        <w:ind w:left="1383" w:hanging="149"/>
-      </w:pPr>
-      <w:rPr>
-        <w:rFonts w:hint="default"/>
-        <w:lang w:val="pt-PT" w:eastAsia="en-US" w:bidi="ar-SA"/>
-      </w:rPr>
-    </w:lvl>
-    <w:lvl w:ilvl="2" w:tplc="D8D038EA">
-      <w:numFmt w:val="bullet"/>
-      <w:lvlText w:val="•"/>
-      <w:lvlJc w:val="left"/>
-      <w:pPr>
-        <w:ind w:left="2427" w:hanging="149"/>
-      </w:pPr>
-      <w:rPr>
-        <w:rFonts w:hint="default"/>
-        <w:lang w:val="pt-PT" w:eastAsia="en-US" w:bidi="ar-SA"/>
-      </w:rPr>
-    </w:lvl>
-    <w:lvl w:ilvl="3" w:tplc="D5B2BAB0">
-      <w:numFmt w:val="bullet"/>
-      <w:lvlText w:val="•"/>
-      <w:lvlJc w:val="left"/>
-      <w:pPr>
-        <w:ind w:left="3471" w:hanging="149"/>
-      </w:pPr>
-      <w:rPr>
-        <w:rFonts w:hint="default"/>
-        <w:lang w:val="pt-PT" w:eastAsia="en-US" w:bidi="ar-SA"/>
-      </w:rPr>
-    </w:lvl>
-    <w:lvl w:ilvl="4" w:tplc="94142FA0">
-      <w:numFmt w:val="bullet"/>
-      <w:lvlText w:val="•"/>
-      <w:lvlJc w:val="left"/>
-      <w:pPr>
-        <w:ind w:left="4514" w:hanging="149"/>
-      </w:pPr>
-      <w:rPr>
-        <w:rFonts w:hint="default"/>
-        <w:lang w:val="pt-PT" w:eastAsia="en-US" w:bidi="ar-SA"/>
-      </w:rPr>
-    </w:lvl>
-    <w:lvl w:ilvl="5" w:tplc="97D8ACB2">
-      <w:numFmt w:val="bullet"/>
-      <w:lvlText w:val="•"/>
-      <w:lvlJc w:val="left"/>
-      <w:pPr>
-        <w:ind w:left="5558" w:hanging="149"/>
-      </w:pPr>
-      <w:rPr>
-        <w:rFonts w:hint="default"/>
-        <w:lang w:val="pt-PT" w:eastAsia="en-US" w:bidi="ar-SA"/>
-      </w:rPr>
-    </w:lvl>
-    <w:lvl w:ilvl="6" w:tplc="BD503632">
-      <w:numFmt w:val="bullet"/>
-      <w:lvlText w:val="•"/>
-      <w:lvlJc w:val="left"/>
-      <w:pPr>
-        <w:ind w:left="6602" w:hanging="149"/>
-      </w:pPr>
-      <w:rPr>
-        <w:rFonts w:hint="default"/>
-        <w:lang w:val="pt-PT" w:eastAsia="en-US" w:bidi="ar-SA"/>
-      </w:rPr>
-    </w:lvl>
-    <w:lvl w:ilvl="7" w:tplc="7FB246A6">
-      <w:numFmt w:val="bullet"/>
-      <w:lvlText w:val="•"/>
-      <w:lvlJc w:val="left"/>
-      <w:pPr>
-        <w:ind w:left="7645" w:hanging="149"/>
-      </w:pPr>
-      <w:rPr>
-        <w:rFonts w:hint="default"/>
-        <w:lang w:val="pt-PT" w:eastAsia="en-US" w:bidi="ar-SA"/>
-      </w:rPr>
-    </w:lvl>
-    <w:lvl w:ilvl="8" w:tplc="E390B11E">
-      <w:numFmt w:val="bullet"/>
-      <w:lvlText w:val="•"/>
-      <w:lvlJc w:val="left"/>
-      <w:pPr>
-        <w:ind w:left="8689" w:hanging="149"/>
-      </w:pPr>
-      <w:rPr>
-        <w:rFonts w:hint="default"/>
-        <w:lang w:val="pt-PT" w:eastAsia="en-US" w:bidi="ar-SA"/>
-      </w:rPr>
-    </w:lvl>
-  </w:abstractNum>
-  <w:abstractNum w:abstractNumId="6" w15:restartNumberingAfterBreak="0">
-    <w:nsid w:val="2B3A7AB7"/>
-    <w:multiLevelType w:val="multilevel"/>
-    <w:tmpl w:val="0B843C52"/>
-    <w:lvl w:ilvl="0">
-      <w:start w:val="1"/>
-      <w:numFmt w:val="decimal"/>
-      <w:lvlText w:val="%1."/>
-      <w:lvlJc w:val="left"/>
-      <w:pPr>
-        <w:ind w:left="384" w:hanging="202"/>
-        <w:jc w:val="left"/>
-      </w:pPr>
-      <w:rPr>
-        <w:rFonts w:ascii="Calibri" w:eastAsia="Calibri" w:hAnsi="Calibri" w:cs="Calibri" w:hint="default"/>
-        <w:b/>
-        <w:bCs/>
-        <w:i w:val="0"/>
-        <w:iCs w:val="0"/>
-        <w:spacing w:val="-2"/>
-        <w:w w:val="100"/>
-        <w:sz w:val="20"/>
-        <w:szCs w:val="20"/>
-        <w:lang w:val="pt-PT" w:eastAsia="en-US" w:bidi="ar-SA"/>
-      </w:rPr>
-    </w:lvl>
-    <w:lvl w:ilvl="1">
-      <w:start w:val="1"/>
-      <w:numFmt w:val="decimal"/>
-      <w:lvlText w:val="%1.%2"/>
-      <w:lvlJc w:val="left"/>
-      <w:pPr>
-        <w:ind w:left="480" w:hanging="298"/>
-        <w:jc w:val="left"/>
-      </w:pPr>
-      <w:rPr>
-        <w:rFonts w:ascii="Calibri" w:eastAsia="Calibri" w:hAnsi="Calibri" w:cs="Calibri" w:hint="default"/>
-        <w:b w:val="0"/>
-        <w:bCs w:val="0"/>
-        <w:i w:val="0"/>
-        <w:iCs w:val="0"/>
-        <w:spacing w:val="-3"/>
-        <w:w w:val="100"/>
-        <w:sz w:val="20"/>
-        <w:szCs w:val="20"/>
-        <w:lang w:val="pt-PT" w:eastAsia="en-US" w:bidi="ar-SA"/>
-      </w:rPr>
-    </w:lvl>
-    <w:lvl w:ilvl="2">
-      <w:numFmt w:val="bullet"/>
-      <w:lvlText w:val="•"/>
-      <w:lvlJc w:val="left"/>
-      <w:pPr>
-        <w:ind w:left="480" w:hanging="298"/>
-      </w:pPr>
-      <w:rPr>
-        <w:rFonts w:hint="default"/>
-        <w:lang w:val="pt-PT" w:eastAsia="en-US" w:bidi="ar-SA"/>
-      </w:rPr>
-    </w:lvl>
-    <w:lvl w:ilvl="3">
-      <w:numFmt w:val="bullet"/>
-      <w:lvlText w:val="•"/>
-      <w:lvlJc w:val="left"/>
-      <w:pPr>
-        <w:ind w:left="1767" w:hanging="298"/>
-      </w:pPr>
-      <w:rPr>
-        <w:rFonts w:hint="default"/>
-        <w:lang w:val="pt-PT" w:eastAsia="en-US" w:bidi="ar-SA"/>
-      </w:rPr>
-    </w:lvl>
-    <w:lvl w:ilvl="4">
-      <w:numFmt w:val="bullet"/>
-      <w:lvlText w:val="•"/>
-      <w:lvlJc w:val="left"/>
-      <w:pPr>
-        <w:ind w:left="3054" w:hanging="298"/>
-      </w:pPr>
-      <w:rPr>
-        <w:rFonts w:hint="default"/>
-        <w:lang w:val="pt-PT" w:eastAsia="en-US" w:bidi="ar-SA"/>
-      </w:rPr>
-    </w:lvl>
-    <w:lvl w:ilvl="5">
-      <w:numFmt w:val="bullet"/>
-      <w:lvlText w:val="•"/>
-      <w:lvlJc w:val="left"/>
-      <w:pPr>
-        <w:ind w:left="4341" w:hanging="298"/>
-      </w:pPr>
-      <w:rPr>
-        <w:rFonts w:hint="default"/>
-        <w:lang w:val="pt-PT" w:eastAsia="en-US" w:bidi="ar-SA"/>
-      </w:rPr>
-    </w:lvl>
-    <w:lvl w:ilvl="6">
-      <w:numFmt w:val="bullet"/>
-      <w:lvlText w:val="•"/>
-      <w:lvlJc w:val="left"/>
-      <w:pPr>
-        <w:ind w:left="5628" w:hanging="298"/>
-      </w:pPr>
-      <w:rPr>
-        <w:rFonts w:hint="default"/>
-        <w:lang w:val="pt-PT" w:eastAsia="en-US" w:bidi="ar-SA"/>
-      </w:rPr>
-    </w:lvl>
-    <w:lvl w:ilvl="7">
-      <w:numFmt w:val="bullet"/>
-      <w:lvlText w:val="•"/>
-      <w:lvlJc w:val="left"/>
-      <w:pPr>
-        <w:ind w:left="6915" w:hanging="298"/>
-      </w:pPr>
-      <w:rPr>
-        <w:rFonts w:hint="default"/>
-        <w:lang w:val="pt-PT" w:eastAsia="en-US" w:bidi="ar-SA"/>
-      </w:rPr>
-    </w:lvl>
-    <w:lvl w:ilvl="8">
-      <w:numFmt w:val="bullet"/>
-      <w:lvlText w:val="•"/>
-      <w:lvlJc w:val="left"/>
-      <w:pPr>
-        <w:ind w:left="8202" w:hanging="298"/>
-      </w:pPr>
-      <w:rPr>
-        <w:rFonts w:hint="default"/>
-        <w:lang w:val="pt-PT" w:eastAsia="en-US" w:bidi="ar-SA"/>
-      </w:rPr>
-    </w:lvl>
-  </w:abstractNum>
-  <w:abstractNum w:abstractNumId="7" w15:restartNumberingAfterBreak="0">
-    <w:nsid w:val="3912143C"/>
-    <w:multiLevelType w:val="hybridMultilevel"/>
-    <w:tmpl w:val="E1FE6DA8"/>
-    <w:lvl w:ilvl="0" w:tplc="555C26C4">
-      <w:start w:val="1"/>
-      <w:numFmt w:val="upperRoman"/>
-      <w:lvlText w:val="%1."/>
-      <w:lvlJc w:val="left"/>
-      <w:pPr>
-        <w:ind w:left="332" w:hanging="149"/>
-        <w:jc w:val="left"/>
-      </w:pPr>
-      <w:rPr>
-        <w:rFonts w:ascii="Calibri" w:eastAsia="Calibri" w:hAnsi="Calibri" w:cs="Calibri" w:hint="default"/>
-        <w:b w:val="0"/>
-        <w:bCs w:val="0"/>
-        <w:i w:val="0"/>
-        <w:iCs w:val="0"/>
-        <w:spacing w:val="0"/>
-        <w:w w:val="100"/>
-        <w:sz w:val="20"/>
-        <w:szCs w:val="20"/>
-        <w:lang w:val="pt-PT" w:eastAsia="en-US" w:bidi="ar-SA"/>
-      </w:rPr>
-    </w:lvl>
-    <w:lvl w:ilvl="1" w:tplc="98404850">
-      <w:numFmt w:val="bullet"/>
-      <w:lvlText w:val="•"/>
-      <w:lvlJc w:val="left"/>
-      <w:pPr>
-        <w:ind w:left="1383" w:hanging="149"/>
-      </w:pPr>
-      <w:rPr>
-        <w:rFonts w:hint="default"/>
-        <w:lang w:val="pt-PT" w:eastAsia="en-US" w:bidi="ar-SA"/>
-      </w:rPr>
-    </w:lvl>
-    <w:lvl w:ilvl="2" w:tplc="AAA86D88">
-      <w:numFmt w:val="bullet"/>
-      <w:lvlText w:val="•"/>
-      <w:lvlJc w:val="left"/>
-      <w:pPr>
-        <w:ind w:left="2427" w:hanging="149"/>
-      </w:pPr>
-      <w:rPr>
-        <w:rFonts w:hint="default"/>
-        <w:lang w:val="pt-PT" w:eastAsia="en-US" w:bidi="ar-SA"/>
-      </w:rPr>
-    </w:lvl>
-    <w:lvl w:ilvl="3" w:tplc="68A62578">
-      <w:numFmt w:val="bullet"/>
-      <w:lvlText w:val="•"/>
-      <w:lvlJc w:val="left"/>
-      <w:pPr>
-        <w:ind w:left="3471" w:hanging="149"/>
-      </w:pPr>
-      <w:rPr>
-        <w:rFonts w:hint="default"/>
-        <w:lang w:val="pt-PT" w:eastAsia="en-US" w:bidi="ar-SA"/>
-      </w:rPr>
-    </w:lvl>
-    <w:lvl w:ilvl="4" w:tplc="C9F6749C">
-      <w:numFmt w:val="bullet"/>
-      <w:lvlText w:val="•"/>
-      <w:lvlJc w:val="left"/>
-      <w:pPr>
-        <w:ind w:left="4514" w:hanging="149"/>
-      </w:pPr>
-      <w:rPr>
-        <w:rFonts w:hint="default"/>
-        <w:lang w:val="pt-PT" w:eastAsia="en-US" w:bidi="ar-SA"/>
-      </w:rPr>
-    </w:lvl>
-    <w:lvl w:ilvl="5" w:tplc="02B40E64">
-      <w:numFmt w:val="bullet"/>
-      <w:lvlText w:val="•"/>
-      <w:lvlJc w:val="left"/>
-      <w:pPr>
-        <w:ind w:left="5558" w:hanging="149"/>
-      </w:pPr>
-      <w:rPr>
-        <w:rFonts w:hint="default"/>
-        <w:lang w:val="pt-PT" w:eastAsia="en-US" w:bidi="ar-SA"/>
-      </w:rPr>
-    </w:lvl>
-    <w:lvl w:ilvl="6" w:tplc="7226BF1A">
-      <w:numFmt w:val="bullet"/>
-      <w:lvlText w:val="•"/>
-      <w:lvlJc w:val="left"/>
-      <w:pPr>
-        <w:ind w:left="6602" w:hanging="149"/>
-      </w:pPr>
-      <w:rPr>
-        <w:rFonts w:hint="default"/>
-        <w:lang w:val="pt-PT" w:eastAsia="en-US" w:bidi="ar-SA"/>
-      </w:rPr>
-    </w:lvl>
-    <w:lvl w:ilvl="7" w:tplc="D5B87E88">
-      <w:numFmt w:val="bullet"/>
-      <w:lvlText w:val="•"/>
-      <w:lvlJc w:val="left"/>
-      <w:pPr>
-        <w:ind w:left="7645" w:hanging="149"/>
-      </w:pPr>
-      <w:rPr>
-        <w:rFonts w:hint="default"/>
-        <w:lang w:val="pt-PT" w:eastAsia="en-US" w:bidi="ar-SA"/>
-      </w:rPr>
-    </w:lvl>
-    <w:lvl w:ilvl="8" w:tplc="B7F84C7E">
-      <w:numFmt w:val="bullet"/>
-      <w:lvlText w:val="•"/>
-      <w:lvlJc w:val="left"/>
-      <w:pPr>
-        <w:ind w:left="8689" w:hanging="149"/>
-      </w:pPr>
-      <w:rPr>
-        <w:rFonts w:hint="default"/>
-        <w:lang w:val="pt-PT" w:eastAsia="en-US" w:bidi="ar-SA"/>
-      </w:rPr>
-    </w:lvl>
-  </w:abstractNum>
-  <w:abstractNum w:abstractNumId="8" w15:restartNumberingAfterBreak="0">
-    <w:nsid w:val="496279B4"/>
-    <w:multiLevelType w:val="multilevel"/>
-    <w:tmpl w:val="9FDC3260"/>
-    <w:lvl w:ilvl="0">
-      <w:start w:val="3"/>
-      <w:numFmt w:val="decimal"/>
-      <w:lvlText w:val="%1"/>
-      <w:lvlJc w:val="left"/>
-      <w:pPr>
-        <w:ind w:left="183" w:hanging="346"/>
-        <w:jc w:val="left"/>
-      </w:pPr>
-      <w:rPr>
-        <w:rFonts w:hint="default"/>
-        <w:lang w:val="pt-PT" w:eastAsia="en-US" w:bidi="ar-SA"/>
-      </w:rPr>
-    </w:lvl>
-    <w:lvl w:ilvl="1">
-      <w:start w:val="1"/>
-      <w:numFmt w:val="decimal"/>
-      <w:lvlText w:val="%1.%2."/>
-      <w:lvlJc w:val="left"/>
-      <w:pPr>
-        <w:ind w:left="183" w:hanging="346"/>
-        <w:jc w:val="left"/>
-      </w:pPr>
-      <w:rPr>
-        <w:rFonts w:ascii="Calibri" w:eastAsia="Calibri" w:hAnsi="Calibri" w:cs="Calibri" w:hint="default"/>
-        <w:b w:val="0"/>
-        <w:bCs w:val="0"/>
-        <w:i w:val="0"/>
-        <w:iCs w:val="0"/>
-        <w:spacing w:val="-12"/>
-        <w:w w:val="100"/>
-        <w:sz w:val="20"/>
-        <w:szCs w:val="20"/>
-        <w:lang w:val="pt-PT" w:eastAsia="en-US" w:bidi="ar-SA"/>
-      </w:rPr>
-    </w:lvl>
-    <w:lvl w:ilvl="2">
-      <w:numFmt w:val="bullet"/>
-      <w:lvlText w:val="•"/>
-      <w:lvlJc w:val="left"/>
-      <w:pPr>
-        <w:ind w:left="2299" w:hanging="346"/>
-      </w:pPr>
-      <w:rPr>
-        <w:rFonts w:hint="default"/>
-        <w:lang w:val="pt-PT" w:eastAsia="en-US" w:bidi="ar-SA"/>
-      </w:rPr>
-    </w:lvl>
-    <w:lvl w:ilvl="3">
-      <w:numFmt w:val="bullet"/>
-      <w:lvlText w:val="•"/>
-      <w:lvlJc w:val="left"/>
-      <w:pPr>
-        <w:ind w:left="3359" w:hanging="346"/>
-      </w:pPr>
-      <w:rPr>
-        <w:rFonts w:hint="default"/>
-        <w:lang w:val="pt-PT" w:eastAsia="en-US" w:bidi="ar-SA"/>
-      </w:rPr>
-    </w:lvl>
-    <w:lvl w:ilvl="4">
-      <w:numFmt w:val="bullet"/>
-      <w:lvlText w:val="•"/>
-      <w:lvlJc w:val="left"/>
-      <w:pPr>
-        <w:ind w:left="4418" w:hanging="346"/>
-      </w:pPr>
-      <w:rPr>
-        <w:rFonts w:hint="default"/>
-        <w:lang w:val="pt-PT" w:eastAsia="en-US" w:bidi="ar-SA"/>
-      </w:rPr>
-    </w:lvl>
-    <w:lvl w:ilvl="5">
-      <w:numFmt w:val="bullet"/>
-      <w:lvlText w:val="•"/>
-      <w:lvlJc w:val="left"/>
-      <w:pPr>
-        <w:ind w:left="5478" w:hanging="346"/>
-      </w:pPr>
-      <w:rPr>
-        <w:rFonts w:hint="default"/>
-        <w:lang w:val="pt-PT" w:eastAsia="en-US" w:bidi="ar-SA"/>
-      </w:rPr>
-    </w:lvl>
-    <w:lvl w:ilvl="6">
-      <w:numFmt w:val="bullet"/>
-      <w:lvlText w:val="•"/>
-      <w:lvlJc w:val="left"/>
-      <w:pPr>
-        <w:ind w:left="6538" w:hanging="346"/>
-      </w:pPr>
-      <w:rPr>
-        <w:rFonts w:hint="default"/>
-        <w:lang w:val="pt-PT" w:eastAsia="en-US" w:bidi="ar-SA"/>
-      </w:rPr>
-    </w:lvl>
-    <w:lvl w:ilvl="7">
-      <w:numFmt w:val="bullet"/>
-      <w:lvlText w:val="•"/>
-      <w:lvlJc w:val="left"/>
-      <w:pPr>
-        <w:ind w:left="7597" w:hanging="346"/>
-      </w:pPr>
-      <w:rPr>
-        <w:rFonts w:hint="default"/>
-        <w:lang w:val="pt-PT" w:eastAsia="en-US" w:bidi="ar-SA"/>
-      </w:rPr>
-    </w:lvl>
-    <w:lvl w:ilvl="8">
-      <w:numFmt w:val="bullet"/>
-      <w:lvlText w:val="•"/>
-      <w:lvlJc w:val="left"/>
-      <w:pPr>
-        <w:ind w:left="8657" w:hanging="346"/>
-      </w:pPr>
-      <w:rPr>
-        <w:rFonts w:hint="default"/>
-        <w:lang w:val="pt-PT" w:eastAsia="en-US" w:bidi="ar-SA"/>
-      </w:rPr>
-    </w:lvl>
-  </w:abstractNum>
-  <w:abstractNum w:abstractNumId="9" w15:restartNumberingAfterBreak="0">
-    <w:nsid w:val="5B2E4D66"/>
-    <w:multiLevelType w:val="multilevel"/>
-    <w:tmpl w:val="FE00E5CE"/>
-    <w:lvl w:ilvl="0">
-      <w:start w:val="8"/>
-      <w:numFmt w:val="decimal"/>
-      <w:lvlText w:val="%1"/>
-      <w:lvlJc w:val="left"/>
-      <w:pPr>
-        <w:ind w:left="183" w:hanging="346"/>
-        <w:jc w:val="left"/>
-      </w:pPr>
-      <w:rPr>
-        <w:rFonts w:hint="default"/>
-        <w:lang w:val="pt-PT" w:eastAsia="en-US" w:bidi="ar-SA"/>
-      </w:rPr>
-    </w:lvl>
-    <w:lvl w:ilvl="1">
-      <w:start w:val="1"/>
-      <w:numFmt w:val="decimal"/>
-      <w:lvlText w:val="%1.%2."/>
-      <w:lvlJc w:val="left"/>
-      <w:pPr>
-        <w:ind w:left="183" w:hanging="346"/>
-        <w:jc w:val="left"/>
-      </w:pPr>
-      <w:rPr>
-        <w:rFonts w:ascii="Calibri" w:eastAsia="Calibri" w:hAnsi="Calibri" w:cs="Calibri" w:hint="default"/>
-        <w:b w:val="0"/>
-        <w:bCs w:val="0"/>
-        <w:i w:val="0"/>
-        <w:iCs w:val="0"/>
-        <w:spacing w:val="-12"/>
-        <w:w w:val="100"/>
-        <w:sz w:val="20"/>
-        <w:szCs w:val="20"/>
-        <w:lang w:val="pt-PT" w:eastAsia="en-US" w:bidi="ar-SA"/>
-      </w:rPr>
-    </w:lvl>
-    <w:lvl w:ilvl="2">
-      <w:numFmt w:val="bullet"/>
-      <w:lvlText w:val="•"/>
-      <w:lvlJc w:val="left"/>
-      <w:pPr>
-        <w:ind w:left="2299" w:hanging="346"/>
-      </w:pPr>
-      <w:rPr>
-        <w:rFonts w:hint="default"/>
-        <w:lang w:val="pt-PT" w:eastAsia="en-US" w:bidi="ar-SA"/>
-      </w:rPr>
-    </w:lvl>
-    <w:lvl w:ilvl="3">
-      <w:numFmt w:val="bullet"/>
-      <w:lvlText w:val="•"/>
-      <w:lvlJc w:val="left"/>
-      <w:pPr>
-        <w:ind w:left="3359" w:hanging="346"/>
-      </w:pPr>
-      <w:rPr>
-        <w:rFonts w:hint="default"/>
-        <w:lang w:val="pt-PT" w:eastAsia="en-US" w:bidi="ar-SA"/>
-      </w:rPr>
-    </w:lvl>
-    <w:lvl w:ilvl="4">
-      <w:numFmt w:val="bullet"/>
-      <w:lvlText w:val="•"/>
-      <w:lvlJc w:val="left"/>
-      <w:pPr>
-        <w:ind w:left="4418" w:hanging="346"/>
-      </w:pPr>
-      <w:rPr>
-        <w:rFonts w:hint="default"/>
-        <w:lang w:val="pt-PT" w:eastAsia="en-US" w:bidi="ar-SA"/>
-      </w:rPr>
-    </w:lvl>
-    <w:lvl w:ilvl="5">
-      <w:numFmt w:val="bullet"/>
-      <w:lvlText w:val="•"/>
-      <w:lvlJc w:val="left"/>
-      <w:pPr>
-        <w:ind w:left="5478" w:hanging="346"/>
-      </w:pPr>
-      <w:rPr>
-        <w:rFonts w:hint="default"/>
-        <w:lang w:val="pt-PT" w:eastAsia="en-US" w:bidi="ar-SA"/>
-      </w:rPr>
-    </w:lvl>
-    <w:lvl w:ilvl="6">
-      <w:numFmt w:val="bullet"/>
-      <w:lvlText w:val="•"/>
-      <w:lvlJc w:val="left"/>
-      <w:pPr>
-        <w:ind w:left="6538" w:hanging="346"/>
-      </w:pPr>
-      <w:rPr>
-        <w:rFonts w:hint="default"/>
-        <w:lang w:val="pt-PT" w:eastAsia="en-US" w:bidi="ar-SA"/>
-      </w:rPr>
-    </w:lvl>
-    <w:lvl w:ilvl="7">
-      <w:numFmt w:val="bullet"/>
-      <w:lvlText w:val="•"/>
-      <w:lvlJc w:val="left"/>
-      <w:pPr>
-        <w:ind w:left="7597" w:hanging="346"/>
-      </w:pPr>
-      <w:rPr>
-        <w:rFonts w:hint="default"/>
-        <w:lang w:val="pt-PT" w:eastAsia="en-US" w:bidi="ar-SA"/>
-      </w:rPr>
-    </w:lvl>
-    <w:lvl w:ilvl="8">
-      <w:numFmt w:val="bullet"/>
-      <w:lvlText w:val="•"/>
-      <w:lvlJc w:val="left"/>
-      <w:pPr>
-        <w:ind w:left="8657" w:hanging="346"/>
-      </w:pPr>
-      <w:rPr>
-        <w:rFonts w:hint="default"/>
-        <w:lang w:val="pt-PT" w:eastAsia="en-US" w:bidi="ar-SA"/>
-      </w:rPr>
-    </w:lvl>
-  </w:abstractNum>
-  <w:abstractNum w:abstractNumId="10" w15:restartNumberingAfterBreak="0">
-    <w:nsid w:val="5CE91B64"/>
-    <w:multiLevelType w:val="multilevel"/>
-    <w:tmpl w:val="7C1EF96C"/>
-    <w:lvl w:ilvl="0">
-      <w:start w:val="14"/>
-      <w:numFmt w:val="decimal"/>
-      <w:lvlText w:val="%1."/>
-      <w:lvlJc w:val="left"/>
-      <w:pPr>
-        <w:ind w:left="485" w:hanging="303"/>
-        <w:jc w:val="left"/>
-      </w:pPr>
-      <w:rPr>
-        <w:rFonts w:ascii="Calibri" w:eastAsia="Calibri" w:hAnsi="Calibri" w:cs="Calibri" w:hint="default"/>
-        <w:b/>
-        <w:bCs/>
-        <w:i w:val="0"/>
-        <w:iCs w:val="0"/>
-        <w:spacing w:val="-2"/>
-        <w:w w:val="100"/>
-        <w:sz w:val="20"/>
-        <w:szCs w:val="20"/>
-        <w:lang w:val="pt-PT" w:eastAsia="en-US" w:bidi="ar-SA"/>
-      </w:rPr>
-    </w:lvl>
-    <w:lvl w:ilvl="1">
-      <w:start w:val="1"/>
-      <w:numFmt w:val="decimal"/>
-      <w:lvlText w:val="%1.%2"/>
-      <w:lvlJc w:val="left"/>
-      <w:pPr>
-        <w:ind w:left="183" w:hanging="394"/>
-        <w:jc w:val="left"/>
-      </w:pPr>
-      <w:rPr>
-        <w:rFonts w:ascii="Calibri" w:eastAsia="Calibri" w:hAnsi="Calibri" w:cs="Calibri" w:hint="default"/>
-        <w:b w:val="0"/>
-        <w:bCs w:val="0"/>
-        <w:i w:val="0"/>
-        <w:iCs w:val="0"/>
-        <w:spacing w:val="-7"/>
-        <w:w w:val="100"/>
-        <w:sz w:val="20"/>
-        <w:szCs w:val="20"/>
-        <w:lang w:val="pt-PT" w:eastAsia="en-US" w:bidi="ar-SA"/>
-      </w:rPr>
-    </w:lvl>
-    <w:lvl w:ilvl="2">
-      <w:numFmt w:val="bullet"/>
-      <w:lvlText w:val="•"/>
-      <w:lvlJc w:val="left"/>
-      <w:pPr>
-        <w:ind w:left="1624" w:hanging="394"/>
-      </w:pPr>
-      <w:rPr>
-        <w:rFonts w:hint="default"/>
-        <w:lang w:val="pt-PT" w:eastAsia="en-US" w:bidi="ar-SA"/>
-      </w:rPr>
-    </w:lvl>
-    <w:lvl w:ilvl="3">
-      <w:numFmt w:val="bullet"/>
-      <w:lvlText w:val="•"/>
-      <w:lvlJc w:val="left"/>
-      <w:pPr>
-        <w:ind w:left="2768" w:hanging="394"/>
-      </w:pPr>
-      <w:rPr>
-        <w:rFonts w:hint="default"/>
-        <w:lang w:val="pt-PT" w:eastAsia="en-US" w:bidi="ar-SA"/>
-      </w:rPr>
-    </w:lvl>
-    <w:lvl w:ilvl="4">
-      <w:numFmt w:val="bullet"/>
-      <w:lvlText w:val="•"/>
-      <w:lvlJc w:val="left"/>
-      <w:pPr>
-        <w:ind w:left="3912" w:hanging="394"/>
-      </w:pPr>
-      <w:rPr>
-        <w:rFonts w:hint="default"/>
-        <w:lang w:val="pt-PT" w:eastAsia="en-US" w:bidi="ar-SA"/>
-      </w:rPr>
-    </w:lvl>
-    <w:lvl w:ilvl="5">
-      <w:numFmt w:val="bullet"/>
-      <w:lvlText w:val="•"/>
-      <w:lvlJc w:val="left"/>
-      <w:pPr>
-        <w:ind w:left="5056" w:hanging="394"/>
-      </w:pPr>
-      <w:rPr>
-        <w:rFonts w:hint="default"/>
-        <w:lang w:val="pt-PT" w:eastAsia="en-US" w:bidi="ar-SA"/>
-      </w:rPr>
-    </w:lvl>
-    <w:lvl w:ilvl="6">
-      <w:numFmt w:val="bullet"/>
-      <w:lvlText w:val="•"/>
-      <w:lvlJc w:val="left"/>
-      <w:pPr>
-        <w:ind w:left="6200" w:hanging="394"/>
-      </w:pPr>
-      <w:rPr>
-        <w:rFonts w:hint="default"/>
-        <w:lang w:val="pt-PT" w:eastAsia="en-US" w:bidi="ar-SA"/>
-      </w:rPr>
-    </w:lvl>
-    <w:lvl w:ilvl="7">
-      <w:numFmt w:val="bullet"/>
-      <w:lvlText w:val="•"/>
-      <w:lvlJc w:val="left"/>
-      <w:pPr>
-        <w:ind w:left="7344" w:hanging="394"/>
-      </w:pPr>
-      <w:rPr>
-        <w:rFonts w:hint="default"/>
-        <w:lang w:val="pt-PT" w:eastAsia="en-US" w:bidi="ar-SA"/>
-      </w:rPr>
-    </w:lvl>
-    <w:lvl w:ilvl="8">
-      <w:numFmt w:val="bullet"/>
-      <w:lvlText w:val="•"/>
-      <w:lvlJc w:val="left"/>
-      <w:pPr>
-        <w:ind w:left="8488" w:hanging="394"/>
-      </w:pPr>
-      <w:rPr>
-        <w:rFonts w:hint="default"/>
-        <w:lang w:val="pt-PT" w:eastAsia="en-US" w:bidi="ar-SA"/>
-      </w:rPr>
-    </w:lvl>
-  </w:abstractNum>
-  <w:abstractNum w:abstractNumId="11" w15:restartNumberingAfterBreak="0">
-    <w:nsid w:val="7CD13C53"/>
-    <w:multiLevelType w:val="hybridMultilevel"/>
-    <w:tmpl w:val="FBD49C20"/>
-    <w:lvl w:ilvl="0" w:tplc="1BC815C6">
-      <w:start w:val="1"/>
-      <w:numFmt w:val="lowerLetter"/>
-      <w:lvlText w:val="%1)"/>
-      <w:lvlJc w:val="left"/>
-      <w:pPr>
-        <w:ind w:left="183" w:hanging="202"/>
-        <w:jc w:val="left"/>
-      </w:pPr>
-      <w:rPr>
-        <w:rFonts w:ascii="Calibri" w:eastAsia="Calibri" w:hAnsi="Calibri" w:cs="Calibri" w:hint="default"/>
-        <w:b w:val="0"/>
-        <w:bCs w:val="0"/>
-        <w:i w:val="0"/>
-        <w:iCs w:val="0"/>
-        <w:spacing w:val="-1"/>
-        <w:w w:val="100"/>
-        <w:sz w:val="20"/>
-        <w:szCs w:val="20"/>
-        <w:lang w:val="pt-PT" w:eastAsia="en-US" w:bidi="ar-SA"/>
-      </w:rPr>
-    </w:lvl>
-    <w:lvl w:ilvl="1" w:tplc="A796B81A">
-      <w:numFmt w:val="bullet"/>
-      <w:lvlText w:val="•"/>
-      <w:lvlJc w:val="left"/>
-      <w:pPr>
-        <w:ind w:left="1239" w:hanging="202"/>
-      </w:pPr>
-      <w:rPr>
-        <w:rFonts w:hint="default"/>
-        <w:lang w:val="pt-PT" w:eastAsia="en-US" w:bidi="ar-SA"/>
-      </w:rPr>
-    </w:lvl>
-    <w:lvl w:ilvl="2" w:tplc="34BC6D96">
-      <w:numFmt w:val="bullet"/>
-      <w:lvlText w:val="•"/>
-      <w:lvlJc w:val="left"/>
-      <w:pPr>
-        <w:ind w:left="2299" w:hanging="202"/>
-      </w:pPr>
-      <w:rPr>
-        <w:rFonts w:hint="default"/>
-        <w:lang w:val="pt-PT" w:eastAsia="en-US" w:bidi="ar-SA"/>
-      </w:rPr>
-    </w:lvl>
-    <w:lvl w:ilvl="3" w:tplc="985447AC">
-      <w:numFmt w:val="bullet"/>
-      <w:lvlText w:val="•"/>
-      <w:lvlJc w:val="left"/>
-      <w:pPr>
-        <w:ind w:left="3359" w:hanging="202"/>
-      </w:pPr>
-      <w:rPr>
-        <w:rFonts w:hint="default"/>
-        <w:lang w:val="pt-PT" w:eastAsia="en-US" w:bidi="ar-SA"/>
-      </w:rPr>
-    </w:lvl>
-    <w:lvl w:ilvl="4" w:tplc="294A5DE0">
-      <w:numFmt w:val="bullet"/>
-      <w:lvlText w:val="•"/>
-      <w:lvlJc w:val="left"/>
-      <w:pPr>
-        <w:ind w:left="4418" w:hanging="202"/>
-      </w:pPr>
-      <w:rPr>
-        <w:rFonts w:hint="default"/>
-        <w:lang w:val="pt-PT" w:eastAsia="en-US" w:bidi="ar-SA"/>
-      </w:rPr>
-    </w:lvl>
-    <w:lvl w:ilvl="5" w:tplc="CFFEF946">
-      <w:numFmt w:val="bullet"/>
-      <w:lvlText w:val="•"/>
-      <w:lvlJc w:val="left"/>
-      <w:pPr>
-        <w:ind w:left="5478" w:hanging="202"/>
-      </w:pPr>
-      <w:rPr>
-        <w:rFonts w:hint="default"/>
-        <w:lang w:val="pt-PT" w:eastAsia="en-US" w:bidi="ar-SA"/>
-      </w:rPr>
-    </w:lvl>
-    <w:lvl w:ilvl="6" w:tplc="A6A0E83C">
-      <w:numFmt w:val="bullet"/>
-      <w:lvlText w:val="•"/>
-      <w:lvlJc w:val="left"/>
-      <w:pPr>
-        <w:ind w:left="6538" w:hanging="202"/>
-      </w:pPr>
-      <w:rPr>
-        <w:rFonts w:hint="default"/>
-        <w:lang w:val="pt-PT" w:eastAsia="en-US" w:bidi="ar-SA"/>
-      </w:rPr>
-    </w:lvl>
-    <w:lvl w:ilvl="7" w:tplc="FB8CBCD8">
-      <w:numFmt w:val="bullet"/>
-      <w:lvlText w:val="•"/>
-      <w:lvlJc w:val="left"/>
-      <w:pPr>
-        <w:ind w:left="7597" w:hanging="202"/>
-      </w:pPr>
-      <w:rPr>
-        <w:rFonts w:hint="default"/>
-        <w:lang w:val="pt-PT" w:eastAsia="en-US" w:bidi="ar-SA"/>
-      </w:rPr>
-    </w:lvl>
-    <w:lvl w:ilvl="8" w:tplc="5C32449C">
-      <w:numFmt w:val="bullet"/>
-      <w:lvlText w:val="•"/>
-      <w:lvlJc w:val="left"/>
-      <w:pPr>
-        <w:ind w:left="8657" w:hanging="202"/>
-      </w:pPr>
-      <w:rPr>
-        <w:rFonts w:hint="default"/>
-        <w:lang w:val="pt-PT" w:eastAsia="en-US" w:bidi="ar-SA"/>
-      </w:rPr>
-    </w:lvl>
-  </w:abstractNum>
-  <w:abstractNum w:abstractNumId="12" w15:restartNumberingAfterBreak="0">
-    <w:nsid w:val="7E4A285C"/>
-    <w:multiLevelType w:val="multilevel"/>
-    <w:tmpl w:val="016A8BC4"/>
+    <w:tmpl w:val="C9183614"/>
     <w:lvl w:ilvl="0">
       <w:start w:val="3"/>
       <w:numFmt w:val="decimal"/>
@@ -26599,44 +26408,290 @@
       </w:rPr>
     </w:lvl>
   </w:abstractNum>
-  <w:num w:numId="1" w16cid:durableId="1145315153">
+  <w:abstractNum w:abstractNumId="11" w15:restartNumberingAfterBreak="0">
+    <w:nsid w:val="6E230445"/>
+    <w:multiLevelType w:val="hybridMultilevel"/>
+    <w:tmpl w:val="FD2AE9A6"/>
+    <w:lvl w:ilvl="0" w:tplc="35706DE4">
+      <w:start w:val="1"/>
+      <w:numFmt w:val="upperRoman"/>
+      <w:lvlText w:val="%1."/>
+      <w:lvlJc w:val="left"/>
+      <w:pPr>
+        <w:ind w:left="332" w:hanging="149"/>
+        <w:jc w:val="left"/>
+      </w:pPr>
+      <w:rPr>
+        <w:rFonts w:ascii="Calibri" w:eastAsia="Calibri" w:hAnsi="Calibri" w:cs="Calibri" w:hint="default"/>
+        <w:b w:val="0"/>
+        <w:bCs w:val="0"/>
+        <w:i w:val="0"/>
+        <w:iCs w:val="0"/>
+        <w:spacing w:val="0"/>
+        <w:w w:val="100"/>
+        <w:sz w:val="20"/>
+        <w:szCs w:val="20"/>
+        <w:lang w:val="pt-PT" w:eastAsia="en-US" w:bidi="ar-SA"/>
+      </w:rPr>
+    </w:lvl>
+    <w:lvl w:ilvl="1" w:tplc="48E274D8">
+      <w:numFmt w:val="bullet"/>
+      <w:lvlText w:val="•"/>
+      <w:lvlJc w:val="left"/>
+      <w:pPr>
+        <w:ind w:left="1383" w:hanging="149"/>
+      </w:pPr>
+      <w:rPr>
+        <w:rFonts w:hint="default"/>
+        <w:lang w:val="pt-PT" w:eastAsia="en-US" w:bidi="ar-SA"/>
+      </w:rPr>
+    </w:lvl>
+    <w:lvl w:ilvl="2" w:tplc="0982FC28">
+      <w:numFmt w:val="bullet"/>
+      <w:lvlText w:val="•"/>
+      <w:lvlJc w:val="left"/>
+      <w:pPr>
+        <w:ind w:left="2427" w:hanging="149"/>
+      </w:pPr>
+      <w:rPr>
+        <w:rFonts w:hint="default"/>
+        <w:lang w:val="pt-PT" w:eastAsia="en-US" w:bidi="ar-SA"/>
+      </w:rPr>
+    </w:lvl>
+    <w:lvl w:ilvl="3" w:tplc="372C0A94">
+      <w:numFmt w:val="bullet"/>
+      <w:lvlText w:val="•"/>
+      <w:lvlJc w:val="left"/>
+      <w:pPr>
+        <w:ind w:left="3471" w:hanging="149"/>
+      </w:pPr>
+      <w:rPr>
+        <w:rFonts w:hint="default"/>
+        <w:lang w:val="pt-PT" w:eastAsia="en-US" w:bidi="ar-SA"/>
+      </w:rPr>
+    </w:lvl>
+    <w:lvl w:ilvl="4" w:tplc="3E800328">
+      <w:numFmt w:val="bullet"/>
+      <w:lvlText w:val="•"/>
+      <w:lvlJc w:val="left"/>
+      <w:pPr>
+        <w:ind w:left="4514" w:hanging="149"/>
+      </w:pPr>
+      <w:rPr>
+        <w:rFonts w:hint="default"/>
+        <w:lang w:val="pt-PT" w:eastAsia="en-US" w:bidi="ar-SA"/>
+      </w:rPr>
+    </w:lvl>
+    <w:lvl w:ilvl="5" w:tplc="94283FD4">
+      <w:numFmt w:val="bullet"/>
+      <w:lvlText w:val="•"/>
+      <w:lvlJc w:val="left"/>
+      <w:pPr>
+        <w:ind w:left="5558" w:hanging="149"/>
+      </w:pPr>
+      <w:rPr>
+        <w:rFonts w:hint="default"/>
+        <w:lang w:val="pt-PT" w:eastAsia="en-US" w:bidi="ar-SA"/>
+      </w:rPr>
+    </w:lvl>
+    <w:lvl w:ilvl="6" w:tplc="28AA5D16">
+      <w:numFmt w:val="bullet"/>
+      <w:lvlText w:val="•"/>
+      <w:lvlJc w:val="left"/>
+      <w:pPr>
+        <w:ind w:left="6602" w:hanging="149"/>
+      </w:pPr>
+      <w:rPr>
+        <w:rFonts w:hint="default"/>
+        <w:lang w:val="pt-PT" w:eastAsia="en-US" w:bidi="ar-SA"/>
+      </w:rPr>
+    </w:lvl>
+    <w:lvl w:ilvl="7" w:tplc="B0F8C946">
+      <w:numFmt w:val="bullet"/>
+      <w:lvlText w:val="•"/>
+      <w:lvlJc w:val="left"/>
+      <w:pPr>
+        <w:ind w:left="7645" w:hanging="149"/>
+      </w:pPr>
+      <w:rPr>
+        <w:rFonts w:hint="default"/>
+        <w:lang w:val="pt-PT" w:eastAsia="en-US" w:bidi="ar-SA"/>
+      </w:rPr>
+    </w:lvl>
+    <w:lvl w:ilvl="8" w:tplc="37E48D98">
+      <w:numFmt w:val="bullet"/>
+      <w:lvlText w:val="•"/>
+      <w:lvlJc w:val="left"/>
+      <w:pPr>
+        <w:ind w:left="8689" w:hanging="149"/>
+      </w:pPr>
+      <w:rPr>
+        <w:rFonts w:hint="default"/>
+        <w:lang w:val="pt-PT" w:eastAsia="en-US" w:bidi="ar-SA"/>
+      </w:rPr>
+    </w:lvl>
+  </w:abstractNum>
+  <w:abstractNum w:abstractNumId="12" w15:restartNumberingAfterBreak="0">
+    <w:nsid w:val="7099793C"/>
+    <w:multiLevelType w:val="hybridMultilevel"/>
+    <w:tmpl w:val="8160C7B0"/>
+    <w:lvl w:ilvl="0" w:tplc="6324CBCC">
+      <w:start w:val="1"/>
+      <w:numFmt w:val="upperRoman"/>
+      <w:lvlText w:val="%1."/>
+      <w:lvlJc w:val="left"/>
+      <w:pPr>
+        <w:ind w:left="332" w:hanging="149"/>
+        <w:jc w:val="left"/>
+      </w:pPr>
+      <w:rPr>
+        <w:rFonts w:ascii="Calibri" w:eastAsia="Calibri" w:hAnsi="Calibri" w:cs="Calibri" w:hint="default"/>
+        <w:b w:val="0"/>
+        <w:bCs w:val="0"/>
+        <w:i w:val="0"/>
+        <w:iCs w:val="0"/>
+        <w:spacing w:val="0"/>
+        <w:w w:val="100"/>
+        <w:sz w:val="20"/>
+        <w:szCs w:val="20"/>
+        <w:lang w:val="pt-PT" w:eastAsia="en-US" w:bidi="ar-SA"/>
+      </w:rPr>
+    </w:lvl>
+    <w:lvl w:ilvl="1" w:tplc="E2A0B118">
+      <w:numFmt w:val="bullet"/>
+      <w:lvlText w:val="•"/>
+      <w:lvlJc w:val="left"/>
+      <w:pPr>
+        <w:ind w:left="1383" w:hanging="149"/>
+      </w:pPr>
+      <w:rPr>
+        <w:rFonts w:hint="default"/>
+        <w:lang w:val="pt-PT" w:eastAsia="en-US" w:bidi="ar-SA"/>
+      </w:rPr>
+    </w:lvl>
+    <w:lvl w:ilvl="2" w:tplc="6C906F3C">
+      <w:numFmt w:val="bullet"/>
+      <w:lvlText w:val="•"/>
+      <w:lvlJc w:val="left"/>
+      <w:pPr>
+        <w:ind w:left="2427" w:hanging="149"/>
+      </w:pPr>
+      <w:rPr>
+        <w:rFonts w:hint="default"/>
+        <w:lang w:val="pt-PT" w:eastAsia="en-US" w:bidi="ar-SA"/>
+      </w:rPr>
+    </w:lvl>
+    <w:lvl w:ilvl="3" w:tplc="EDF0B8A6">
+      <w:numFmt w:val="bullet"/>
+      <w:lvlText w:val="•"/>
+      <w:lvlJc w:val="left"/>
+      <w:pPr>
+        <w:ind w:left="3471" w:hanging="149"/>
+      </w:pPr>
+      <w:rPr>
+        <w:rFonts w:hint="default"/>
+        <w:lang w:val="pt-PT" w:eastAsia="en-US" w:bidi="ar-SA"/>
+      </w:rPr>
+    </w:lvl>
+    <w:lvl w:ilvl="4" w:tplc="3288EE7E">
+      <w:numFmt w:val="bullet"/>
+      <w:lvlText w:val="•"/>
+      <w:lvlJc w:val="left"/>
+      <w:pPr>
+        <w:ind w:left="4514" w:hanging="149"/>
+      </w:pPr>
+      <w:rPr>
+        <w:rFonts w:hint="default"/>
+        <w:lang w:val="pt-PT" w:eastAsia="en-US" w:bidi="ar-SA"/>
+      </w:rPr>
+    </w:lvl>
+    <w:lvl w:ilvl="5" w:tplc="FAF04C42">
+      <w:numFmt w:val="bullet"/>
+      <w:lvlText w:val="•"/>
+      <w:lvlJc w:val="left"/>
+      <w:pPr>
+        <w:ind w:left="5558" w:hanging="149"/>
+      </w:pPr>
+      <w:rPr>
+        <w:rFonts w:hint="default"/>
+        <w:lang w:val="pt-PT" w:eastAsia="en-US" w:bidi="ar-SA"/>
+      </w:rPr>
+    </w:lvl>
+    <w:lvl w:ilvl="6" w:tplc="14FA2858">
+      <w:numFmt w:val="bullet"/>
+      <w:lvlText w:val="•"/>
+      <w:lvlJc w:val="left"/>
+      <w:pPr>
+        <w:ind w:left="6602" w:hanging="149"/>
+      </w:pPr>
+      <w:rPr>
+        <w:rFonts w:hint="default"/>
+        <w:lang w:val="pt-PT" w:eastAsia="en-US" w:bidi="ar-SA"/>
+      </w:rPr>
+    </w:lvl>
+    <w:lvl w:ilvl="7" w:tplc="37064810">
+      <w:numFmt w:val="bullet"/>
+      <w:lvlText w:val="•"/>
+      <w:lvlJc w:val="left"/>
+      <w:pPr>
+        <w:ind w:left="7645" w:hanging="149"/>
+      </w:pPr>
+      <w:rPr>
+        <w:rFonts w:hint="default"/>
+        <w:lang w:val="pt-PT" w:eastAsia="en-US" w:bidi="ar-SA"/>
+      </w:rPr>
+    </w:lvl>
+    <w:lvl w:ilvl="8" w:tplc="1DC2261E">
+      <w:numFmt w:val="bullet"/>
+      <w:lvlText w:val="•"/>
+      <w:lvlJc w:val="left"/>
+      <w:pPr>
+        <w:ind w:left="8689" w:hanging="149"/>
+      </w:pPr>
+      <w:rPr>
+        <w:rFonts w:hint="default"/>
+        <w:lang w:val="pt-PT" w:eastAsia="en-US" w:bidi="ar-SA"/>
+      </w:rPr>
+    </w:lvl>
+  </w:abstractNum>
+  <w:num w:numId="1" w16cid:durableId="5640767">
+    <w:abstractNumId w:val="0"/>
+  </w:num>
+  <w:num w:numId="2" w16cid:durableId="700324740">
+    <w:abstractNumId w:val="9"/>
+  </w:num>
+  <w:num w:numId="3" w16cid:durableId="2095004544">
+    <w:abstractNumId w:val="11"/>
+  </w:num>
+  <w:num w:numId="4" w16cid:durableId="1771311589">
+    <w:abstractNumId w:val="7"/>
+  </w:num>
+  <w:num w:numId="5" w16cid:durableId="1547791062">
+    <w:abstractNumId w:val="3"/>
+  </w:num>
+  <w:num w:numId="6" w16cid:durableId="894662308">
+    <w:abstractNumId w:val="4"/>
+  </w:num>
+  <w:num w:numId="7" w16cid:durableId="257104111">
+    <w:abstractNumId w:val="6"/>
+  </w:num>
+  <w:num w:numId="8" w16cid:durableId="1554349368">
+    <w:abstractNumId w:val="2"/>
+  </w:num>
+  <w:num w:numId="9" w16cid:durableId="445782599">
     <w:abstractNumId w:val="10"/>
   </w:num>
-  <w:num w:numId="2" w16cid:durableId="274602165">
-    <w:abstractNumId w:val="0"/>
+  <w:num w:numId="10" w16cid:durableId="1030227823">
+    <w:abstractNumId w:val="5"/>
   </w:num>
-  <w:num w:numId="3" w16cid:durableId="684749815">
-    <w:abstractNumId w:val="4"/>
+  <w:num w:numId="11" w16cid:durableId="1517768354">
+    <w:abstractNumId w:val="12"/>
   </w:num>
-  <w:num w:numId="4" w16cid:durableId="158035720">
-    <w:abstractNumId w:val="7"/>
-  </w:num>
-  <w:num w:numId="5" w16cid:durableId="1531144865">
-    <w:abstractNumId w:val="11"/>
-  </w:num>
-  <w:num w:numId="6" w16cid:durableId="502168714">
+  <w:num w:numId="12" w16cid:durableId="1619068781">
     <w:abstractNumId w:val="1"/>
   </w:num>
-  <w:num w:numId="7" w16cid:durableId="594364779">
-    <w:abstractNumId w:val="9"/>
-  </w:num>
-  <w:num w:numId="8" w16cid:durableId="1441757429">
-    <w:abstractNumId w:val="2"/>
-  </w:num>
-  <w:num w:numId="9" w16cid:durableId="1276984799">
-    <w:abstractNumId w:val="12"/>
-  </w:num>
-  <w:num w:numId="10" w16cid:durableId="1797795937">
+  <w:num w:numId="13" w16cid:durableId="2055494963">
     <w:abstractNumId w:val="8"/>
-  </w:num>
-  <w:num w:numId="11" w16cid:durableId="585770734">
-    <w:abstractNumId w:val="3"/>
-  </w:num>
-  <w:num w:numId="12" w16cid:durableId="460001555">
-    <w:abstractNumId w:val="5"/>
-  </w:num>
-  <w:num w:numId="13" w16cid:durableId="243808164">
-    <w:abstractNumId w:val="6"/>
   </w:num>
 </w:numbering>
 </file>
@@ -27176,7 +27231,7 @@
     <w:link w:val="CabealhoChar"/>
     <w:uiPriority w:val="99"/>
     <w:unhideWhenUsed/>
-    <w:rsid w:val="00D75A86"/>
+    <w:rsid w:val="003E1609"/>
     <w:pPr>
       <w:tabs>
         <w:tab w:val="center" w:pos="4252"/>
@@ -27189,7 +27244,7 @@
     <w:basedOn w:val="Fontepargpadro"/>
     <w:link w:val="Cabealho"/>
     <w:uiPriority w:val="99"/>
-    <w:rsid w:val="00D75A86"/>
+    <w:rsid w:val="003E1609"/>
     <w:rPr>
       <w:rFonts w:ascii="Calibri" w:eastAsia="Calibri" w:hAnsi="Calibri" w:cs="Calibri"/>
       <w:lang w:val="pt-PT"/>
@@ -27201,7 +27256,7 @@
     <w:link w:val="RodapChar"/>
     <w:uiPriority w:val="99"/>
     <w:unhideWhenUsed/>
-    <w:rsid w:val="00D75A86"/>
+    <w:rsid w:val="003E1609"/>
     <w:pPr>
       <w:tabs>
         <w:tab w:val="center" w:pos="4252"/>
@@ -27214,23 +27269,10 @@
     <w:basedOn w:val="Fontepargpadro"/>
     <w:link w:val="Rodap"/>
     <w:uiPriority w:val="99"/>
-    <w:rsid w:val="00D75A86"/>
+    <w:rsid w:val="003E1609"/>
     <w:rPr>
       <w:rFonts w:ascii="Calibri" w:eastAsia="Calibri" w:hAnsi="Calibri" w:cs="Calibri"/>
       <w:lang w:val="pt-PT"/>
-    </w:rPr>
-  </w:style>
-  <w:style w:type="character" w:styleId="CdigoHTML">
-    <w:name w:val="HTML Code"/>
-    <w:basedOn w:val="Fontepargpadro"/>
-    <w:uiPriority w:val="99"/>
-    <w:semiHidden/>
-    <w:unhideWhenUsed/>
-    <w:rsid w:val="00B74649"/>
-    <w:rPr>
-      <w:rFonts w:ascii="Courier New" w:eastAsia="Times New Roman" w:hAnsi="Courier New" w:cs="Courier New"/>
-      <w:sz w:val="20"/>
-      <w:szCs w:val="20"/>
     </w:rPr>
   </w:style>
 </w:styles>

--- a/Template_Proposta.docx
+++ b/Template_Proposta.docx
@@ -520,60 +520,7 @@
               <w:rPr>
                 <w:sz w:val="20"/>
               </w:rPr>
-              <w:t>RAIZA</w:t>
-            </w:r>
-            <w:r>
-              <w:rPr>
-                <w:spacing w:val="-12"/>
-                <w:sz w:val="20"/>
-              </w:rPr>
-              <w:t xml:space="preserve"> </w:t>
-            </w:r>
-            <w:r>
-              <w:rPr>
-                <w:sz w:val="20"/>
-              </w:rPr>
-              <w:t>ANDREZA</w:t>
-            </w:r>
-            <w:r>
-              <w:rPr>
-                <w:spacing w:val="-11"/>
-                <w:sz w:val="20"/>
-              </w:rPr>
-              <w:t xml:space="preserve"> </w:t>
-            </w:r>
-            <w:r>
-              <w:rPr>
-                <w:sz w:val="20"/>
-              </w:rPr>
-              <w:t>ROCHA</w:t>
-            </w:r>
-            <w:r>
-              <w:rPr>
-                <w:spacing w:val="-11"/>
-                <w:sz w:val="20"/>
-              </w:rPr>
-              <w:t xml:space="preserve"> </w:t>
-            </w:r>
-            <w:r>
-              <w:rPr>
-                <w:sz w:val="20"/>
-              </w:rPr>
-              <w:t>DE</w:t>
-            </w:r>
-            <w:r>
-              <w:rPr>
-                <w:spacing w:val="-11"/>
-                <w:sz w:val="20"/>
-              </w:rPr>
-              <w:t xml:space="preserve"> </w:t>
-            </w:r>
-            <w:r>
-              <w:rPr>
-                <w:spacing w:val="-2"/>
-                <w:sz w:val="20"/>
-              </w:rPr>
-              <w:t>ARAUJO</w:t>
+              <w:t>{{RESPONSAVEL}}</w:t>
             </w:r>
             <w:r>
               <w:rPr>
@@ -4104,14 +4051,7 @@
                 <w:spacing w:val="-2"/>
                 <w:sz w:val="20"/>
               </w:rPr>
-              <w:t xml:space="preserve"> </w:t>
-            </w:r>
-            <w:r>
-              <w:rPr>
-                <w:spacing w:val="-2"/>
-                <w:sz w:val="20"/>
-              </w:rPr>
-              <w:t>{{DESCONTO}}</w:t>
+              <w:t xml:space="preserve"> {{DESCONTO}}</w:t>
             </w:r>
           </w:p>
         </w:tc>
@@ -27138,7 +27078,6 @@
   <w:style w:type="character" w:default="1" w:styleId="Fontepargpadro">
     <w:name w:val="Default Paragraph Font"/>
     <w:uiPriority w:val="1"/>
-    <w:semiHidden/>
     <w:unhideWhenUsed/>
   </w:style>
   <w:style w:type="table" w:default="1" w:styleId="Tabelanormal">

--- a/Template_Proposta.docx
+++ b/Template_Proposta.docx
@@ -1983,6 +1983,7 @@
             <w:pPr>
               <w:pStyle w:val="TableParagraph"/>
               <w:ind w:left="340" w:right="324" w:hanging="77"/>
+              <w:jc w:val="center"/>
               <w:rPr>
                 <w:sz w:val="20"/>
               </w:rPr>
@@ -2215,6 +2216,7 @@
             <w:pPr>
               <w:pStyle w:val="TableParagraph"/>
               <w:ind w:left="340" w:right="324" w:hanging="77"/>
+              <w:jc w:val="center"/>
               <w:rPr>
                 <w:sz w:val="20"/>
               </w:rPr>
@@ -2447,6 +2449,7 @@
             <w:pPr>
               <w:pStyle w:val="TableParagraph"/>
               <w:ind w:left="340" w:right="324" w:hanging="77"/>
+              <w:jc w:val="center"/>
               <w:rPr>
                 <w:sz w:val="20"/>
               </w:rPr>
@@ -2680,6 +2683,7 @@
             <w:pPr>
               <w:pStyle w:val="TableParagraph"/>
               <w:ind w:left="340" w:right="324" w:hanging="77"/>
+              <w:jc w:val="center"/>
               <w:rPr>
                 <w:sz w:val="20"/>
               </w:rPr>
@@ -2912,6 +2916,7 @@
             <w:pPr>
               <w:pStyle w:val="TableParagraph"/>
               <w:ind w:left="340" w:right="324" w:hanging="77"/>
+              <w:jc w:val="center"/>
               <w:rPr>
                 <w:sz w:val="20"/>
               </w:rPr>
@@ -3144,6 +3149,7 @@
             <w:pPr>
               <w:pStyle w:val="TableParagraph"/>
               <w:ind w:left="340" w:right="324" w:hanging="77"/>
+              <w:jc w:val="center"/>
               <w:rPr>
                 <w:sz w:val="20"/>
               </w:rPr>
@@ -3376,6 +3382,7 @@
             <w:pPr>
               <w:pStyle w:val="TableParagraph"/>
               <w:ind w:left="340" w:right="324" w:hanging="77"/>
+              <w:jc w:val="center"/>
               <w:rPr>
                 <w:sz w:val="20"/>
               </w:rPr>
@@ -3608,6 +3615,7 @@
             <w:pPr>
               <w:pStyle w:val="TableParagraph"/>
               <w:ind w:left="340" w:right="324" w:hanging="77"/>
+              <w:jc w:val="center"/>
               <w:rPr>
                 <w:sz w:val="20"/>
               </w:rPr>
@@ -3828,6 +3836,7 @@
             <w:pPr>
               <w:pStyle w:val="TableParagraph"/>
               <w:ind w:left="340" w:right="324" w:hanging="77"/>
+              <w:jc w:val="center"/>
               <w:rPr>
                 <w:sz w:val="20"/>
               </w:rPr>
@@ -4992,13 +5001,7 @@
               <w:t xml:space="preserve"> </w:t>
             </w:r>
             <w:r>
-              <w:t>executado</w:t>
-            </w:r>
-            <w:r>
-              <w:t xml:space="preserve"> </w:t>
-            </w:r>
-            <w:r>
-              <w:t>da</w:t>
+              <w:t>executado da</w:t>
             </w:r>
             <w:r>
               <w:rPr>
